--- a/reports/giai-thich-mo-hinh-kien-truc-fruitstorechatbotai.docx
+++ b/reports/giai-thich-mo-hinh-kien-truc-fruitstorechatbotai.docx
@@ -12,6 +12,7 @@
           <w:b/>
           <w:color w:val="2E74B5"/>
           <w:sz w:val="22"/>
+          <w:noProof/>
         </w:rPr>
         <w:t>PHỤ LỤC KỸ THUẬT</w:t>
       </w:r>
@@ -26,6 +27,7 @@
           <w:b/>
           <w:color w:val="1C2024"/>
           <w:sz w:val="50"/>
+          <w:noProof/>
         </w:rPr>
         <w:t>Cách hoạt động của mô hình, pipeline và kiến trúc</w:t>
       </w:r>
@@ -39,6 +41,7 @@
           <w:rFonts w:ascii="Calibri" w:hAnsi="Calibri"/>
           <w:color w:val="56606E"/>
           <w:sz w:val="26"/>
+          <w:noProof/>
         </w:rPr>
         <w:t>Dự án FruitStoreChatbotAI - Giải thích bằng ví dụ input/output</w:t>
       </w:r>
@@ -69,13 +72,18 @@
             <w:pPr>
               <w:spacing w:after="0"/>
             </w:pPr>
-            <w:r/>
+            <w:r>
+              <w:rPr>
+                <w:noProof/>
+              </w:rPr>
+            </w:r>
             <w:r>
               <w:rPr>
                 <w:rFonts w:ascii="Calibri" w:hAnsi="Calibri"/>
                 <w:b/>
                 <w:color w:val="1F4D78"/>
                 <w:sz w:val="19"/>
+                <w:noProof/>
               </w:rPr>
               <w:t>Mục đích</w:t>
             </w:r>
@@ -90,12 +98,17 @@
             <w:pPr>
               <w:spacing w:after="0"/>
             </w:pPr>
-            <w:r/>
+            <w:r>
+              <w:rPr>
+                <w:noProof/>
+              </w:rPr>
+            </w:r>
             <w:r>
               <w:rPr>
                 <w:rFonts w:ascii="Calibri" w:hAnsi="Calibri"/>
                 <w:b w:val="0"/>
                 <w:sz w:val="19"/>
+                <w:noProof/>
               </w:rPr>
               <w:t>Giải thích cách các mô hình và công nghệ trong dự án phối hợp để hiểu câu hỏi, truy xuất dữ liệu, tư vấn sản phẩm và trả lời qua Messenger.</w:t>
             </w:r>
@@ -112,13 +125,18 @@
             <w:pPr>
               <w:spacing w:after="0"/>
             </w:pPr>
-            <w:r/>
+            <w:r>
+              <w:rPr>
+                <w:noProof/>
+              </w:rPr>
+            </w:r>
             <w:r>
               <w:rPr>
                 <w:rFonts w:ascii="Calibri" w:hAnsi="Calibri"/>
                 <w:b/>
                 <w:color w:val="1F4D78"/>
                 <w:sz w:val="19"/>
+                <w:noProof/>
               </w:rPr>
               <w:t>Đối tượng đọc</w:t>
             </w:r>
@@ -133,12 +151,17 @@
             <w:pPr>
               <w:spacing w:after="0"/>
             </w:pPr>
-            <w:r/>
+            <w:r>
+              <w:rPr>
+                <w:noProof/>
+              </w:rPr>
+            </w:r>
             <w:r>
               <w:rPr>
                 <w:rFonts w:ascii="Calibri" w:hAnsi="Calibri"/>
                 <w:b w:val="0"/>
                 <w:sz w:val="19"/>
+                <w:noProof/>
               </w:rPr>
               <w:t>Người phát triển dự án, người vận hành fanpage, người cần trình bày kiến trúc chatbot trong báo cáo/khoá luận/demo.</w:t>
             </w:r>
@@ -155,13 +178,18 @@
             <w:pPr>
               <w:spacing w:after="0"/>
             </w:pPr>
-            <w:r/>
+            <w:r>
+              <w:rPr>
+                <w:noProof/>
+              </w:rPr>
+            </w:r>
             <w:r>
               <w:rPr>
                 <w:rFonts w:ascii="Calibri" w:hAnsi="Calibri"/>
                 <w:b/>
                 <w:color w:val="1F4D78"/>
                 <w:sz w:val="19"/>
+                <w:noProof/>
               </w:rPr>
               <w:t>Ngày lập</w:t>
             </w:r>
@@ -176,14 +204,19 @@
             <w:pPr>
               <w:spacing w:after="0"/>
             </w:pPr>
-            <w:r/>
+            <w:r>
+              <w:rPr>
+                <w:noProof/>
+              </w:rPr>
+            </w:r>
             <w:r>
               <w:rPr>
                 <w:rFonts w:ascii="Calibri" w:hAnsi="Calibri"/>
                 <w:b w:val="0"/>
                 <w:sz w:val="19"/>
-              </w:rPr>
-              <w:t>04/06/2026</w:t>
+                <w:noProof/>
+              </w:rPr>
+              <w:t>07/06/2026</w:t>
             </w:r>
           </w:p>
         </w:tc>
@@ -198,13 +231,18 @@
             <w:pPr>
               <w:spacing w:after="0"/>
             </w:pPr>
-            <w:r/>
+            <w:r>
+              <w:rPr>
+                <w:noProof/>
+              </w:rPr>
+            </w:r>
             <w:r>
               <w:rPr>
                 <w:rFonts w:ascii="Calibri" w:hAnsi="Calibri"/>
                 <w:b/>
                 <w:color w:val="1F4D78"/>
                 <w:sz w:val="19"/>
+                <w:noProof/>
               </w:rPr>
               <w:t>Phạm vi</w:t>
             </w:r>
@@ -219,14 +257,19 @@
             <w:pPr>
               <w:spacing w:after="0"/>
             </w:pPr>
-            <w:r/>
+            <w:r>
+              <w:rPr>
+                <w:noProof/>
+              </w:rPr>
+            </w:r>
             <w:r>
               <w:rPr>
                 <w:rFonts w:ascii="Calibri" w:hAnsi="Calibri"/>
                 <w:b w:val="0"/>
                 <w:sz w:val="19"/>
-              </w:rPr>
-              <w:t>Router nhiều lớp, labeled examples, zero-shot/embedding fallback, RAG/embedding, reranker, recommendation scoring, memory, ETA giao hàng, LM Studio rewrite, webhook Messenger, admin cập nhật dữ liệu.</w:t>
+                <w:noProof/>
+              </w:rPr>
+              <w:t>Pretrained zero-shot router bắt buộc, rule guard, BGE-M3 RAG, BGE reranker, recommendation scoring, memory, ETA giao hàng, LM Studio bắt buộc, readiness frontend, webhook Messenger và admin.</w:t>
             </w:r>
           </w:p>
         </w:tc>
@@ -265,13 +308,18 @@
             <w:pPr>
               <w:spacing w:after="60"/>
             </w:pPr>
-            <w:r/>
+            <w:r>
+              <w:rPr>
+                <w:noProof/>
+              </w:rPr>
+            </w:r>
             <w:r>
               <w:rPr>
                 <w:rFonts w:ascii="Calibri" w:hAnsi="Calibri"/>
                 <w:b/>
                 <w:color w:val="1F4D78"/>
                 <w:sz w:val="21"/>
+                <w:noProof/>
               </w:rPr>
               <w:t xml:space="preserve">Cách đọc tài liệu: </w:t>
             </w:r>
@@ -279,6 +327,7 @@
               <w:rPr>
                 <w:rFonts w:ascii="Calibri" w:hAnsi="Calibri"/>
                 <w:sz w:val="21"/>
+                <w:noProof/>
               </w:rPr>
               <w:t>Tài liệu này đi theo một câu hỏi của khách từ lúc đi vào hệ thống tới lúc chatbot trả lời. Mỗi thành phần được giải thích bằng vai trò, dữ liệu đầu vào, cách xử lý, dữ liệu đầu ra và ví dụ cụ thể.</w:t>
             </w:r>
@@ -289,6 +338,9 @@
     <w:p/>
     <w:p>
       <w:r>
+        <w:rPr>
+          <w:noProof/>
+        </w:rPr>
         <w:br w:type="page"/>
       </w:r>
     </w:p>
@@ -298,6 +350,9 @@
         <w:keepNext/>
       </w:pPr>
       <w:r>
+        <w:rPr>
+          <w:noProof/>
+        </w:rPr>
         <w:t>1. Bức tranh tổng thể</w:t>
       </w:r>
     </w:p>
@@ -305,8 +360,9 @@
       <w:r>
         <w:rPr>
           <w:rFonts w:ascii="Calibri" w:hAnsi="Calibri"/>
+          <w:noProof/>
         </w:rPr>
-        <w:t>FruitStoreChatbotAI không dùng một mô hình duy nhất để trả lời mọi thứ. Dự án dùng kiến trúc nhiều lớp: lớp đầu vào chuẩn hoá câu hỏi, lớp router nhận dạng ý định, lớp dữ liệu truy xuất sản phẩm/FAQ, lớp recommendation tính điểm sản phẩm, lớp LLM viết lại câu trả lời và lớp guard kiểm tra lại dữ kiện. Cách làm này giúp chatbot vừa linh hoạt như AI, vừa giữ được độ chính xác của dữ liệu cửa hàng.</w:t>
+        <w:t>FruitStoreChatbotAI không dùng một mô hình duy nhất để trả lời mọi thứ. Dự án dùng kiến trúc nhiều lớp và bắt buộc có pretrained AI cùng LM Studio: router semantic hiểu ý định, BGE-M3 truy xuất dữ liệu, BGE reranker xếp hạng lại, agent nghiệp vụ tạo câu trả lời nền, LM Studio diễn đạt và guard kiểm tra dữ kiện. Database vẫn là nguồn chân lý cho giá, tồn kho và thông tin sản phẩm.</w:t>
       </w:r>
     </w:p>
     <w:tbl>
@@ -341,12 +397,17 @@
             <w:pPr>
               <w:spacing w:after="0"/>
             </w:pPr>
-            <w:r/>
+            <w:r>
+              <w:rPr>
+                <w:noProof/>
+              </w:rPr>
+            </w:r>
             <w:r>
               <w:rPr>
                 <w:rFonts w:ascii="Consolas" w:hAnsi="Consolas"/>
                 <w:color w:val="0F172A"/>
                 <w:sz w:val="18"/>
+                <w:noProof/>
               </w:rPr>
               <w:t>Input người dùng</w:t>
             </w:r>
@@ -360,6 +421,7 @@
                 <w:rFonts w:ascii="Consolas" w:hAnsi="Consolas"/>
                 <w:color w:val="0F172A"/>
                 <w:sz w:val="18"/>
+                <w:noProof/>
               </w:rPr>
               <w:t xml:space="preserve">  -&gt; Chuẩn hoá tiếng Việt/không dấu + alias trái cây</w:t>
             </w:r>
@@ -373,8 +435,9 @@
                 <w:rFonts w:ascii="Consolas" w:hAnsi="Consolas"/>
                 <w:color w:val="0F172A"/>
                 <w:sz w:val="18"/>
-              </w:rPr>
-              <w:t xml:space="preserve">  -&gt; RouterAgent: heuristic/rule guard -&gt; labeled examples -&gt; zero-shot/embedding fallback</w:t>
+                <w:noProof/>
+              </w:rPr>
+              <w:t xml:space="preserve">  -&gt; RouterAgent: luôn chạy pretrained zero-shot -&gt; rule/labeled guard chọn intent cuối</w:t>
             </w:r>
           </w:p>
           <w:p>
@@ -386,6 +449,7 @@
                 <w:rFonts w:ascii="Consolas" w:hAnsi="Consolas"/>
                 <w:color w:val="0F172A"/>
                 <w:sz w:val="18"/>
+                <w:noProof/>
               </w:rPr>
               <w:t xml:space="preserve">  -&gt; Chọn nhánh xử lý theo intent</w:t>
             </w:r>
@@ -399,6 +463,7 @@
                 <w:rFonts w:ascii="Consolas" w:hAnsi="Consolas"/>
                 <w:color w:val="0F172A"/>
                 <w:sz w:val="18"/>
+                <w:noProof/>
               </w:rPr>
               <w:t xml:space="preserve">  -&gt; InventoryAgent / FAQAgent + Delivery ETA / RecommendationAgent</w:t>
             </w:r>
@@ -412,6 +477,7 @@
                 <w:rFonts w:ascii="Consolas" w:hAnsi="Consolas"/>
                 <w:color w:val="0F172A"/>
                 <w:sz w:val="18"/>
+                <w:noProof/>
               </w:rPr>
               <w:t xml:space="preserve">  -&gt; HybridRetriever: RAG context + citations</w:t>
             </w:r>
@@ -425,6 +491,7 @@
                 <w:rFonts w:ascii="Consolas" w:hAnsi="Consolas"/>
                 <w:color w:val="0F172A"/>
                 <w:sz w:val="18"/>
+                <w:noProof/>
               </w:rPr>
               <w:t xml:space="preserve">  -&gt; ResponseRewriter: LM Studio viết lại ngắn gọn, không bịa dữ kiện</w:t>
             </w:r>
@@ -438,6 +505,7 @@
                 <w:rFonts w:ascii="Consolas" w:hAnsi="Consolas"/>
                 <w:color w:val="0F172A"/>
                 <w:sz w:val="18"/>
+                <w:noProof/>
               </w:rPr>
               <w:t xml:space="preserve">  -&gt; Validation guard sửa câu trả lời nếu lệch dữ kiện</w:t>
             </w:r>
@@ -451,6 +519,7 @@
                 <w:rFonts w:ascii="Consolas" w:hAnsi="Consolas"/>
                 <w:color w:val="0F172A"/>
                 <w:sz w:val="18"/>
+                <w:noProof/>
               </w:rPr>
               <w:t xml:space="preserve">  -&gt; Output JSON hoặc Messenger reply</w:t>
             </w:r>
@@ -494,13 +563,18 @@
             <w:pPr>
               <w:spacing w:after="0"/>
             </w:pPr>
-            <w:r/>
+            <w:r>
+              <w:rPr>
+                <w:noProof/>
+              </w:rPr>
+            </w:r>
             <w:r>
               <w:rPr>
                 <w:rFonts w:ascii="Calibri" w:hAnsi="Calibri"/>
                 <w:b/>
                 <w:color w:val="1F4D78"/>
                 <w:sz w:val="19"/>
+                <w:noProof/>
               </w:rPr>
               <w:t>Lớp</w:t>
             </w:r>
@@ -522,13 +596,18 @@
             <w:pPr>
               <w:spacing w:after="0"/>
             </w:pPr>
-            <w:r/>
+            <w:r>
+              <w:rPr>
+                <w:noProof/>
+              </w:rPr>
+            </w:r>
             <w:r>
               <w:rPr>
                 <w:rFonts w:ascii="Calibri" w:hAnsi="Calibri"/>
                 <w:b/>
                 <w:color w:val="1F4D78"/>
                 <w:sz w:val="19"/>
+                <w:noProof/>
               </w:rPr>
               <w:t>Nhiệm vụ</w:t>
             </w:r>
@@ -550,13 +629,18 @@
             <w:pPr>
               <w:spacing w:after="0"/>
             </w:pPr>
-            <w:r/>
+            <w:r>
+              <w:rPr>
+                <w:noProof/>
+              </w:rPr>
+            </w:r>
             <w:r>
               <w:rPr>
                 <w:rFonts w:ascii="Calibri" w:hAnsi="Calibri"/>
                 <w:b/>
                 <w:color w:val="1F4D78"/>
                 <w:sz w:val="19"/>
+                <w:noProof/>
               </w:rPr>
               <w:t>Input</w:t>
             </w:r>
@@ -578,13 +662,18 @@
             <w:pPr>
               <w:spacing w:after="0"/>
             </w:pPr>
-            <w:r/>
+            <w:r>
+              <w:rPr>
+                <w:noProof/>
+              </w:rPr>
+            </w:r>
             <w:r>
               <w:rPr>
                 <w:rFonts w:ascii="Calibri" w:hAnsi="Calibri"/>
                 <w:b/>
                 <w:color w:val="1F4D78"/>
                 <w:sz w:val="19"/>
+                <w:noProof/>
               </w:rPr>
               <w:t>Output</w:t>
             </w:r>
@@ -600,12 +689,17 @@
             <w:pPr>
               <w:spacing w:after="0"/>
             </w:pPr>
-            <w:r/>
+            <w:r>
+              <w:rPr>
+                <w:noProof/>
+              </w:rPr>
+            </w:r>
             <w:r>
               <w:rPr>
                 <w:rFonts w:ascii="Calibri" w:hAnsi="Calibri"/>
                 <w:b w:val="0"/>
                 <w:sz w:val="19"/>
+                <w:noProof/>
               </w:rPr>
               <w:t>Text normalization</w:t>
             </w:r>
@@ -619,12 +713,17 @@
             <w:pPr>
               <w:spacing w:after="0"/>
             </w:pPr>
-            <w:r/>
+            <w:r>
+              <w:rPr>
+                <w:noProof/>
+              </w:rPr>
+            </w:r>
             <w:r>
               <w:rPr>
                 <w:rFonts w:ascii="Calibri" w:hAnsi="Calibri"/>
                 <w:b w:val="0"/>
                 <w:sz w:val="19"/>
+                <w:noProof/>
               </w:rPr>
               <w:t>Đưa câu hỏi về dạng dễ so khớp.</w:t>
             </w:r>
@@ -638,12 +737,17 @@
             <w:pPr>
               <w:spacing w:after="0"/>
             </w:pPr>
-            <w:r/>
+            <w:r>
+              <w:rPr>
+                <w:noProof/>
+              </w:rPr>
+            </w:r>
             <w:r>
               <w:rPr>
                 <w:rFonts w:ascii="Calibri" w:hAnsi="Calibri"/>
                 <w:b w:val="0"/>
                 <w:sz w:val="19"/>
+                <w:noProof/>
               </w:rPr>
               <w:t>Cam Úc còn ko?</w:t>
             </w:r>
@@ -657,12 +761,17 @@
             <w:pPr>
               <w:spacing w:after="0"/>
             </w:pPr>
-            <w:r/>
+            <w:r>
+              <w:rPr>
+                <w:noProof/>
+              </w:rPr>
+            </w:r>
             <w:r>
               <w:rPr>
                 <w:rFonts w:ascii="Calibri" w:hAnsi="Calibri"/>
                 <w:b w:val="0"/>
                 <w:sz w:val="19"/>
+                <w:noProof/>
               </w:rPr>
               <w:t>cam uc con ko</w:t>
             </w:r>
@@ -678,12 +787,17 @@
             <w:pPr>
               <w:spacing w:after="0"/>
             </w:pPr>
-            <w:r/>
+            <w:r>
+              <w:rPr>
+                <w:noProof/>
+              </w:rPr>
+            </w:r>
             <w:r>
               <w:rPr>
                 <w:rFonts w:ascii="Calibri" w:hAnsi="Calibri"/>
                 <w:b w:val="0"/>
                 <w:sz w:val="19"/>
+                <w:noProof/>
               </w:rPr>
               <w:t>Intent router</w:t>
             </w:r>
@@ -697,14 +811,19 @@
             <w:pPr>
               <w:spacing w:after="0"/>
             </w:pPr>
-            <w:r/>
+            <w:r>
+              <w:rPr>
+                <w:noProof/>
+              </w:rPr>
+            </w:r>
             <w:r>
               <w:rPr>
                 <w:rFonts w:ascii="Calibri" w:hAnsi="Calibri"/>
                 <w:b w:val="0"/>
                 <w:sz w:val="19"/>
-              </w:rPr>
-              <w:t>Xác định người dùng đang hỏi gì bằng heuristic/rule, labeled examples và model fallback.</w:t>
+                <w:noProof/>
+              </w:rPr>
+              <w:t>Luôn chạy pretrained semantic model; rule/labeled guard có thể ghi đè khi tín hiệu nghiệp vụ rõ.</w:t>
             </w:r>
           </w:p>
         </w:tc>
@@ -716,12 +835,17 @@
             <w:pPr>
               <w:spacing w:after="0"/>
             </w:pPr>
-            <w:r/>
+            <w:r>
+              <w:rPr>
+                <w:noProof/>
+              </w:rPr>
+            </w:r>
             <w:r>
               <w:rPr>
                 <w:rFonts w:ascii="Calibri" w:hAnsi="Calibri"/>
                 <w:b w:val="0"/>
                 <w:sz w:val="19"/>
+                <w:noProof/>
               </w:rPr>
               <w:t>cam còn không</w:t>
             </w:r>
@@ -735,12 +859,17 @@
             <w:pPr>
               <w:spacing w:after="0"/>
             </w:pPr>
-            <w:r/>
+            <w:r>
+              <w:rPr>
+                <w:noProof/>
+              </w:rPr>
+            </w:r>
             <w:r>
               <w:rPr>
                 <w:rFonts w:ascii="Calibri" w:hAnsi="Calibri"/>
                 <w:b w:val="0"/>
                 <w:sz w:val="19"/>
+                <w:noProof/>
               </w:rPr>
               <w:t>inventory_check</w:t>
             </w:r>
@@ -756,12 +885,17 @@
             <w:pPr>
               <w:spacing w:after="0"/>
             </w:pPr>
-            <w:r/>
+            <w:r>
+              <w:rPr>
+                <w:noProof/>
+              </w:rPr>
+            </w:r>
             <w:r>
               <w:rPr>
                 <w:rFonts w:ascii="Calibri" w:hAnsi="Calibri"/>
                 <w:b w:val="0"/>
                 <w:sz w:val="19"/>
+                <w:noProof/>
               </w:rPr>
               <w:t>Business agent</w:t>
             </w:r>
@@ -775,12 +909,17 @@
             <w:pPr>
               <w:spacing w:after="0"/>
             </w:pPr>
-            <w:r/>
+            <w:r>
+              <w:rPr>
+                <w:noProof/>
+              </w:rPr>
+            </w:r>
             <w:r>
               <w:rPr>
                 <w:rFonts w:ascii="Calibri" w:hAnsi="Calibri"/>
                 <w:b w:val="0"/>
                 <w:sz w:val="19"/>
+                <w:noProof/>
               </w:rPr>
               <w:t>Tạo câu trả lời nền theo dữ liệu thật.</w:t>
             </w:r>
@@ -794,12 +933,17 @@
             <w:pPr>
               <w:spacing w:after="0"/>
             </w:pPr>
-            <w:r/>
+            <w:r>
+              <w:rPr>
+                <w:noProof/>
+              </w:rPr>
+            </w:r>
             <w:r>
               <w:rPr>
                 <w:rFonts w:ascii="Calibri" w:hAnsi="Calibri"/>
                 <w:b w:val="0"/>
                 <w:sz w:val="19"/>
+                <w:noProof/>
               </w:rPr>
               <w:t>inventory_check + cam</w:t>
             </w:r>
@@ -813,12 +957,17 @@
             <w:pPr>
               <w:spacing w:after="0"/>
             </w:pPr>
-            <w:r/>
+            <w:r>
+              <w:rPr>
+                <w:noProof/>
+              </w:rPr>
+            </w:r>
             <w:r>
               <w:rPr>
                 <w:rFonts w:ascii="Calibri" w:hAnsi="Calibri"/>
                 <w:b w:val="0"/>
                 <w:sz w:val="19"/>
+                <w:noProof/>
               </w:rPr>
               <w:t>Cam còn 25, giá 65.000đ.</w:t>
             </w:r>
@@ -834,12 +983,17 @@
             <w:pPr>
               <w:spacing w:after="0"/>
             </w:pPr>
-            <w:r/>
+            <w:r>
+              <w:rPr>
+                <w:noProof/>
+              </w:rPr>
+            </w:r>
             <w:r>
               <w:rPr>
                 <w:rFonts w:ascii="Calibri" w:hAnsi="Calibri"/>
                 <w:b w:val="0"/>
                 <w:sz w:val="19"/>
+                <w:noProof/>
               </w:rPr>
               <w:t>RAG</w:t>
             </w:r>
@@ -853,12 +1007,17 @@
             <w:pPr>
               <w:spacing w:after="0"/>
             </w:pPr>
-            <w:r/>
+            <w:r>
+              <w:rPr>
+                <w:noProof/>
+              </w:rPr>
+            </w:r>
             <w:r>
               <w:rPr>
                 <w:rFonts w:ascii="Calibri" w:hAnsi="Calibri"/>
                 <w:b w:val="0"/>
                 <w:sz w:val="19"/>
+                <w:noProof/>
               </w:rPr>
               <w:t>Cung cấp ngữ cảnh sản phẩm/FAQ liên quan.</w:t>
             </w:r>
@@ -872,12 +1031,17 @@
             <w:pPr>
               <w:spacing w:after="0"/>
             </w:pPr>
-            <w:r/>
+            <w:r>
+              <w:rPr>
+                <w:noProof/>
+              </w:rPr>
+            </w:r>
             <w:r>
               <w:rPr>
                 <w:rFonts w:ascii="Calibri" w:hAnsi="Calibri"/>
                 <w:b w:val="0"/>
                 <w:sz w:val="19"/>
+                <w:noProof/>
               </w:rPr>
               <w:t>query + product index</w:t>
             </w:r>
@@ -891,12 +1055,17 @@
             <w:pPr>
               <w:spacing w:after="0"/>
             </w:pPr>
-            <w:r/>
+            <w:r>
+              <w:rPr>
+                <w:noProof/>
+              </w:rPr>
+            </w:r>
             <w:r>
               <w:rPr>
                 <w:rFonts w:ascii="Calibri" w:hAnsi="Calibri"/>
                 <w:b w:val="0"/>
                 <w:sz w:val="19"/>
+                <w:noProof/>
               </w:rPr>
               <w:t>snippet/citation liên quan</w:t>
             </w:r>
@@ -912,12 +1081,17 @@
             <w:pPr>
               <w:spacing w:after="0"/>
             </w:pPr>
-            <w:r/>
+            <w:r>
+              <w:rPr>
+                <w:noProof/>
+              </w:rPr>
+            </w:r>
             <w:r>
               <w:rPr>
                 <w:rFonts w:ascii="Calibri" w:hAnsi="Calibri"/>
                 <w:b w:val="0"/>
                 <w:sz w:val="19"/>
+                <w:noProof/>
               </w:rPr>
               <w:t>LLM rewrite</w:t>
             </w:r>
@@ -931,12 +1105,17 @@
             <w:pPr>
               <w:spacing w:after="0"/>
             </w:pPr>
-            <w:r/>
+            <w:r>
+              <w:rPr>
+                <w:noProof/>
+              </w:rPr>
+            </w:r>
             <w:r>
               <w:rPr>
                 <w:rFonts w:ascii="Calibri" w:hAnsi="Calibri"/>
                 <w:b w:val="0"/>
                 <w:sz w:val="19"/>
+                <w:noProof/>
               </w:rPr>
               <w:t>Viết lại cho tự nhiên, ngắn, vui tươi.</w:t>
             </w:r>
@@ -950,12 +1129,17 @@
             <w:pPr>
               <w:spacing w:after="0"/>
             </w:pPr>
-            <w:r/>
+            <w:r>
+              <w:rPr>
+                <w:noProof/>
+              </w:rPr>
+            </w:r>
             <w:r>
               <w:rPr>
                 <w:rFonts w:ascii="Calibri" w:hAnsi="Calibri"/>
                 <w:b w:val="0"/>
                 <w:sz w:val="19"/>
+                <w:noProof/>
               </w:rPr>
               <w:t>base_answer + RAG</w:t>
             </w:r>
@@ -969,12 +1153,17 @@
             <w:pPr>
               <w:spacing w:after="0"/>
             </w:pPr>
-            <w:r/>
+            <w:r>
+              <w:rPr>
+                <w:noProof/>
+              </w:rPr>
+            </w:r>
             <w:r>
               <w:rPr>
                 <w:rFonts w:ascii="Calibri" w:hAnsi="Calibri"/>
                 <w:b w:val="0"/>
                 <w:sz w:val="19"/>
+                <w:noProof/>
               </w:rPr>
               <w:t>Có nhé, Cam Úc còn 25...</w:t>
             </w:r>
@@ -990,12 +1179,17 @@
             <w:pPr>
               <w:spacing w:after="0"/>
             </w:pPr>
-            <w:r/>
+            <w:r>
+              <w:rPr>
+                <w:noProof/>
+              </w:rPr>
+            </w:r>
             <w:r>
               <w:rPr>
                 <w:rFonts w:ascii="Calibri" w:hAnsi="Calibri"/>
                 <w:b w:val="0"/>
                 <w:sz w:val="19"/>
+                <w:noProof/>
               </w:rPr>
               <w:t>Guard</w:t>
             </w:r>
@@ -1009,12 +1203,17 @@
             <w:pPr>
               <w:spacing w:after="0"/>
             </w:pPr>
-            <w:r/>
+            <w:r>
+              <w:rPr>
+                <w:noProof/>
+              </w:rPr>
+            </w:r>
             <w:r>
               <w:rPr>
                 <w:rFonts w:ascii="Calibri" w:hAnsi="Calibri"/>
                 <w:b w:val="0"/>
                 <w:sz w:val="19"/>
+                <w:noProof/>
               </w:rPr>
               <w:t>Kiểm tra entity, giá, ngân sách sau khi LLM viết.</w:t>
             </w:r>
@@ -1028,12 +1227,17 @@
             <w:pPr>
               <w:spacing w:after="0"/>
             </w:pPr>
-            <w:r/>
+            <w:r>
+              <w:rPr>
+                <w:noProof/>
+              </w:rPr>
+            </w:r>
             <w:r>
               <w:rPr>
                 <w:rFonts w:ascii="Calibri" w:hAnsi="Calibri"/>
                 <w:b w:val="0"/>
                 <w:sz w:val="19"/>
+                <w:noProof/>
               </w:rPr>
               <w:t>answer + products</w:t>
             </w:r>
@@ -1047,12 +1251,17 @@
             <w:pPr>
               <w:spacing w:after="0"/>
             </w:pPr>
-            <w:r/>
+            <w:r>
+              <w:rPr>
+                <w:noProof/>
+              </w:rPr>
+            </w:r>
             <w:r>
               <w:rPr>
                 <w:rFonts w:ascii="Calibri" w:hAnsi="Calibri"/>
                 <w:b w:val="0"/>
                 <w:sz w:val="19"/>
+                <w:noProof/>
               </w:rPr>
               <w:t>answer đã sửa nếu cần</w:t>
             </w:r>
@@ -1067,6 +1276,9 @@
         <w:keepNext/>
       </w:pPr>
       <w:r>
+        <w:rPr>
+          <w:noProof/>
+        </w:rPr>
         <w:t>2. Vì sao không để LLM tự trả lời trực tiếp?</w:t>
       </w:r>
     </w:p>
@@ -1074,6 +1286,7 @@
       <w:r>
         <w:rPr>
           <w:rFonts w:ascii="Calibri" w:hAnsi="Calibri"/>
+          <w:noProof/>
         </w:rPr>
         <w:t>Nếu đưa thẳng câu hỏi của khách vào LLM và yêu cầu trả lời, chatbot có thể nói rất tự nhiên nhưng dễ bịa giá, bịa tồn kho hoặc tư vấn sản phẩm không có trong shop. Với bài toán bán hàng, dữ kiện như giá và tồn kho phải tuyệt đối bám database. Vì vậy dự án dùng LLM ở cuối pipeline, sau khi hệ thống đã có câu trả lời nền từ dữ liệu thật.</w:t>
       </w:r>
@@ -1085,6 +1298,7 @@
       <w:r>
         <w:rPr>
           <w:rFonts w:ascii="Calibri" w:hAnsi="Calibri"/>
+          <w:noProof/>
         </w:rPr>
         <w:t>Database là nguồn chân lý cho giá, tồn kho, tên sản phẩm và thuộc tính sản phẩm.</w:t>
       </w:r>
@@ -1096,6 +1310,7 @@
       <w:r>
         <w:rPr>
           <w:rFonts w:ascii="Calibri" w:hAnsi="Calibri"/>
+          <w:noProof/>
         </w:rPr>
         <w:t>Rule/agent nghiệp vụ quyết định câu trả lời đúng về mặt dữ liệu.</w:t>
       </w:r>
@@ -1107,6 +1322,7 @@
       <w:r>
         <w:rPr>
           <w:rFonts w:ascii="Calibri" w:hAnsi="Calibri"/>
+          <w:noProof/>
         </w:rPr>
         <w:t>LLM chỉ giúp câu trả lời mượt hơn, ngắn hơn, có giọng điệu thân thiện và suy luận khu vực giao hàng khi rule chưa đủ.</w:t>
       </w:r>
@@ -1118,6 +1334,7 @@
       <w:r>
         <w:rPr>
           <w:rFonts w:ascii="Calibri" w:hAnsi="Calibri"/>
+          <w:noProof/>
         </w:rPr>
         <w:t>Validation guard kiểm tra lại để hạn chế LLM bỏ sót sản phẩm hoặc trả giá ngoài ngân sách.</w:t>
       </w:r>
@@ -1156,13 +1373,18 @@
             <w:pPr>
               <w:spacing w:after="0"/>
             </w:pPr>
-            <w:r/>
+            <w:r>
+              <w:rPr>
+                <w:noProof/>
+              </w:rPr>
+            </w:r>
             <w:r>
               <w:rPr>
                 <w:rFonts w:ascii="Calibri" w:hAnsi="Calibri"/>
                 <w:b/>
                 <w:color w:val="1F4D78"/>
                 <w:sz w:val="19"/>
+                <w:noProof/>
               </w:rPr>
               <w:t>Cách làm</w:t>
             </w:r>
@@ -1184,13 +1406,18 @@
             <w:pPr>
               <w:spacing w:after="0"/>
             </w:pPr>
-            <w:r/>
+            <w:r>
+              <w:rPr>
+                <w:noProof/>
+              </w:rPr>
+            </w:r>
             <w:r>
               <w:rPr>
                 <w:rFonts w:ascii="Calibri" w:hAnsi="Calibri"/>
                 <w:b/>
                 <w:color w:val="1F4D78"/>
                 <w:sz w:val="19"/>
+                <w:noProof/>
               </w:rPr>
               <w:t>Ưu điểm</w:t>
             </w:r>
@@ -1212,13 +1439,18 @@
             <w:pPr>
               <w:spacing w:after="0"/>
             </w:pPr>
-            <w:r/>
+            <w:r>
+              <w:rPr>
+                <w:noProof/>
+              </w:rPr>
+            </w:r>
             <w:r>
               <w:rPr>
                 <w:rFonts w:ascii="Calibri" w:hAnsi="Calibri"/>
                 <w:b/>
                 <w:color w:val="1F4D78"/>
                 <w:sz w:val="19"/>
+                <w:noProof/>
               </w:rPr>
               <w:t>Rủi ro</w:t>
             </w:r>
@@ -1234,12 +1466,17 @@
             <w:pPr>
               <w:spacing w:after="0"/>
             </w:pPr>
-            <w:r/>
+            <w:r>
+              <w:rPr>
+                <w:noProof/>
+              </w:rPr>
+            </w:r>
             <w:r>
               <w:rPr>
                 <w:rFonts w:ascii="Calibri" w:hAnsi="Calibri"/>
                 <w:b w:val="0"/>
                 <w:sz w:val="19"/>
+                <w:noProof/>
               </w:rPr>
               <w:t>LLM trả lời trực tiếp</w:t>
             </w:r>
@@ -1253,12 +1490,17 @@
             <w:pPr>
               <w:spacing w:after="0"/>
             </w:pPr>
-            <w:r/>
+            <w:r>
+              <w:rPr>
+                <w:noProof/>
+              </w:rPr>
+            </w:r>
             <w:r>
               <w:rPr>
                 <w:rFonts w:ascii="Calibri" w:hAnsi="Calibri"/>
                 <w:b w:val="0"/>
                 <w:sz w:val="19"/>
+                <w:noProof/>
               </w:rPr>
               <w:t>Nhanh xây demo, văn phong tự nhiên.</w:t>
             </w:r>
@@ -1272,12 +1514,17 @@
             <w:pPr>
               <w:spacing w:after="0"/>
             </w:pPr>
-            <w:r/>
+            <w:r>
+              <w:rPr>
+                <w:noProof/>
+              </w:rPr>
+            </w:r>
             <w:r>
               <w:rPr>
                 <w:rFonts w:ascii="Calibri" w:hAnsi="Calibri"/>
                 <w:b w:val="0"/>
                 <w:sz w:val="19"/>
+                <w:noProof/>
               </w:rPr>
               <w:t>Dễ bịa thông tin, khó kiểm soát giá/tồn kho.</w:t>
             </w:r>
@@ -1293,12 +1540,17 @@
             <w:pPr>
               <w:spacing w:after="0"/>
             </w:pPr>
-            <w:r/>
+            <w:r>
+              <w:rPr>
+                <w:noProof/>
+              </w:rPr>
+            </w:r>
             <w:r>
               <w:rPr>
                 <w:rFonts w:ascii="Calibri" w:hAnsi="Calibri"/>
                 <w:b w:val="0"/>
                 <w:sz w:val="19"/>
+                <w:noProof/>
               </w:rPr>
               <w:t>Rule-only</w:t>
             </w:r>
@@ -1312,12 +1564,17 @@
             <w:pPr>
               <w:spacing w:after="0"/>
             </w:pPr>
-            <w:r/>
+            <w:r>
+              <w:rPr>
+                <w:noProof/>
+              </w:rPr>
+            </w:r>
             <w:r>
               <w:rPr>
                 <w:rFonts w:ascii="Calibri" w:hAnsi="Calibri"/>
                 <w:b w:val="0"/>
                 <w:sz w:val="19"/>
+                <w:noProof/>
               </w:rPr>
               <w:t>Rất kiểm soát, ít bịa.</w:t>
             </w:r>
@@ -1331,12 +1588,17 @@
             <w:pPr>
               <w:spacing w:after="0"/>
             </w:pPr>
-            <w:r/>
+            <w:r>
+              <w:rPr>
+                <w:noProof/>
+              </w:rPr>
+            </w:r>
             <w:r>
               <w:rPr>
                 <w:rFonts w:ascii="Calibri" w:hAnsi="Calibri"/>
                 <w:b w:val="0"/>
                 <w:sz w:val="19"/>
+                <w:noProof/>
               </w:rPr>
               <w:t>Khô cứng, khó hiểu câu hỏi tự nhiên/phức tạp.</w:t>
             </w:r>
@@ -1352,12 +1614,17 @@
             <w:pPr>
               <w:spacing w:after="0"/>
             </w:pPr>
-            <w:r/>
+            <w:r>
+              <w:rPr>
+                <w:noProof/>
+              </w:rPr>
+            </w:r>
             <w:r>
               <w:rPr>
                 <w:rFonts w:ascii="Calibri" w:hAnsi="Calibri"/>
                 <w:b w:val="0"/>
                 <w:sz w:val="19"/>
+                <w:noProof/>
               </w:rPr>
               <w:t>Hybrid của dự án</w:t>
             </w:r>
@@ -1371,12 +1638,17 @@
             <w:pPr>
               <w:spacing w:after="0"/>
             </w:pPr>
-            <w:r/>
+            <w:r>
+              <w:rPr>
+                <w:noProof/>
+              </w:rPr>
+            </w:r>
             <w:r>
               <w:rPr>
                 <w:rFonts w:ascii="Calibri" w:hAnsi="Calibri"/>
                 <w:b w:val="0"/>
                 <w:sz w:val="19"/>
+                <w:noProof/>
               </w:rPr>
               <w:t>Dữ kiện từ hệ thống, văn phong từ LLM.</w:t>
             </w:r>
@@ -1390,12 +1662,17 @@
             <w:pPr>
               <w:spacing w:after="0"/>
             </w:pPr>
-            <w:r/>
+            <w:r>
+              <w:rPr>
+                <w:noProof/>
+              </w:rPr>
+            </w:r>
             <w:r>
               <w:rPr>
                 <w:rFonts w:ascii="Calibri" w:hAnsi="Calibri"/>
                 <w:b w:val="0"/>
                 <w:sz w:val="19"/>
+                <w:noProof/>
               </w:rPr>
               <w:t>Pipeline phức tạp hơn, cần log và tune intent.</w:t>
             </w:r>
@@ -1410,23 +1687,28 @@
         <w:keepNext/>
       </w:pPr>
       <w:r>
-        <w:t>3. Router nhiều lớp và zero-shot fallback</w:t>
+        <w:rPr>
+          <w:noProof/>
+        </w:rPr>
+        <w:t>3. Router nhiều lớp với pretrained AI bắt buộc</w:t>
       </w:r>
     </w:p>
     <w:p>
       <w:r>
         <w:rPr>
           <w:rFonts w:ascii="Calibri" w:hAnsi="Calibri"/>
+          <w:noProof/>
         </w:rPr>
-        <w:t>RouterAgent không còn phụ thuộc vào zero-shot ngay từ đầu. Code mới ưu tiên các heuristic chắc chắn trước: chào hỏi, hỏi giá chung, câu đặt hàng, câu có số lượng sản phẩm, hỏi giá/tồn kho theo entity, so sánh, tư vấn, danh sách sản phẩm và FAQ. Sau đó hệ thống thử keyword rules, rồi labeled example router, cuối cùng mới dùng pretrained zero-shot hoặc embedding router làm fallback.</w:t>
+        <w:t>RouterAgent luôn gọi pretrained semantic backend ngay đầu hàm route cho mọi câu hỏi. Cấu hình mặc định dùng pipeline zero-shot-classification với joeddav/xlm-roberta-large-xnli. Sau khi có kết quả semantic, code vẫn xét heuristic chắc chắn như chào hỏi, giá, số lượng, tồn kho, giao hàng, so sánh và tư vấn; tiếp theo là keyword rules và labeled examples. Những lớp này có thể ghi đè model để bảo vệ logic bán hàng.</w:t>
       </w:r>
     </w:p>
     <w:p>
       <w:r>
         <w:rPr>
           <w:rFonts w:ascii="Calibri" w:hAnsi="Calibri"/>
+          <w:noProof/>
         </w:rPr>
-        <w:t>Lý do đổi thứ tự là câu bán hàng thường rất ngắn: 'cam còn không', 'lấy 2 táo', 'ship Duy Tân bao lâu'. Các câu này có dấu hiệu nghiệp vụ rõ hơn là tín hiệu semantic dài. Zero-shot vẫn được sử dụng khi các lớp chắc chắn chưa kết luận được; nó so sánh câu hỏi với các nhãn candidate và chỉ được nhận nếu score vượt PRETRAINED_INTENT_MIN_CONFIDENCE.</w:t>
+        <w:t>Cách tổ chức này đạt hai mục tiêu cùng lúc: mọi input đều được pretrained AI đánh giá, nhưng câu bán hàng ngắn như 'cam còn không', 'lấy 2 táo' hoặc 'ship Duy Tân bao lâu' vẫn được rule bắt chính xác. Nếu không có lớp chắc chắn hơn, kết quả zero-shot được dùng khi score vượt PRETRAINED_INTENT_MIN_CONFIDENCE. Nếu model không tải được hoặc inference lỗi, hệ thống báo lỗi thay vì bỏ qua AI.</w:t>
       </w:r>
     </w:p>
     <w:tbl>
@@ -1464,13 +1746,18 @@
             <w:pPr>
               <w:spacing w:after="0"/>
             </w:pPr>
-            <w:r/>
+            <w:r>
+              <w:rPr>
+                <w:noProof/>
+              </w:rPr>
+            </w:r>
             <w:r>
               <w:rPr>
                 <w:rFonts w:ascii="Calibri" w:hAnsi="Calibri"/>
                 <w:b/>
                 <w:color w:val="1F4D78"/>
                 <w:sz w:val="19"/>
+                <w:noProof/>
               </w:rPr>
               <w:t>Input</w:t>
             </w:r>
@@ -1492,13 +1779,18 @@
             <w:pPr>
               <w:spacing w:after="0"/>
             </w:pPr>
-            <w:r/>
+            <w:r>
+              <w:rPr>
+                <w:noProof/>
+              </w:rPr>
+            </w:r>
             <w:r>
               <w:rPr>
                 <w:rFonts w:ascii="Calibri" w:hAnsi="Calibri"/>
                 <w:b/>
                 <w:color w:val="1F4D78"/>
                 <w:sz w:val="19"/>
+                <w:noProof/>
               </w:rPr>
               <w:t>Lớp bắt chính</w:t>
             </w:r>
@@ -1520,13 +1812,18 @@
             <w:pPr>
               <w:spacing w:after="0"/>
             </w:pPr>
-            <w:r/>
+            <w:r>
+              <w:rPr>
+                <w:noProof/>
+              </w:rPr>
+            </w:r>
             <w:r>
               <w:rPr>
                 <w:rFonts w:ascii="Calibri" w:hAnsi="Calibri"/>
                 <w:b/>
                 <w:color w:val="1F4D78"/>
                 <w:sz w:val="19"/>
+                <w:noProof/>
               </w:rPr>
               <w:t>Lý do</w:t>
             </w:r>
@@ -1548,13 +1845,18 @@
             <w:pPr>
               <w:spacing w:after="0"/>
             </w:pPr>
-            <w:r/>
+            <w:r>
+              <w:rPr>
+                <w:noProof/>
+              </w:rPr>
+            </w:r>
             <w:r>
               <w:rPr>
                 <w:rFonts w:ascii="Calibri" w:hAnsi="Calibri"/>
                 <w:b/>
                 <w:color w:val="1F4D78"/>
                 <w:sz w:val="19"/>
+                <w:noProof/>
               </w:rPr>
               <w:t>Intent cuối</w:t>
             </w:r>
@@ -1570,12 +1872,17 @@
             <w:pPr>
               <w:spacing w:after="0"/>
             </w:pPr>
-            <w:r/>
+            <w:r>
+              <w:rPr>
+                <w:noProof/>
+              </w:rPr>
+            </w:r>
             <w:r>
               <w:rPr>
                 <w:rFonts w:ascii="Calibri" w:hAnsi="Calibri"/>
                 <w:b w:val="0"/>
                 <w:sz w:val="19"/>
+                <w:noProof/>
               </w:rPr>
               <w:t>Cam Úc còn hàng không?</w:t>
             </w:r>
@@ -1589,12 +1896,17 @@
             <w:pPr>
               <w:spacing w:after="0"/>
             </w:pPr>
-            <w:r/>
+            <w:r>
+              <w:rPr>
+                <w:noProof/>
+              </w:rPr>
+            </w:r>
             <w:r>
               <w:rPr>
                 <w:rFonts w:ascii="Calibri" w:hAnsi="Calibri"/>
                 <w:b w:val="0"/>
                 <w:sz w:val="19"/>
+                <w:noProof/>
               </w:rPr>
               <w:t>entity_inventory_heuristic</w:t>
             </w:r>
@@ -1608,12 +1920,17 @@
             <w:pPr>
               <w:spacing w:after="0"/>
             </w:pPr>
-            <w:r/>
+            <w:r>
+              <w:rPr>
+                <w:noProof/>
+              </w:rPr>
+            </w:r>
             <w:r>
               <w:rPr>
                 <w:rFonts w:ascii="Calibri" w:hAnsi="Calibri"/>
                 <w:b w:val="0"/>
                 <w:sz w:val="19"/>
+                <w:noProof/>
               </w:rPr>
               <w:t>Có alias trái cây + hỏi còn hàng.</w:t>
             </w:r>
@@ -1627,12 +1944,17 @@
             <w:pPr>
               <w:spacing w:after="0"/>
             </w:pPr>
-            <w:r/>
+            <w:r>
+              <w:rPr>
+                <w:noProof/>
+              </w:rPr>
+            </w:r>
             <w:r>
               <w:rPr>
                 <w:rFonts w:ascii="Calibri" w:hAnsi="Calibri"/>
                 <w:b w:val="0"/>
                 <w:sz w:val="19"/>
+                <w:noProof/>
               </w:rPr>
               <w:t>inventory_check</w:t>
             </w:r>
@@ -1648,12 +1970,17 @@
             <w:pPr>
               <w:spacing w:after="0"/>
             </w:pPr>
-            <w:r/>
+            <w:r>
+              <w:rPr>
+                <w:noProof/>
+              </w:rPr>
+            </w:r>
             <w:r>
               <w:rPr>
                 <w:rFonts w:ascii="Calibri" w:hAnsi="Calibri"/>
                 <w:b w:val="0"/>
                 <w:sz w:val="19"/>
+                <w:noProof/>
               </w:rPr>
               <w:t>Mình lấy 2 táo và 1 cam</w:t>
             </w:r>
@@ -1667,12 +1994,17 @@
             <w:pPr>
               <w:spacing w:after="0"/>
             </w:pPr>
-            <w:r/>
+            <w:r>
+              <w:rPr>
+                <w:noProof/>
+              </w:rPr>
+            </w:r>
             <w:r>
               <w:rPr>
                 <w:rFonts w:ascii="Calibri" w:hAnsi="Calibri"/>
                 <w:b w:val="0"/>
                 <w:sz w:val="19"/>
+                <w:noProof/>
               </w:rPr>
               <w:t>cart_quantity_heuristic</w:t>
             </w:r>
@@ -1686,12 +2018,17 @@
             <w:pPr>
               <w:spacing w:after="0"/>
             </w:pPr>
-            <w:r/>
+            <w:r>
+              <w:rPr>
+                <w:noProof/>
+              </w:rPr>
+            </w:r>
             <w:r>
               <w:rPr>
                 <w:rFonts w:ascii="Calibri" w:hAnsi="Calibri"/>
                 <w:b w:val="0"/>
                 <w:sz w:val="19"/>
+                <w:noProof/>
               </w:rPr>
               <w:t>Có alias trái cây + số lượng.</w:t>
             </w:r>
@@ -1705,12 +2042,17 @@
             <w:pPr>
               <w:spacing w:after="0"/>
             </w:pPr>
-            <w:r/>
+            <w:r>
+              <w:rPr>
+                <w:noProof/>
+              </w:rPr>
+            </w:r>
             <w:r>
               <w:rPr>
                 <w:rFonts w:ascii="Calibri" w:hAnsi="Calibri"/>
                 <w:b w:val="0"/>
                 <w:sz w:val="19"/>
+                <w:noProof/>
               </w:rPr>
               <w:t>inventory_check</w:t>
             </w:r>
@@ -1726,12 +2068,17 @@
             <w:pPr>
               <w:spacing w:after="0"/>
             </w:pPr>
-            <w:r/>
+            <w:r>
+              <w:rPr>
+                <w:noProof/>
+              </w:rPr>
+            </w:r>
             <w:r>
               <w:rPr>
                 <w:rFonts w:ascii="Calibri" w:hAnsi="Calibri"/>
                 <w:b w:val="0"/>
                 <w:sz w:val="19"/>
+                <w:noProof/>
               </w:rPr>
               <w:t>Trái nào ít chua dưới 100k?</w:t>
             </w:r>
@@ -1745,12 +2092,17 @@
             <w:pPr>
               <w:spacing w:after="0"/>
             </w:pPr>
-            <w:r/>
+            <w:r>
+              <w:rPr>
+                <w:noProof/>
+              </w:rPr>
+            </w:r>
             <w:r>
               <w:rPr>
                 <w:rFonts w:ascii="Calibri" w:hAnsi="Calibri"/>
                 <w:b w:val="0"/>
                 <w:sz w:val="19"/>
+                <w:noProof/>
               </w:rPr>
               <w:t>advisory_heuristic</w:t>
             </w:r>
@@ -1764,12 +2116,17 @@
             <w:pPr>
               <w:spacing w:after="0"/>
             </w:pPr>
-            <w:r/>
+            <w:r>
+              <w:rPr>
+                <w:noProof/>
+              </w:rPr>
+            </w:r>
             <w:r>
               <w:rPr>
                 <w:rFonts w:ascii="Calibri" w:hAnsi="Calibri"/>
                 <w:b w:val="0"/>
                 <w:sz w:val="19"/>
+                <w:noProof/>
               </w:rPr>
               <w:t>Có sở thích + ngân sách.</w:t>
             </w:r>
@@ -1783,12 +2140,17 @@
             <w:pPr>
               <w:spacing w:after="0"/>
             </w:pPr>
-            <w:r/>
+            <w:r>
+              <w:rPr>
+                <w:noProof/>
+              </w:rPr>
+            </w:r>
             <w:r>
               <w:rPr>
                 <w:rFonts w:ascii="Calibri" w:hAnsi="Calibri"/>
                 <w:b w:val="0"/>
                 <w:sz w:val="19"/>
+                <w:noProof/>
               </w:rPr>
               <w:t>recommendation</w:t>
             </w:r>
@@ -1804,12 +2166,17 @@
             <w:pPr>
               <w:spacing w:after="0"/>
             </w:pPr>
-            <w:r/>
+            <w:r>
+              <w:rPr>
+                <w:noProof/>
+              </w:rPr>
+            </w:r>
             <w:r>
               <w:rPr>
                 <w:rFonts w:ascii="Calibri" w:hAnsi="Calibri"/>
                 <w:b w:val="0"/>
                 <w:sz w:val="19"/>
+                <w:noProof/>
               </w:rPr>
               <w:t>Shop giao Duy Tân bao lâu?</w:t>
             </w:r>
@@ -1823,12 +2190,17 @@
             <w:pPr>
               <w:spacing w:after="0"/>
             </w:pPr>
-            <w:r/>
+            <w:r>
+              <w:rPr>
+                <w:noProof/>
+              </w:rPr>
+            </w:r>
             <w:r>
               <w:rPr>
                 <w:rFonts w:ascii="Calibri" w:hAnsi="Calibri"/>
                 <w:b w:val="0"/>
                 <w:sz w:val="19"/>
+                <w:noProof/>
               </w:rPr>
               <w:t>keyword rule shipping</w:t>
             </w:r>
@@ -1842,12 +2214,17 @@
             <w:pPr>
               <w:spacing w:after="0"/>
             </w:pPr>
-            <w:r/>
+            <w:r>
+              <w:rPr>
+                <w:noProof/>
+              </w:rPr>
+            </w:r>
             <w:r>
               <w:rPr>
                 <w:rFonts w:ascii="Calibri" w:hAnsi="Calibri"/>
                 <w:b w:val="0"/>
                 <w:sz w:val="19"/>
+                <w:noProof/>
               </w:rPr>
               <w:t>Có từ giao/ship/bao lâu.</w:t>
             </w:r>
@@ -1861,12 +2238,17 @@
             <w:pPr>
               <w:spacing w:after="0"/>
             </w:pPr>
-            <w:r/>
+            <w:r>
+              <w:rPr>
+                <w:noProof/>
+              </w:rPr>
+            </w:r>
             <w:r>
               <w:rPr>
                 <w:rFonts w:ascii="Calibri" w:hAnsi="Calibri"/>
                 <w:b w:val="0"/>
                 <w:sz w:val="19"/>
+                <w:noProof/>
               </w:rPr>
               <w:t>faq_shipping</w:t>
             </w:r>
@@ -1882,12 +2264,17 @@
             <w:pPr>
               <w:spacing w:after="0"/>
             </w:pPr>
-            <w:r/>
+            <w:r>
+              <w:rPr>
+                <w:noProof/>
+              </w:rPr>
+            </w:r>
             <w:r>
               <w:rPr>
                 <w:rFonts w:ascii="Calibri" w:hAnsi="Calibri"/>
                 <w:b w:val="0"/>
                 <w:sz w:val="19"/>
+                <w:noProof/>
               </w:rPr>
               <w:t>Viết email xin nghỉ phép</w:t>
             </w:r>
@@ -1901,14 +2288,19 @@
             <w:pPr>
               <w:spacing w:after="0"/>
             </w:pPr>
-            <w:r/>
+            <w:r>
+              <w:rPr>
+                <w:noProof/>
+              </w:rPr>
+            </w:r>
             <w:r>
               <w:rPr>
                 <w:rFonts w:ascii="Calibri" w:hAnsi="Calibri"/>
                 <w:b w:val="0"/>
                 <w:sz w:val="19"/>
-              </w:rPr>
-              <w:t>zero-shot hoặc fallback</w:t>
+                <w:noProof/>
+              </w:rPr>
+              <w:t>pretrained zero-shot</w:t>
             </w:r>
           </w:p>
         </w:tc>
@@ -1920,12 +2312,17 @@
             <w:pPr>
               <w:spacing w:after="0"/>
             </w:pPr>
-            <w:r/>
+            <w:r>
+              <w:rPr>
+                <w:noProof/>
+              </w:rPr>
+            </w:r>
             <w:r>
               <w:rPr>
                 <w:rFonts w:ascii="Calibri" w:hAnsi="Calibri"/>
                 <w:b w:val="0"/>
                 <w:sz w:val="19"/>
+                <w:noProof/>
               </w:rPr>
               <w:t>Không có tín hiệu trái cây/shop.</w:t>
             </w:r>
@@ -1939,12 +2336,17 @@
             <w:pPr>
               <w:spacing w:after="0"/>
             </w:pPr>
-            <w:r/>
+            <w:r>
+              <w:rPr>
+                <w:noProof/>
+              </w:rPr>
+            </w:r>
             <w:r>
               <w:rPr>
                 <w:rFonts w:ascii="Calibri" w:hAnsi="Calibri"/>
                 <w:b w:val="0"/>
                 <w:sz w:val="19"/>
+                <w:noProof/>
               </w:rPr>
               <w:t>out_of_domain</w:t>
             </w:r>
@@ -1985,13 +2387,18 @@
             <w:pPr>
               <w:spacing w:after="60"/>
             </w:pPr>
-            <w:r/>
+            <w:r>
+              <w:rPr>
+                <w:noProof/>
+              </w:rPr>
+            </w:r>
             <w:r>
               <w:rPr>
                 <w:rFonts w:ascii="Calibri" w:hAnsi="Calibri"/>
                 <w:b/>
                 <w:color w:val="1F4D78"/>
                 <w:sz w:val="21"/>
+                <w:noProof/>
               </w:rPr>
               <w:t xml:space="preserve">Điểm cần hiểu: </w:t>
             </w:r>
@@ -1999,8 +2406,9 @@
               <w:rPr>
                 <w:rFonts w:ascii="Calibri" w:hAnsi="Calibri"/>
                 <w:sz w:val="21"/>
-              </w:rPr>
-              <w:t>Zero-shot vẫn có mặt trong dự án, nhưng hiện là một lớp fallback sau rule và labeled examples. Cách này giảm lỗi khi câu có tên sản phẩm/số lượng rất rõ mà model lại phân vân hoặc đoán out_of_domain.</w:t>
+                <w:noProof/>
+              </w:rPr>
+              <w:t>Pretrained zero-shot luôn được chạy, còn rule guard quyết định ưu tiên đầu ra. Đây không phải cơ chế fallback model: AI là bắt buộc, nhưng kết quả cuối vẫn được kiểm soát bởi tín hiệu nghiệp vụ có độ chính xác cao.</w:t>
             </w:r>
           </w:p>
         </w:tc>
@@ -2013,6 +2421,9 @@
         <w:keepNext/>
       </w:pPr>
       <w:r>
+        <w:rPr>
+          <w:noProof/>
+        </w:rPr>
         <w:t>4. Rule guard và alias trái cây</w:t>
       </w:r>
     </w:p>
@@ -2020,6 +2431,7 @@
       <w:r>
         <w:rPr>
           <w:rFonts w:ascii="Calibri" w:hAnsi="Calibri"/>
+          <w:noProof/>
         </w:rPr>
         <w:t>Rule guard là các luật đơn giản nhưng rất quan trọng. Trong thương mại điện tử nhỏ, nhiều câu hỏi khách nhắn rất ngắn: 'còn ko', 'nho nhiêu', 'ship sao', 'loại đó giá?'. Những câu này đôi khi không đủ ngữ cảnh cho mô hình zero-shot. Guard dùng normalize_text, danh sách alias trái cây, keyword và regex số lượng để ép intent về hướng an toàn hơn.</w:t>
       </w:r>
@@ -2059,13 +2471,18 @@
             <w:pPr>
               <w:spacing w:after="0"/>
             </w:pPr>
-            <w:r/>
+            <w:r>
+              <w:rPr>
+                <w:noProof/>
+              </w:rPr>
+            </w:r>
             <w:r>
               <w:rPr>
                 <w:rFonts w:ascii="Calibri" w:hAnsi="Calibri"/>
                 <w:b/>
                 <w:color w:val="1F4D78"/>
                 <w:sz w:val="19"/>
+                <w:noProof/>
               </w:rPr>
               <w:t>Câu khách nhập</w:t>
             </w:r>
@@ -2087,13 +2504,18 @@
             <w:pPr>
               <w:spacing w:after="0"/>
             </w:pPr>
-            <w:r/>
+            <w:r>
+              <w:rPr>
+                <w:noProof/>
+              </w:rPr>
+            </w:r>
             <w:r>
               <w:rPr>
                 <w:rFonts w:ascii="Calibri" w:hAnsi="Calibri"/>
                 <w:b/>
                 <w:color w:val="1F4D78"/>
                 <w:sz w:val="19"/>
+                <w:noProof/>
               </w:rPr>
               <w:t>Sau chuẩn hoá/alias</w:t>
             </w:r>
@@ -2115,13 +2537,18 @@
             <w:pPr>
               <w:spacing w:after="0"/>
             </w:pPr>
-            <w:r/>
+            <w:r>
+              <w:rPr>
+                <w:noProof/>
+              </w:rPr>
+            </w:r>
             <w:r>
               <w:rPr>
                 <w:rFonts w:ascii="Calibri" w:hAnsi="Calibri"/>
                 <w:b/>
                 <w:color w:val="1F4D78"/>
                 <w:sz w:val="19"/>
+                <w:noProof/>
               </w:rPr>
               <w:t>Luật áp dụng</w:t>
             </w:r>
@@ -2143,13 +2570,18 @@
             <w:pPr>
               <w:spacing w:after="0"/>
             </w:pPr>
-            <w:r/>
+            <w:r>
+              <w:rPr>
+                <w:noProof/>
+              </w:rPr>
+            </w:r>
             <w:r>
               <w:rPr>
                 <w:rFonts w:ascii="Calibri" w:hAnsi="Calibri"/>
                 <w:b/>
                 <w:color w:val="1F4D78"/>
                 <w:sz w:val="19"/>
+                <w:noProof/>
               </w:rPr>
               <w:t>Kết quả</w:t>
             </w:r>
@@ -2165,12 +2597,17 @@
             <w:pPr>
               <w:spacing w:after="0"/>
             </w:pPr>
-            <w:r/>
+            <w:r>
+              <w:rPr>
+                <w:noProof/>
+              </w:rPr>
+            </w:r>
             <w:r>
               <w:rPr>
                 <w:rFonts w:ascii="Calibri" w:hAnsi="Calibri"/>
                 <w:b w:val="0"/>
                 <w:sz w:val="19"/>
+                <w:noProof/>
               </w:rPr>
               <w:t>Nho mẫu đơn nhiêu 1kg?</w:t>
             </w:r>
@@ -2184,12 +2621,17 @@
             <w:pPr>
               <w:spacing w:after="0"/>
             </w:pPr>
-            <w:r/>
+            <w:r>
+              <w:rPr>
+                <w:noProof/>
+              </w:rPr>
+            </w:r>
             <w:r>
               <w:rPr>
                 <w:rFonts w:ascii="Calibri" w:hAnsi="Calibri"/>
                 <w:b w:val="0"/>
                 <w:sz w:val="19"/>
+                <w:noProof/>
               </w:rPr>
               <w:t>nho mau don nhieu 1kg</w:t>
             </w:r>
@@ -2203,12 +2645,17 @@
             <w:pPr>
               <w:spacing w:after="0"/>
             </w:pPr>
-            <w:r/>
+            <w:r>
+              <w:rPr>
+                <w:noProof/>
+              </w:rPr>
+            </w:r>
             <w:r>
               <w:rPr>
                 <w:rFonts w:ascii="Calibri" w:hAnsi="Calibri"/>
                 <w:b w:val="0"/>
                 <w:sz w:val="19"/>
+                <w:noProof/>
               </w:rPr>
               <w:t>Tên trái cây + hỏi giá.</w:t>
             </w:r>
@@ -2222,12 +2669,17 @@
             <w:pPr>
               <w:spacing w:after="0"/>
             </w:pPr>
-            <w:r/>
+            <w:r>
+              <w:rPr>
+                <w:noProof/>
+              </w:rPr>
+            </w:r>
             <w:r>
               <w:rPr>
                 <w:rFonts w:ascii="Calibri" w:hAnsi="Calibri"/>
                 <w:b w:val="0"/>
                 <w:sz w:val="19"/>
+                <w:noProof/>
               </w:rPr>
               <w:t>inventory_check</w:t>
             </w:r>
@@ -2243,12 +2695,17 @@
             <w:pPr>
               <w:spacing w:after="0"/>
             </w:pPr>
-            <w:r/>
+            <w:r>
+              <w:rPr>
+                <w:noProof/>
+              </w:rPr>
+            </w:r>
             <w:r>
               <w:rPr>
                 <w:rFonts w:ascii="Calibri" w:hAnsi="Calibri"/>
                 <w:b w:val="0"/>
                 <w:sz w:val="19"/>
+                <w:noProof/>
               </w:rPr>
               <w:t>Có bưởi ko shop?</w:t>
             </w:r>
@@ -2262,12 +2719,17 @@
             <w:pPr>
               <w:spacing w:after="0"/>
             </w:pPr>
-            <w:r/>
+            <w:r>
+              <w:rPr>
+                <w:noProof/>
+              </w:rPr>
+            </w:r>
             <w:r>
               <w:rPr>
                 <w:rFonts w:ascii="Calibri" w:hAnsi="Calibri"/>
                 <w:b w:val="0"/>
                 <w:sz w:val="19"/>
+                <w:noProof/>
               </w:rPr>
               <w:t>co buoi ko shop</w:t>
             </w:r>
@@ -2281,12 +2743,17 @@
             <w:pPr>
               <w:spacing w:after="0"/>
             </w:pPr>
-            <w:r/>
+            <w:r>
+              <w:rPr>
+                <w:noProof/>
+              </w:rPr>
+            </w:r>
             <w:r>
               <w:rPr>
                 <w:rFonts w:ascii="Calibri" w:hAnsi="Calibri"/>
                 <w:b w:val="0"/>
                 <w:sz w:val="19"/>
+                <w:noProof/>
               </w:rPr>
               <w:t>Tên trái cây + hỏi có không.</w:t>
             </w:r>
@@ -2300,12 +2767,17 @@
             <w:pPr>
               <w:spacing w:after="0"/>
             </w:pPr>
-            <w:r/>
+            <w:r>
+              <w:rPr>
+                <w:noProof/>
+              </w:rPr>
+            </w:r>
             <w:r>
               <w:rPr>
                 <w:rFonts w:ascii="Calibri" w:hAnsi="Calibri"/>
                 <w:b w:val="0"/>
                 <w:sz w:val="19"/>
+                <w:noProof/>
               </w:rPr>
               <w:t>inventory_check</w:t>
             </w:r>
@@ -2321,12 +2793,17 @@
             <w:pPr>
               <w:spacing w:after="0"/>
             </w:pPr>
-            <w:r/>
+            <w:r>
+              <w:rPr>
+                <w:noProof/>
+              </w:rPr>
+            </w:r>
             <w:r>
               <w:rPr>
                 <w:rFonts w:ascii="Calibri" w:hAnsi="Calibri"/>
                 <w:b w:val="0"/>
                 <w:sz w:val="19"/>
+                <w:noProof/>
               </w:rPr>
               <w:t>Mình lấy 2 táo 1 cam</w:t>
             </w:r>
@@ -2340,12 +2817,17 @@
             <w:pPr>
               <w:spacing w:after="0"/>
             </w:pPr>
-            <w:r/>
+            <w:r>
+              <w:rPr>
+                <w:noProof/>
+              </w:rPr>
+            </w:r>
             <w:r>
               <w:rPr>
                 <w:rFonts w:ascii="Calibri" w:hAnsi="Calibri"/>
                 <w:b w:val="0"/>
                 <w:sz w:val="19"/>
+                <w:noProof/>
               </w:rPr>
               <w:t>minh lay 2 tao 1 cam</w:t>
             </w:r>
@@ -2359,12 +2841,17 @@
             <w:pPr>
               <w:spacing w:after="0"/>
             </w:pPr>
-            <w:r/>
+            <w:r>
+              <w:rPr>
+                <w:noProof/>
+              </w:rPr>
+            </w:r>
             <w:r>
               <w:rPr>
                 <w:rFonts w:ascii="Calibri" w:hAnsi="Calibri"/>
                 <w:b w:val="0"/>
                 <w:sz w:val="19"/>
+                <w:noProof/>
               </w:rPr>
               <w:t>Regex quantity item + hành động mua.</w:t>
             </w:r>
@@ -2378,12 +2865,17 @@
             <w:pPr>
               <w:spacing w:after="0"/>
             </w:pPr>
-            <w:r/>
+            <w:r>
+              <w:rPr>
+                <w:noProof/>
+              </w:rPr>
+            </w:r>
             <w:r>
               <w:rPr>
                 <w:rFonts w:ascii="Calibri" w:hAnsi="Calibri"/>
                 <w:b w:val="0"/>
                 <w:sz w:val="19"/>
+                <w:noProof/>
               </w:rPr>
               <w:t>inventory_check/tạm tính đơn</w:t>
             </w:r>
@@ -2399,12 +2891,17 @@
             <w:pPr>
               <w:spacing w:after="0"/>
             </w:pPr>
-            <w:r/>
+            <w:r>
+              <w:rPr>
+                <w:noProof/>
+              </w:rPr>
+            </w:r>
             <w:r>
               <w:rPr>
                 <w:rFonts w:ascii="Calibri" w:hAnsi="Calibri"/>
                 <w:b w:val="0"/>
                 <w:sz w:val="19"/>
+                <w:noProof/>
               </w:rPr>
               <w:t>Cho bé ăn loại nào?</w:t>
             </w:r>
@@ -2418,12 +2915,17 @@
             <w:pPr>
               <w:spacing w:after="0"/>
             </w:pPr>
-            <w:r/>
+            <w:r>
+              <w:rPr>
+                <w:noProof/>
+              </w:rPr>
+            </w:r>
             <w:r>
               <w:rPr>
                 <w:rFonts w:ascii="Calibri" w:hAnsi="Calibri"/>
                 <w:b w:val="0"/>
                 <w:sz w:val="19"/>
+                <w:noProof/>
               </w:rPr>
               <w:t>cho be an loai nao</w:t>
             </w:r>
@@ -2437,12 +2939,17 @@
             <w:pPr>
               <w:spacing w:after="0"/>
             </w:pPr>
-            <w:r/>
+            <w:r>
+              <w:rPr>
+                <w:noProof/>
+              </w:rPr>
+            </w:r>
             <w:r>
               <w:rPr>
                 <w:rFonts w:ascii="Calibri" w:hAnsi="Calibri"/>
                 <w:b w:val="0"/>
                 <w:sz w:val="19"/>
+                <w:noProof/>
               </w:rPr>
               <w:t>Ngữ cảnh trẻ em + tư vấn.</w:t>
             </w:r>
@@ -2456,12 +2963,17 @@
             <w:pPr>
               <w:spacing w:after="0"/>
             </w:pPr>
-            <w:r/>
+            <w:r>
+              <w:rPr>
+                <w:noProof/>
+              </w:rPr>
+            </w:r>
             <w:r>
               <w:rPr>
                 <w:rFonts w:ascii="Calibri" w:hAnsi="Calibri"/>
                 <w:b w:val="0"/>
                 <w:sz w:val="19"/>
+                <w:noProof/>
               </w:rPr>
               <w:t>recommendation</w:t>
             </w:r>
@@ -2477,12 +2989,17 @@
             <w:pPr>
               <w:spacing w:after="0"/>
             </w:pPr>
-            <w:r/>
+            <w:r>
+              <w:rPr>
+                <w:noProof/>
+              </w:rPr>
+            </w:r>
             <w:r>
               <w:rPr>
                 <w:rFonts w:ascii="Calibri" w:hAnsi="Calibri"/>
                 <w:b w:val="0"/>
                 <w:sz w:val="19"/>
+                <w:noProof/>
               </w:rPr>
               <w:t>Mình muốn ít đường</w:t>
             </w:r>
@@ -2496,12 +3013,17 @@
             <w:pPr>
               <w:spacing w:after="0"/>
             </w:pPr>
-            <w:r/>
+            <w:r>
+              <w:rPr>
+                <w:noProof/>
+              </w:rPr>
+            </w:r>
             <w:r>
               <w:rPr>
                 <w:rFonts w:ascii="Calibri" w:hAnsi="Calibri"/>
                 <w:b w:val="0"/>
                 <w:sz w:val="19"/>
+                <w:noProof/>
               </w:rPr>
               <w:t>minh muon it duong</w:t>
             </w:r>
@@ -2515,12 +3037,17 @@
             <w:pPr>
               <w:spacing w:after="0"/>
             </w:pPr>
-            <w:r/>
+            <w:r>
+              <w:rPr>
+                <w:noProof/>
+              </w:rPr>
+            </w:r>
             <w:r>
               <w:rPr>
                 <w:rFonts w:ascii="Calibri" w:hAnsi="Calibri"/>
                 <w:b w:val="0"/>
                 <w:sz w:val="19"/>
+                <w:noProof/>
               </w:rPr>
               <w:t>Sở thích ít đường.</w:t>
             </w:r>
@@ -2534,12 +3061,17 @@
             <w:pPr>
               <w:spacing w:after="0"/>
             </w:pPr>
-            <w:r/>
+            <w:r>
+              <w:rPr>
+                <w:noProof/>
+              </w:rPr>
+            </w:r>
             <w:r>
               <w:rPr>
                 <w:rFonts w:ascii="Calibri" w:hAnsi="Calibri"/>
                 <w:b w:val="0"/>
                 <w:sz w:val="19"/>
+                <w:noProof/>
               </w:rPr>
               <w:t>recommendation</w:t>
             </w:r>
@@ -2555,12 +3087,17 @@
             <w:pPr>
               <w:spacing w:after="0"/>
             </w:pPr>
-            <w:r/>
+            <w:r>
+              <w:rPr>
+                <w:noProof/>
+              </w:rPr>
+            </w:r>
             <w:r>
               <w:rPr>
                 <w:rFonts w:ascii="Calibri" w:hAnsi="Calibri"/>
                 <w:b w:val="0"/>
                 <w:sz w:val="19"/>
+                <w:noProof/>
               </w:rPr>
               <w:t>Ship nội thành sao?</w:t>
             </w:r>
@@ -2574,12 +3111,17 @@
             <w:pPr>
               <w:spacing w:after="0"/>
             </w:pPr>
-            <w:r/>
+            <w:r>
+              <w:rPr>
+                <w:noProof/>
+              </w:rPr>
+            </w:r>
             <w:r>
               <w:rPr>
                 <w:rFonts w:ascii="Calibri" w:hAnsi="Calibri"/>
                 <w:b w:val="0"/>
                 <w:sz w:val="19"/>
+                <w:noProof/>
               </w:rPr>
               <w:t>ship noi thanh sao</w:t>
             </w:r>
@@ -2593,12 +3135,17 @@
             <w:pPr>
               <w:spacing w:after="0"/>
             </w:pPr>
-            <w:r/>
+            <w:r>
+              <w:rPr>
+                <w:noProof/>
+              </w:rPr>
+            </w:r>
             <w:r>
               <w:rPr>
                 <w:rFonts w:ascii="Calibri" w:hAnsi="Calibri"/>
                 <w:b w:val="0"/>
                 <w:sz w:val="19"/>
+                <w:noProof/>
               </w:rPr>
               <w:t>Keyword ship/giao.</w:t>
             </w:r>
@@ -2612,12 +3159,17 @@
             <w:pPr>
               <w:spacing w:after="0"/>
             </w:pPr>
-            <w:r/>
+            <w:r>
+              <w:rPr>
+                <w:noProof/>
+              </w:rPr>
+            </w:r>
             <w:r>
               <w:rPr>
                 <w:rFonts w:ascii="Calibri" w:hAnsi="Calibri"/>
                 <w:b w:val="0"/>
                 <w:sz w:val="19"/>
+                <w:noProof/>
               </w:rPr>
               <w:t>faq_shipping</w:t>
             </w:r>
@@ -2630,6 +3182,7 @@
       <w:r>
         <w:rPr>
           <w:rFonts w:ascii="Calibri" w:hAnsi="Calibri"/>
+          <w:noProof/>
         </w:rPr>
         <w:t>Alias trái cây giúp hệ thống hiểu nhiều cách gọi khác nhau của cùng một sản phẩm. Ví dụ 'cam uc' khớp với Cam Úc, 'nho mau don' khớp Nho Mẫu Đơn, 'buoi' khớp Bưởi Da Xanh. Code mới xử lý riêng alias ngắn dễ mơ hồ như 'oi' và 'le': nếu người dùng chỉ gõ 'oi' hoặc 'le' mà thiếu tiền tố 'quả/trái', chatbot sẽ hỏi lại để phân biệt 'quả ổi' và 'trái lê' thay vì đoán.</w:t>
       </w:r>
@@ -2640,6 +3193,9 @@
         <w:keepNext/>
       </w:pPr>
       <w:r>
+        <w:rPr>
+          <w:noProof/>
+        </w:rPr>
         <w:t>4.1 Labeled example router</w:t>
       </w:r>
     </w:p>
@@ -2647,6 +3203,7 @@
       <w:r>
         <w:rPr>
           <w:rFonts w:ascii="Calibri" w:hAnsi="Calibri"/>
+          <w:noProof/>
         </w:rPr>
         <w:t>Labeled example router là lớp nhẹ nằm giữa rule và pretrained model. Mỗi intent có một tập câu ví dụ đã chuẩn hoá không dấu trong LABELED_INTENT_EXAMPLES. Router tách token của câu người dùng và câu ví dụ, tính overlap hoặc exactish match, rồi nhận intent nếu score vượt ngưỡng 0,58 hoặc 0,72 tuỳ trường hợp. Nó cũng bỏ qua out_of_domain nếu câu có tín hiệu trong miền trái cây/shop.</w:t>
       </w:r>
@@ -2686,13 +3243,18 @@
             <w:pPr>
               <w:spacing w:after="0"/>
             </w:pPr>
-            <w:r/>
+            <w:r>
+              <w:rPr>
+                <w:noProof/>
+              </w:rPr>
+            </w:r>
             <w:r>
               <w:rPr>
                 <w:rFonts w:ascii="Calibri" w:hAnsi="Calibri"/>
                 <w:b/>
                 <w:color w:val="1F4D78"/>
                 <w:sz w:val="19"/>
+                <w:noProof/>
               </w:rPr>
               <w:t>Input</w:t>
             </w:r>
@@ -2714,13 +3276,18 @@
             <w:pPr>
               <w:spacing w:after="0"/>
             </w:pPr>
-            <w:r/>
+            <w:r>
+              <w:rPr>
+                <w:noProof/>
+              </w:rPr>
+            </w:r>
             <w:r>
               <w:rPr>
                 <w:rFonts w:ascii="Calibri" w:hAnsi="Calibri"/>
                 <w:b/>
                 <w:color w:val="1F4D78"/>
                 <w:sz w:val="19"/>
+                <w:noProof/>
               </w:rPr>
               <w:t>Ví dụ gần nhất</w:t>
             </w:r>
@@ -2742,13 +3309,18 @@
             <w:pPr>
               <w:spacing w:after="0"/>
             </w:pPr>
-            <w:r/>
+            <w:r>
+              <w:rPr>
+                <w:noProof/>
+              </w:rPr>
+            </w:r>
             <w:r>
               <w:rPr>
                 <w:rFonts w:ascii="Calibri" w:hAnsi="Calibri"/>
                 <w:b/>
                 <w:color w:val="1F4D78"/>
                 <w:sz w:val="19"/>
+                <w:noProof/>
               </w:rPr>
               <w:t>Score logic</w:t>
             </w:r>
@@ -2770,13 +3342,18 @@
             <w:pPr>
               <w:spacing w:after="0"/>
             </w:pPr>
-            <w:r/>
+            <w:r>
+              <w:rPr>
+                <w:noProof/>
+              </w:rPr>
+            </w:r>
             <w:r>
               <w:rPr>
                 <w:rFonts w:ascii="Calibri" w:hAnsi="Calibri"/>
                 <w:b/>
                 <w:color w:val="1F4D78"/>
                 <w:sz w:val="19"/>
+                <w:noProof/>
               </w:rPr>
               <w:t>Kết quả</w:t>
             </w:r>
@@ -2792,12 +3369,17 @@
             <w:pPr>
               <w:spacing w:after="0"/>
             </w:pPr>
-            <w:r/>
+            <w:r>
+              <w:rPr>
+                <w:noProof/>
+              </w:rPr>
+            </w:r>
             <w:r>
               <w:rPr>
                 <w:rFonts w:ascii="Calibri" w:hAnsi="Calibri"/>
                 <w:b w:val="0"/>
                 <w:sz w:val="19"/>
+                <w:noProof/>
               </w:rPr>
               <w:t>menu trái cây hôm nay có gì</w:t>
             </w:r>
@@ -2811,12 +3393,17 @@
             <w:pPr>
               <w:spacing w:after="0"/>
             </w:pPr>
-            <w:r/>
+            <w:r>
+              <w:rPr>
+                <w:noProof/>
+              </w:rPr>
+            </w:r>
             <w:r>
               <w:rPr>
                 <w:rFonts w:ascii="Calibri" w:hAnsi="Calibri"/>
                 <w:b w:val="0"/>
                 <w:sz w:val="19"/>
+                <w:noProof/>
               </w:rPr>
               <w:t>menu trai cay hom nay co gi</w:t>
             </w:r>
@@ -2830,12 +3417,17 @@
             <w:pPr>
               <w:spacing w:after="0"/>
             </w:pPr>
-            <w:r/>
+            <w:r>
+              <w:rPr>
+                <w:noProof/>
+              </w:rPr>
+            </w:r>
             <w:r>
               <w:rPr>
                 <w:rFonts w:ascii="Calibri" w:hAnsi="Calibri"/>
                 <w:b w:val="0"/>
                 <w:sz w:val="19"/>
+                <w:noProof/>
               </w:rPr>
               <w:t>Exactish/overlap cao.</w:t>
             </w:r>
@@ -2849,12 +3441,17 @@
             <w:pPr>
               <w:spacing w:after="0"/>
             </w:pPr>
-            <w:r/>
+            <w:r>
+              <w:rPr>
+                <w:noProof/>
+              </w:rPr>
+            </w:r>
             <w:r>
               <w:rPr>
                 <w:rFonts w:ascii="Calibri" w:hAnsi="Calibri"/>
                 <w:b w:val="0"/>
                 <w:sz w:val="19"/>
+                <w:noProof/>
               </w:rPr>
               <w:t>available_products</w:t>
             </w:r>
@@ -2870,12 +3467,17 @@
             <w:pPr>
               <w:spacing w:after="0"/>
             </w:pPr>
-            <w:r/>
+            <w:r>
+              <w:rPr>
+                <w:noProof/>
+              </w:rPr>
+            </w:r>
             <w:r>
               <w:rPr>
                 <w:rFonts w:ascii="Calibri" w:hAnsi="Calibri"/>
                 <w:b w:val="0"/>
                 <w:sz w:val="19"/>
+                <w:noProof/>
               </w:rPr>
               <w:t>shop có hỗ trợ refund không</w:t>
             </w:r>
@@ -2889,12 +3491,17 @@
             <w:pPr>
               <w:spacing w:after="0"/>
             </w:pPr>
-            <w:r/>
+            <w:r>
+              <w:rPr>
+                <w:noProof/>
+              </w:rPr>
+            </w:r>
             <w:r>
               <w:rPr>
                 <w:rFonts w:ascii="Calibri" w:hAnsi="Calibri"/>
                 <w:b w:val="0"/>
                 <w:sz w:val="19"/>
+                <w:noProof/>
               </w:rPr>
               <w:t>shop co ho tro refund khong</w:t>
             </w:r>
@@ -2908,12 +3515,17 @@
             <w:pPr>
               <w:spacing w:after="0"/>
             </w:pPr>
-            <w:r/>
+            <w:r>
+              <w:rPr>
+                <w:noProof/>
+              </w:rPr>
+            </w:r>
             <w:r>
               <w:rPr>
                 <w:rFonts w:ascii="Calibri" w:hAnsi="Calibri"/>
                 <w:b w:val="0"/>
                 <w:sz w:val="19"/>
+                <w:noProof/>
               </w:rPr>
               <w:t>Token refund/ho tro khớp.</w:t>
             </w:r>
@@ -2927,12 +3539,17 @@
             <w:pPr>
               <w:spacing w:after="0"/>
             </w:pPr>
-            <w:r/>
+            <w:r>
+              <w:rPr>
+                <w:noProof/>
+              </w:rPr>
+            </w:r>
             <w:r>
               <w:rPr>
                 <w:rFonts w:ascii="Calibri" w:hAnsi="Calibri"/>
                 <w:b w:val="0"/>
                 <w:sz w:val="19"/>
+                <w:noProof/>
               </w:rPr>
               <w:t>faq_return</w:t>
             </w:r>
@@ -2948,12 +3565,17 @@
             <w:pPr>
               <w:spacing w:after="0"/>
             </w:pPr>
-            <w:r/>
+            <w:r>
+              <w:rPr>
+                <w:noProof/>
+              </w:rPr>
+            </w:r>
             <w:r>
               <w:rPr>
                 <w:rFonts w:ascii="Calibri" w:hAnsi="Calibri"/>
                 <w:b w:val="0"/>
                 <w:sz w:val="19"/>
+                <w:noProof/>
               </w:rPr>
               <w:t>tôi đang ăn kiêng nên chọn gì</w:t>
             </w:r>
@@ -2967,12 +3589,17 @@
             <w:pPr>
               <w:spacing w:after="0"/>
             </w:pPr>
-            <w:r/>
+            <w:r>
+              <w:rPr>
+                <w:noProof/>
+              </w:rPr>
+            </w:r>
             <w:r>
               <w:rPr>
                 <w:rFonts w:ascii="Calibri" w:hAnsi="Calibri"/>
                 <w:b w:val="0"/>
                 <w:sz w:val="19"/>
+                <w:noProof/>
               </w:rPr>
               <w:t>toi dang an kieng nen chon trai cay nao it duong</w:t>
             </w:r>
@@ -2986,12 +3613,17 @@
             <w:pPr>
               <w:spacing w:after="0"/>
             </w:pPr>
-            <w:r/>
+            <w:r>
+              <w:rPr>
+                <w:noProof/>
+              </w:rPr>
+            </w:r>
             <w:r>
               <w:rPr>
                 <w:rFonts w:ascii="Calibri" w:hAnsi="Calibri"/>
                 <w:b w:val="0"/>
                 <w:sz w:val="19"/>
+                <w:noProof/>
               </w:rPr>
               <w:t>Token an kieng/chon khớp.</w:t>
             </w:r>
@@ -3005,12 +3637,17 @@
             <w:pPr>
               <w:spacing w:after="0"/>
             </w:pPr>
-            <w:r/>
+            <w:r>
+              <w:rPr>
+                <w:noProof/>
+              </w:rPr>
+            </w:r>
             <w:r>
               <w:rPr>
                 <w:rFonts w:ascii="Calibri" w:hAnsi="Calibri"/>
                 <w:b w:val="0"/>
                 <w:sz w:val="19"/>
+                <w:noProof/>
               </w:rPr>
               <w:t>recommendation</w:t>
             </w:r>
@@ -3025,6 +3662,9 @@
         <w:keepNext/>
       </w:pPr>
       <w:r>
+        <w:rPr>
+          <w:noProof/>
+        </w:rPr>
         <w:t>5. Embedding và RAG hoạt động như thế nào?</w:t>
       </w:r>
     </w:p>
@@ -3032,6 +3672,7 @@
       <w:r>
         <w:rPr>
           <w:rFonts w:ascii="Calibri" w:hAnsi="Calibri"/>
+          <w:noProof/>
         </w:rPr>
         <w:t>RAG là viết tắt của Retrieval-Augmented Generation. Trong dự án này, RAG không dùng để tự sinh câu trả lời ngay. Nó dùng để tìm các đoạn thông tin liên quan từ sản phẩm và FAQ, rồi đưa các đoạn này vào ResponseRewriter như nguồn dữ kiện. Nhờ vậy LLM viết lại câu trả lời có ngữ cảnh nhưng vẫn bị giới hạn trong dữ liệu thật.</w:t>
       </w:r>
@@ -3039,10 +3680,15 @@
     <w:p>
       <w:pPr>
         <w:pStyle w:val="ListNumber"/>
+        <w:numPr>
+          <w:ilvl w:val="0"/>
+          <w:numId w:val="10"/>
+        </w:numPr>
       </w:pPr>
       <w:r>
         <w:rPr>
           <w:rFonts w:ascii="Calibri" w:hAnsi="Calibri"/>
+          <w:noProof/>
         </w:rPr>
         <w:t>Khi service khởi động, HybridRetriever đọc danh sách products và faq_documents.</w:t>
       </w:r>
@@ -3050,10 +3696,15 @@
     <w:p>
       <w:pPr>
         <w:pStyle w:val="ListNumber"/>
+        <w:numPr>
+          <w:ilvl w:val="0"/>
+          <w:numId w:val="10"/>
+        </w:numPr>
       </w:pPr>
       <w:r>
         <w:rPr>
           <w:rFonts w:ascii="Calibri" w:hAnsi="Calibri"/>
+          <w:noProof/>
         </w:rPr>
         <w:t>Mỗi sản phẩm được biến thành một đoạn văn chứa tên, mô tả, màu, texture, độ ngọt, độ chua, giá, vitamin, bảo quản.</w:t>
       </w:r>
@@ -3061,10 +3712,15 @@
     <w:p>
       <w:pPr>
         <w:pStyle w:val="ListNumber"/>
+        <w:numPr>
+          <w:ilvl w:val="0"/>
+          <w:numId w:val="10"/>
+        </w:numPr>
       </w:pPr>
       <w:r>
         <w:rPr>
           <w:rFonts w:ascii="Calibri" w:hAnsi="Calibri"/>
+          <w:noProof/>
         </w:rPr>
         <w:t>Embedding model chuyển từng đoạn thành vector số.</w:t>
       </w:r>
@@ -3072,10 +3728,15 @@
     <w:p>
       <w:pPr>
         <w:pStyle w:val="ListNumber"/>
+        <w:numPr>
+          <w:ilvl w:val="0"/>
+          <w:numId w:val="10"/>
+        </w:numPr>
       </w:pPr>
       <w:r>
         <w:rPr>
           <w:rFonts w:ascii="Calibri" w:hAnsi="Calibri"/>
+          <w:noProof/>
         </w:rPr>
         <w:t>Khi người dùng hỏi, câu hỏi cũng được chuyển thành vector.</w:t>
       </w:r>
@@ -3083,10 +3744,15 @@
     <w:p>
       <w:pPr>
         <w:pStyle w:val="ListNumber"/>
+        <w:numPr>
+          <w:ilvl w:val="0"/>
+          <w:numId w:val="10"/>
+        </w:numPr>
       </w:pPr>
       <w:r>
         <w:rPr>
           <w:rFonts w:ascii="Calibri" w:hAnsi="Calibri"/>
+          <w:noProof/>
         </w:rPr>
         <w:t>Vector store tính độ tương đồng giữa câu hỏi và các document để lấy top_k đoạn liên quan.</w:t>
       </w:r>
@@ -3094,12 +3760,17 @@
     <w:p>
       <w:pPr>
         <w:pStyle w:val="ListNumber"/>
+        <w:numPr>
+          <w:ilvl w:val="0"/>
+          <w:numId w:val="10"/>
+        </w:numPr>
       </w:pPr>
       <w:r>
         <w:rPr>
           <w:rFonts w:ascii="Calibri" w:hAnsi="Calibri"/>
+          <w:noProof/>
         </w:rPr>
-        <w:t>Nếu bật reranker, CrossEncoderReranker xếp lại các candidate để tăng độ chính xác.</w:t>
+        <w:t>CrossEncoderReranker bắt buộc xếp lại candidate pool để tăng độ chính xác.</w:t>
       </w:r>
     </w:p>
     <w:tbl>
@@ -3137,13 +3808,18 @@
             <w:pPr>
               <w:spacing w:after="0"/>
             </w:pPr>
-            <w:r/>
+            <w:r>
+              <w:rPr>
+                <w:noProof/>
+              </w:rPr>
+            </w:r>
             <w:r>
               <w:rPr>
                 <w:rFonts w:ascii="Calibri" w:hAnsi="Calibri"/>
                 <w:b/>
                 <w:color w:val="1F4D78"/>
                 <w:sz w:val="19"/>
+                <w:noProof/>
               </w:rPr>
               <w:t>Input hỏi</w:t>
             </w:r>
@@ -3165,13 +3841,18 @@
             <w:pPr>
               <w:spacing w:after="0"/>
             </w:pPr>
-            <w:r/>
+            <w:r>
+              <w:rPr>
+                <w:noProof/>
+              </w:rPr>
+            </w:r>
             <w:r>
               <w:rPr>
                 <w:rFonts w:ascii="Calibri" w:hAnsi="Calibri"/>
                 <w:b/>
                 <w:color w:val="1F4D78"/>
                 <w:sz w:val="19"/>
+                <w:noProof/>
               </w:rPr>
               <w:t>Document có thể được truy hồi</w:t>
             </w:r>
@@ -3193,13 +3874,18 @@
             <w:pPr>
               <w:spacing w:after="0"/>
             </w:pPr>
-            <w:r/>
+            <w:r>
+              <w:rPr>
+                <w:noProof/>
+              </w:rPr>
+            </w:r>
             <w:r>
               <w:rPr>
                 <w:rFonts w:ascii="Calibri" w:hAnsi="Calibri"/>
                 <w:b/>
                 <w:color w:val="1F4D78"/>
                 <w:sz w:val="19"/>
+                <w:noProof/>
               </w:rPr>
               <w:t>Lý do liên quan</w:t>
             </w:r>
@@ -3221,13 +3907,18 @@
             <w:pPr>
               <w:spacing w:after="0"/>
             </w:pPr>
-            <w:r/>
+            <w:r>
+              <w:rPr>
+                <w:noProof/>
+              </w:rPr>
+            </w:r>
             <w:r>
               <w:rPr>
                 <w:rFonts w:ascii="Calibri" w:hAnsi="Calibri"/>
                 <w:b/>
                 <w:color w:val="1F4D78"/>
                 <w:sz w:val="19"/>
+                <w:noProof/>
               </w:rPr>
               <w:t>Dùng để làm gì</w:t>
             </w:r>
@@ -3243,12 +3934,17 @@
             <w:pPr>
               <w:spacing w:after="0"/>
             </w:pPr>
-            <w:r/>
+            <w:r>
+              <w:rPr>
+                <w:noProof/>
+              </w:rPr>
+            </w:r>
             <w:r>
               <w:rPr>
                 <w:rFonts w:ascii="Calibri" w:hAnsi="Calibri"/>
                 <w:b w:val="0"/>
                 <w:sz w:val="19"/>
+                <w:noProof/>
               </w:rPr>
               <w:t>Trái nào nhiều vitamin C?</w:t>
             </w:r>
@@ -3262,12 +3958,17 @@
             <w:pPr>
               <w:spacing w:after="0"/>
             </w:pPr>
-            <w:r/>
+            <w:r>
+              <w:rPr>
+                <w:noProof/>
+              </w:rPr>
+            </w:r>
             <w:r>
               <w:rPr>
                 <w:rFonts w:ascii="Calibri" w:hAnsi="Calibri"/>
                 <w:b w:val="0"/>
                 <w:sz w:val="19"/>
+                <w:noProof/>
               </w:rPr>
               <w:t>Cam Úc, Bưởi Da Xanh, Kiwi Xanh</w:t>
             </w:r>
@@ -3281,12 +3982,17 @@
             <w:pPr>
               <w:spacing w:after="0"/>
             </w:pPr>
-            <w:r/>
+            <w:r>
+              <w:rPr>
+                <w:noProof/>
+              </w:rPr>
+            </w:r>
             <w:r>
               <w:rPr>
                 <w:rFonts w:ascii="Calibri" w:hAnsi="Calibri"/>
                 <w:b w:val="0"/>
                 <w:sz w:val="19"/>
+                <w:noProof/>
               </w:rPr>
               <w:t>Các sản phẩm có vitamin_c_level cao.</w:t>
             </w:r>
@@ -3300,12 +4006,17 @@
             <w:pPr>
               <w:spacing w:after="0"/>
             </w:pPr>
-            <w:r/>
+            <w:r>
+              <w:rPr>
+                <w:noProof/>
+              </w:rPr>
+            </w:r>
             <w:r>
               <w:rPr>
                 <w:rFonts w:ascii="Calibri" w:hAnsi="Calibri"/>
                 <w:b w:val="0"/>
                 <w:sz w:val="19"/>
+                <w:noProof/>
               </w:rPr>
               <w:t>Gợi ý sản phẩm phù hợp.</w:t>
             </w:r>
@@ -3321,12 +4032,17 @@
             <w:pPr>
               <w:spacing w:after="0"/>
             </w:pPr>
-            <w:r/>
+            <w:r>
+              <w:rPr>
+                <w:noProof/>
+              </w:rPr>
+            </w:r>
             <w:r>
               <w:rPr>
                 <w:rFonts w:ascii="Calibri" w:hAnsi="Calibri"/>
                 <w:b w:val="0"/>
                 <w:sz w:val="19"/>
+                <w:noProof/>
               </w:rPr>
               <w:t>Bảo quản nho sao?</w:t>
             </w:r>
@@ -3340,12 +4056,17 @@
             <w:pPr>
               <w:spacing w:after="0"/>
             </w:pPr>
-            <w:r/>
+            <w:r>
+              <w:rPr>
+                <w:noProof/>
+              </w:rPr>
+            </w:r>
             <w:r>
               <w:rPr>
                 <w:rFonts w:ascii="Calibri" w:hAnsi="Calibri"/>
                 <w:b w:val="0"/>
                 <w:sz w:val="19"/>
+                <w:noProof/>
               </w:rPr>
               <w:t>FAQ bảo quản + Nho Mẫu Đơn</w:t>
             </w:r>
@@ -3359,12 +4080,17 @@
             <w:pPr>
               <w:spacing w:after="0"/>
             </w:pPr>
-            <w:r/>
+            <w:r>
+              <w:rPr>
+                <w:noProof/>
+              </w:rPr>
+            </w:r>
             <w:r>
               <w:rPr>
                 <w:rFonts w:ascii="Calibri" w:hAnsi="Calibri"/>
                 <w:b w:val="0"/>
                 <w:sz w:val="19"/>
+                <w:noProof/>
               </w:rPr>
               <w:t>Có topic storage và sản phẩm nho.</w:t>
             </w:r>
@@ -3378,12 +4104,17 @@
             <w:pPr>
               <w:spacing w:after="0"/>
             </w:pPr>
-            <w:r/>
+            <w:r>
+              <w:rPr>
+                <w:noProof/>
+              </w:rPr>
+            </w:r>
             <w:r>
               <w:rPr>
                 <w:rFonts w:ascii="Calibri" w:hAnsi="Calibri"/>
                 <w:b w:val="0"/>
                 <w:sz w:val="19"/>
+                <w:noProof/>
               </w:rPr>
               <w:t>Trả lời cách bảo quản.</w:t>
             </w:r>
@@ -3399,12 +4130,17 @@
             <w:pPr>
               <w:spacing w:after="0"/>
             </w:pPr>
-            <w:r/>
+            <w:r>
+              <w:rPr>
+                <w:noProof/>
+              </w:rPr>
+            </w:r>
             <w:r>
               <w:rPr>
                 <w:rFonts w:ascii="Calibri" w:hAnsi="Calibri"/>
                 <w:b w:val="0"/>
                 <w:sz w:val="19"/>
+                <w:noProof/>
               </w:rPr>
               <w:t>Muốn trái ít đường</w:t>
             </w:r>
@@ -3418,12 +4154,17 @@
             <w:pPr>
               <w:spacing w:after="0"/>
             </w:pPr>
-            <w:r/>
+            <w:r>
+              <w:rPr>
+                <w:noProof/>
+              </w:rPr>
+            </w:r>
             <w:r>
               <w:rPr>
                 <w:rFonts w:ascii="Calibri" w:hAnsi="Calibri"/>
                 <w:b w:val="0"/>
                 <w:sz w:val="19"/>
+                <w:noProof/>
               </w:rPr>
               <w:t>Bưởi Da Xanh, Kiwi Xanh, Lê Hàn Quốc</w:t>
             </w:r>
@@ -3437,12 +4178,17 @@
             <w:pPr>
               <w:spacing w:after="0"/>
             </w:pPr>
-            <w:r/>
+            <w:r>
+              <w:rPr>
+                <w:noProof/>
+              </w:rPr>
+            </w:r>
             <w:r>
               <w:rPr>
                 <w:rFonts w:ascii="Calibri" w:hAnsi="Calibri"/>
                 <w:b w:val="0"/>
                 <w:sz w:val="19"/>
+                <w:noProof/>
               </w:rPr>
               <w:t>sugar_content_level thấp hơn.</w:t>
             </w:r>
@@ -3456,12 +4202,17 @@
             <w:pPr>
               <w:spacing w:after="0"/>
             </w:pPr>
-            <w:r/>
+            <w:r>
+              <w:rPr>
+                <w:noProof/>
+              </w:rPr>
+            </w:r>
             <w:r>
               <w:rPr>
                 <w:rFonts w:ascii="Calibri" w:hAnsi="Calibri"/>
                 <w:b w:val="0"/>
                 <w:sz w:val="19"/>
+                <w:noProof/>
               </w:rPr>
               <w:t>Rank recommendation.</w:t>
             </w:r>
@@ -3477,12 +4228,17 @@
             <w:pPr>
               <w:spacing w:after="0"/>
             </w:pPr>
-            <w:r/>
+            <w:r>
+              <w:rPr>
+                <w:noProof/>
+              </w:rPr>
+            </w:r>
             <w:r>
               <w:rPr>
                 <w:rFonts w:ascii="Calibri" w:hAnsi="Calibri"/>
                 <w:b w:val="0"/>
                 <w:sz w:val="19"/>
+                <w:noProof/>
               </w:rPr>
               <w:t>Ăn kiêng nên mua gì?</w:t>
             </w:r>
@@ -3496,12 +4252,17 @@
             <w:pPr>
               <w:spacing w:after="0"/>
             </w:pPr>
-            <w:r/>
+            <w:r>
+              <w:rPr>
+                <w:noProof/>
+              </w:rPr>
+            </w:r>
             <w:r>
               <w:rPr>
                 <w:rFonts w:ascii="Calibri" w:hAnsi="Calibri"/>
                 <w:b w:val="0"/>
                 <w:sz w:val="19"/>
+                <w:noProof/>
               </w:rPr>
               <w:t>Bưởi, Kiwi, Thanh Long</w:t>
             </w:r>
@@ -3515,12 +4276,17 @@
             <w:pPr>
               <w:spacing w:after="0"/>
             </w:pPr>
-            <w:r/>
+            <w:r>
+              <w:rPr>
+                <w:noProof/>
+              </w:rPr>
+            </w:r>
             <w:r>
               <w:rPr>
                 <w:rFonts w:ascii="Calibri" w:hAnsi="Calibri"/>
                 <w:b w:val="0"/>
                 <w:sz w:val="19"/>
+                <w:noProof/>
               </w:rPr>
               <w:t>best_use có ăn kiêng/detox/giải nhiệt.</w:t>
             </w:r>
@@ -3534,12 +4300,17 @@
             <w:pPr>
               <w:spacing w:after="0"/>
             </w:pPr>
-            <w:r/>
+            <w:r>
+              <w:rPr>
+                <w:noProof/>
+              </w:rPr>
+            </w:r>
             <w:r>
               <w:rPr>
                 <w:rFonts w:ascii="Calibri" w:hAnsi="Calibri"/>
                 <w:b w:val="0"/>
                 <w:sz w:val="19"/>
+                <w:noProof/>
               </w:rPr>
               <w:t>Tư vấn theo mục đích.</w:t>
             </w:r>
@@ -3580,22 +4351,28 @@
             <w:pPr>
               <w:spacing w:after="60"/>
             </w:pPr>
-            <w:r/>
+            <w:r>
+              <w:rPr>
+                <w:noProof/>
+              </w:rPr>
+            </w:r>
             <w:r>
               <w:rPr>
                 <w:rFonts w:ascii="Calibri" w:hAnsi="Calibri"/>
                 <w:b/>
                 <w:color w:val="1F4D78"/>
                 <w:sz w:val="21"/>
-              </w:rPr>
-              <w:t xml:space="preserve">Fallback embedding: </w:t>
+                <w:noProof/>
+              </w:rPr>
+              <w:t xml:space="preserve">Pretrained retrieval bắt buộc: </w:t>
             </w:r>
             <w:r>
               <w:rPr>
                 <w:rFonts w:ascii="Calibri" w:hAnsi="Calibri"/>
                 <w:sz w:val="21"/>
-              </w:rPr>
-              <w:t>Nếu sentence-transformers hoặc model pretrained không tải được, HybridRetriever fallback sang HashingEmbeddingModel. Chất lượng semantic thấp hơn nhưng service vẫn chạy, phù hợp khi demo offline hoặc máy yếu.</w:t>
+                <w:noProof/>
+              </w:rPr>
+              <w:t>HybridRetriever chỉ chấp nhận sentence-transformers với BAAI/bge-m3 và reranker BAAI/bge-reranker-v2-m3. Không có hashing fallback. Nếu một model không tải được hoặc reranking lỗi, chatbot-service không âm thầm chạy ở chất lượng thấp.</w:t>
             </w:r>
           </w:p>
         </w:tc>
@@ -3603,16 +4380,14 @@
     </w:tbl>
     <w:p/>
     <w:p>
-      <w:r>
-        <w:br w:type="page"/>
-      </w:r>
-    </w:p>
-    <w:p>
       <w:pPr>
         <w:pStyle w:val="Heading1"/>
         <w:keepNext/>
       </w:pPr>
       <w:r>
+        <w:rPr>
+          <w:noProof/>
+        </w:rPr>
         <w:t>6. RecommendationAgent xử lý tư vấn ra sao?</w:t>
       </w:r>
     </w:p>
@@ -3620,6 +4395,7 @@
       <w:r>
         <w:rPr>
           <w:rFonts w:ascii="Calibri" w:hAnsi="Calibri"/>
+          <w:noProof/>
         </w:rPr>
         <w:t>RecommendationAgent không chỉ tìm theo từ khoá. Nó phân tích nhu cầu của khách thành các ràng buộc có thể tính điểm. Ví dụ 'ít chua' trở thành max_sourness=3, 'ngọt nhất' trở thành min_sweetness=8, 'ít đường' trở thành max_sugar=5 và max_calories=60, 'cho bé' ưu tiên ít hạt và ít chua.</w:t>
       </w:r>
@@ -3659,13 +4435,18 @@
             <w:pPr>
               <w:spacing w:after="0"/>
             </w:pPr>
-            <w:r/>
+            <w:r>
+              <w:rPr>
+                <w:noProof/>
+              </w:rPr>
+            </w:r>
             <w:r>
               <w:rPr>
                 <w:rFonts w:ascii="Calibri" w:hAnsi="Calibri"/>
                 <w:b/>
                 <w:color w:val="1F4D78"/>
                 <w:sz w:val="19"/>
+                <w:noProof/>
               </w:rPr>
               <w:t>Câu hỏi</w:t>
             </w:r>
@@ -3687,13 +4468,18 @@
             <w:pPr>
               <w:spacing w:after="0"/>
             </w:pPr>
-            <w:r/>
+            <w:r>
+              <w:rPr>
+                <w:noProof/>
+              </w:rPr>
+            </w:r>
             <w:r>
               <w:rPr>
                 <w:rFonts w:ascii="Calibri" w:hAnsi="Calibri"/>
                 <w:b/>
                 <w:color w:val="1F4D78"/>
                 <w:sz w:val="19"/>
+                <w:noProof/>
               </w:rPr>
               <w:t>Ràng buộc trích xuất</w:t>
             </w:r>
@@ -3715,13 +4501,18 @@
             <w:pPr>
               <w:spacing w:after="0"/>
             </w:pPr>
-            <w:r/>
+            <w:r>
+              <w:rPr>
+                <w:noProof/>
+              </w:rPr>
+            </w:r>
             <w:r>
               <w:rPr>
                 <w:rFonts w:ascii="Calibri" w:hAnsi="Calibri"/>
                 <w:b/>
                 <w:color w:val="1F4D78"/>
                 <w:sz w:val="19"/>
+                <w:noProof/>
               </w:rPr>
               <w:t>Cách rank</w:t>
             </w:r>
@@ -3743,13 +4534,18 @@
             <w:pPr>
               <w:spacing w:after="0"/>
             </w:pPr>
-            <w:r/>
+            <w:r>
+              <w:rPr>
+                <w:noProof/>
+              </w:rPr>
+            </w:r>
             <w:r>
               <w:rPr>
                 <w:rFonts w:ascii="Calibri" w:hAnsi="Calibri"/>
                 <w:b/>
                 <w:color w:val="1F4D78"/>
                 <w:sz w:val="19"/>
+                <w:noProof/>
               </w:rPr>
               <w:t>Output mẫu</w:t>
             </w:r>
@@ -3765,12 +4561,17 @@
             <w:pPr>
               <w:spacing w:after="0"/>
             </w:pPr>
-            <w:r/>
+            <w:r>
+              <w:rPr>
+                <w:noProof/>
+              </w:rPr>
+            </w:r>
             <w:r>
               <w:rPr>
                 <w:rFonts w:ascii="Calibri" w:hAnsi="Calibri"/>
                 <w:b w:val="0"/>
                 <w:sz w:val="19"/>
+                <w:noProof/>
               </w:rPr>
               <w:t>Trái nào ngọt, ít chua dưới 100k?</w:t>
             </w:r>
@@ -3784,12 +4585,17 @@
             <w:pPr>
               <w:spacing w:after="0"/>
             </w:pPr>
-            <w:r/>
+            <w:r>
+              <w:rPr>
+                <w:noProof/>
+              </w:rPr>
+            </w:r>
             <w:r>
               <w:rPr>
                 <w:rFonts w:ascii="Calibri" w:hAnsi="Calibri"/>
                 <w:b w:val="0"/>
                 <w:sz w:val="19"/>
+                <w:noProof/>
               </w:rPr>
               <w:t>min_sweetness=7, max_sourness=3, budget=100000</w:t>
             </w:r>
@@ -3803,12 +4609,17 @@
             <w:pPr>
               <w:spacing w:after="0"/>
             </w:pPr>
-            <w:r/>
+            <w:r>
+              <w:rPr>
+                <w:noProof/>
+              </w:rPr>
+            </w:r>
             <w:r>
               <w:rPr>
                 <w:rFonts w:ascii="Calibri" w:hAnsi="Calibri"/>
                 <w:b w:val="0"/>
                 <w:sz w:val="19"/>
+                <w:noProof/>
               </w:rPr>
               <w:t>Ưu tiên ngọt cao, chua thấp, giá &lt;= ngân sách.</w:t>
             </w:r>
@@ -3822,12 +4633,17 @@
             <w:pPr>
               <w:spacing w:after="0"/>
             </w:pPr>
-            <w:r/>
+            <w:r>
+              <w:rPr>
+                <w:noProof/>
+              </w:rPr>
+            </w:r>
             <w:r>
               <w:rPr>
                 <w:rFonts w:ascii="Calibri" w:hAnsi="Calibri"/>
                 <w:b w:val="0"/>
                 <w:sz w:val="19"/>
+                <w:noProof/>
               </w:rPr>
               <w:t>Xoài Cát Hòa Lộc, Bưởi Da Xanh...</w:t>
             </w:r>
@@ -3843,12 +4659,17 @@
             <w:pPr>
               <w:spacing w:after="0"/>
             </w:pPr>
-            <w:r/>
+            <w:r>
+              <w:rPr>
+                <w:noProof/>
+              </w:rPr>
+            </w:r>
             <w:r>
               <w:rPr>
                 <w:rFonts w:ascii="Calibri" w:hAnsi="Calibri"/>
                 <w:b w:val="0"/>
                 <w:sz w:val="19"/>
+                <w:noProof/>
               </w:rPr>
               <w:t>Người tiểu đường nên ăn gì?</w:t>
             </w:r>
@@ -3862,12 +4683,17 @@
             <w:pPr>
               <w:spacing w:after="0"/>
             </w:pPr>
-            <w:r/>
+            <w:r>
+              <w:rPr>
+                <w:noProof/>
+              </w:rPr>
+            </w:r>
             <w:r>
               <w:rPr>
                 <w:rFonts w:ascii="Calibri" w:hAnsi="Calibri"/>
                 <w:b w:val="0"/>
                 <w:sz w:val="19"/>
+                <w:noProof/>
               </w:rPr>
               <w:t>max_sugar=5, max_calories=60</w:t>
             </w:r>
@@ -3881,12 +4707,17 @@
             <w:pPr>
               <w:spacing w:after="0"/>
             </w:pPr>
-            <w:r/>
+            <w:r>
+              <w:rPr>
+                <w:noProof/>
+              </w:rPr>
+            </w:r>
             <w:r>
               <w:rPr>
                 <w:rFonts w:ascii="Calibri" w:hAnsi="Calibri"/>
                 <w:b w:val="0"/>
                 <w:sz w:val="19"/>
+                <w:noProof/>
               </w:rPr>
               <w:t>Ưu tiên đường/calo thấp.</w:t>
             </w:r>
@@ -3900,12 +4731,17 @@
             <w:pPr>
               <w:spacing w:after="0"/>
             </w:pPr>
-            <w:r/>
+            <w:r>
+              <w:rPr>
+                <w:noProof/>
+              </w:rPr>
+            </w:r>
             <w:r>
               <w:rPr>
                 <w:rFonts w:ascii="Calibri" w:hAnsi="Calibri"/>
                 <w:b w:val="0"/>
                 <w:sz w:val="19"/>
+                <w:noProof/>
               </w:rPr>
               <w:t>Bưởi Da Xanh, Kiwi Xanh...</w:t>
             </w:r>
@@ -3921,12 +4757,17 @@
             <w:pPr>
               <w:spacing w:after="0"/>
             </w:pPr>
-            <w:r/>
+            <w:r>
+              <w:rPr>
+                <w:noProof/>
+              </w:rPr>
+            </w:r>
             <w:r>
               <w:rPr>
                 <w:rFonts w:ascii="Calibri" w:hAnsi="Calibri"/>
                 <w:b w:val="0"/>
                 <w:sz w:val="19"/>
+                <w:noProof/>
               </w:rPr>
               <w:t>Cho bé ăn loại nào ít hạt?</w:t>
             </w:r>
@@ -3940,12 +4781,17 @@
             <w:pPr>
               <w:spacing w:after="0"/>
             </w:pPr>
-            <w:r/>
+            <w:r>
+              <w:rPr>
+                <w:noProof/>
+              </w:rPr>
+            </w:r>
             <w:r>
               <w:rPr>
                 <w:rFonts w:ascii="Calibri" w:hAnsi="Calibri"/>
                 <w:b w:val="0"/>
                 <w:sz w:val="19"/>
+                <w:noProof/>
               </w:rPr>
               <w:t>is_child_context=true, max_seed=3, max_sourness=3</w:t>
             </w:r>
@@ -3959,12 +4805,17 @@
             <w:pPr>
               <w:spacing w:after="0"/>
             </w:pPr>
-            <w:r/>
+            <w:r>
+              <w:rPr>
+                <w:noProof/>
+              </w:rPr>
+            </w:r>
             <w:r>
               <w:rPr>
                 <w:rFonts w:ascii="Calibri" w:hAnsi="Calibri"/>
                 <w:b w:val="0"/>
                 <w:sz w:val="19"/>
+                <w:noProof/>
               </w:rPr>
               <w:t>Ưu tiên dễ ăn, ít hạt, ít chua.</w:t>
             </w:r>
@@ -3978,12 +4829,17 @@
             <w:pPr>
               <w:spacing w:after="0"/>
             </w:pPr>
-            <w:r/>
+            <w:r>
+              <w:rPr>
+                <w:noProof/>
+              </w:rPr>
+            </w:r>
             <w:r>
               <w:rPr>
                 <w:rFonts w:ascii="Calibri" w:hAnsi="Calibri"/>
                 <w:b w:val="0"/>
                 <w:sz w:val="19"/>
+                <w:noProof/>
               </w:rPr>
               <w:t>Táo Envy, Lê Hàn Quốc...</w:t>
             </w:r>
@@ -3999,12 +4855,17 @@
             <w:pPr>
               <w:spacing w:after="0"/>
             </w:pPr>
-            <w:r/>
+            <w:r>
+              <w:rPr>
+                <w:noProof/>
+              </w:rPr>
+            </w:r>
             <w:r>
               <w:rPr>
                 <w:rFonts w:ascii="Calibri" w:hAnsi="Calibri"/>
                 <w:b w:val="0"/>
                 <w:sz w:val="19"/>
+                <w:noProof/>
               </w:rPr>
               <w:t>So sánh cam và bưởi loại nào ít chua?</w:t>
             </w:r>
@@ -4018,12 +4879,17 @@
             <w:pPr>
               <w:spacing w:after="0"/>
             </w:pPr>
-            <w:r/>
+            <w:r>
+              <w:rPr>
+                <w:noProof/>
+              </w:rPr>
+            </w:r>
             <w:r>
               <w:rPr>
                 <w:rFonts w:ascii="Calibri" w:hAnsi="Calibri"/>
                 <w:b w:val="0"/>
                 <w:sz w:val="19"/>
+                <w:noProof/>
               </w:rPr>
               <w:t>is_comparison=true, entities=cam/buoi, max_sourness=3</w:t>
             </w:r>
@@ -4037,12 +4903,17 @@
             <w:pPr>
               <w:spacing w:after="0"/>
             </w:pPr>
-            <w:r/>
+            <w:r>
+              <w:rPr>
+                <w:noProof/>
+              </w:rPr>
+            </w:r>
             <w:r>
               <w:rPr>
                 <w:rFonts w:ascii="Calibri" w:hAnsi="Calibri"/>
                 <w:b w:val="0"/>
                 <w:sz w:val="19"/>
+                <w:noProof/>
               </w:rPr>
               <w:t>So chỉ các sản phẩm liên quan rồi chọn theo độ chua.</w:t>
             </w:r>
@@ -4056,12 +4927,17 @@
             <w:pPr>
               <w:spacing w:after="0"/>
             </w:pPr>
-            <w:r/>
+            <w:r>
+              <w:rPr>
+                <w:noProof/>
+              </w:rPr>
+            </w:r>
             <w:r>
               <w:rPr>
                 <w:rFonts w:ascii="Calibri" w:hAnsi="Calibri"/>
                 <w:b w:val="0"/>
                 <w:sz w:val="19"/>
+                <w:noProof/>
               </w:rPr>
               <w:t>Nghiêng về Bưởi Da Xanh nếu ít chua hơn.</w:t>
             </w:r>
@@ -4074,6 +4950,7 @@
       <w:r>
         <w:rPr>
           <w:rFonts w:ascii="Calibri" w:hAnsi="Calibri"/>
+          <w:noProof/>
         </w:rPr>
         <w:t>Sau khi có ràng buộc, agent lấy sản phẩm đang còn hàng và tính điểm. Điểm có thể đến từ nhiều nguồn: score theo thuộc tính sản phẩm, score ngân sách, score texture/best_use, score semantic từ retriever, và tie-breaker theo độ ngọt/chua. Kết quả trả về là danh sách sản phẩm đã rank cùng lý do chọn.</w:t>
       </w:r>
@@ -4084,6 +4961,9 @@
         <w:keepNext/>
       </w:pPr>
       <w:r>
+        <w:rPr>
+          <w:noProof/>
+        </w:rPr>
         <w:t>7. MemoryAgent nhớ gì trong hội thoại?</w:t>
       </w:r>
     </w:p>
@@ -4091,6 +4971,7 @@
       <w:r>
         <w:rPr>
           <w:rFonts w:ascii="Calibri" w:hAnsi="Calibri"/>
+          <w:noProof/>
         </w:rPr>
         <w:t>MemoryAgent lưu sở thích theo session_id, ví dụ người dùng thích ngọt, ít chua, ít hạt, mọng nước, giòn, ít đường, nhiều chất xơ, nhiều vitamin C hoặc có ngân sách khoảng bao nhiêu. Bộ nhớ này không phải database lâu dài mà là state trong service, dùng để làm câu sau thông minh hơn trong cùng phiên.</w:t>
       </w:r>
@@ -4130,13 +5011,18 @@
             <w:pPr>
               <w:spacing w:after="0"/>
             </w:pPr>
-            <w:r/>
+            <w:r>
+              <w:rPr>
+                <w:noProof/>
+              </w:rPr>
+            </w:r>
             <w:r>
               <w:rPr>
                 <w:rFonts w:ascii="Calibri" w:hAnsi="Calibri"/>
                 <w:b/>
                 <w:color w:val="1F4D78"/>
                 <w:sz w:val="19"/>
+                <w:noProof/>
               </w:rPr>
               <w:t>Lượt chat</w:t>
             </w:r>
@@ -4158,13 +5044,18 @@
             <w:pPr>
               <w:spacing w:after="0"/>
             </w:pPr>
-            <w:r/>
+            <w:r>
+              <w:rPr>
+                <w:noProof/>
+              </w:rPr>
+            </w:r>
             <w:r>
               <w:rPr>
                 <w:rFonts w:ascii="Calibri" w:hAnsi="Calibri"/>
                 <w:b/>
                 <w:color w:val="1F4D78"/>
                 <w:sz w:val="19"/>
+                <w:noProof/>
               </w:rPr>
               <w:t>Input</w:t>
             </w:r>
@@ -4186,13 +5077,18 @@
             <w:pPr>
               <w:spacing w:after="0"/>
             </w:pPr>
-            <w:r/>
+            <w:r>
+              <w:rPr>
+                <w:noProof/>
+              </w:rPr>
+            </w:r>
             <w:r>
               <w:rPr>
                 <w:rFonts w:ascii="Calibri" w:hAnsi="Calibri"/>
                 <w:b/>
                 <w:color w:val="1F4D78"/>
                 <w:sz w:val="19"/>
+                <w:noProof/>
               </w:rPr>
               <w:t>Memory cập nhật</w:t>
             </w:r>
@@ -4214,13 +5110,18 @@
             <w:pPr>
               <w:spacing w:after="0"/>
             </w:pPr>
-            <w:r/>
+            <w:r>
+              <w:rPr>
+                <w:noProof/>
+              </w:rPr>
+            </w:r>
             <w:r>
               <w:rPr>
                 <w:rFonts w:ascii="Calibri" w:hAnsi="Calibri"/>
                 <w:b/>
                 <w:color w:val="1F4D78"/>
                 <w:sz w:val="19"/>
+                <w:noProof/>
               </w:rPr>
               <w:t>Ảnh hưởng lượt sau</w:t>
             </w:r>
@@ -4236,12 +5137,17 @@
             <w:pPr>
               <w:spacing w:after="0"/>
             </w:pPr>
-            <w:r/>
+            <w:r>
+              <w:rPr>
+                <w:noProof/>
+              </w:rPr>
+            </w:r>
             <w:r>
               <w:rPr>
                 <w:rFonts w:ascii="Calibri" w:hAnsi="Calibri"/>
                 <w:b w:val="0"/>
                 <w:sz w:val="19"/>
+                <w:noProof/>
               </w:rPr>
               <w:t>1</w:t>
             </w:r>
@@ -4255,12 +5161,17 @@
             <w:pPr>
               <w:spacing w:after="0"/>
             </w:pPr>
-            <w:r/>
+            <w:r>
+              <w:rPr>
+                <w:noProof/>
+              </w:rPr>
+            </w:r>
             <w:r>
               <w:rPr>
                 <w:rFonts w:ascii="Calibri" w:hAnsi="Calibri"/>
                 <w:b w:val="0"/>
                 <w:sz w:val="19"/>
+                <w:noProof/>
               </w:rPr>
               <w:t>Mình thích trái ngọt, ít chua</w:t>
             </w:r>
@@ -4274,12 +5185,17 @@
             <w:pPr>
               <w:spacing w:after="0"/>
             </w:pPr>
-            <w:r/>
+            <w:r>
+              <w:rPr>
+                <w:noProof/>
+              </w:rPr>
+            </w:r>
             <w:r>
               <w:rPr>
                 <w:rFonts w:ascii="Calibri" w:hAnsi="Calibri"/>
                 <w:b w:val="0"/>
                 <w:sz w:val="19"/>
+                <w:noProof/>
               </w:rPr>
               <w:t>prefers_sweet=true, prefers_low_sour=true</w:t>
             </w:r>
@@ -4293,12 +5209,17 @@
             <w:pPr>
               <w:spacing w:after="0"/>
             </w:pPr>
-            <w:r/>
+            <w:r>
+              <w:rPr>
+                <w:noProof/>
+              </w:rPr>
+            </w:r>
             <w:r>
               <w:rPr>
                 <w:rFonts w:ascii="Calibri" w:hAnsi="Calibri"/>
                 <w:b w:val="0"/>
                 <w:sz w:val="19"/>
+                <w:noProof/>
               </w:rPr>
               <w:t>Câu 'còn loại nào khác?' vẫn ưu tiên ngọt/ít chua.</w:t>
             </w:r>
@@ -4314,12 +5235,17 @@
             <w:pPr>
               <w:spacing w:after="0"/>
             </w:pPr>
-            <w:r/>
+            <w:r>
+              <w:rPr>
+                <w:noProof/>
+              </w:rPr>
+            </w:r>
             <w:r>
               <w:rPr>
                 <w:rFonts w:ascii="Calibri" w:hAnsi="Calibri"/>
                 <w:b w:val="0"/>
                 <w:sz w:val="19"/>
+                <w:noProof/>
               </w:rPr>
               <w:t>2</w:t>
             </w:r>
@@ -4333,12 +5259,17 @@
             <w:pPr>
               <w:spacing w:after="0"/>
             </w:pPr>
-            <w:r/>
+            <w:r>
+              <w:rPr>
+                <w:noProof/>
+              </w:rPr>
+            </w:r>
             <w:r>
               <w:rPr>
                 <w:rFonts w:ascii="Calibri" w:hAnsi="Calibri"/>
                 <w:b w:val="0"/>
                 <w:sz w:val="19"/>
+                <w:noProof/>
               </w:rPr>
               <w:t>Tầm dưới 100k thôi</w:t>
             </w:r>
@@ -4352,12 +5283,17 @@
             <w:pPr>
               <w:spacing w:after="0"/>
             </w:pPr>
-            <w:r/>
+            <w:r>
+              <w:rPr>
+                <w:noProof/>
+              </w:rPr>
+            </w:r>
             <w:r>
               <w:rPr>
                 <w:rFonts w:ascii="Calibri" w:hAnsi="Calibri"/>
                 <w:b w:val="0"/>
                 <w:sz w:val="19"/>
+                <w:noProof/>
               </w:rPr>
               <w:t>budget_hint=100000</w:t>
             </w:r>
@@ -4371,12 +5307,17 @@
             <w:pPr>
               <w:spacing w:after="0"/>
             </w:pPr>
-            <w:r/>
+            <w:r>
+              <w:rPr>
+                <w:noProof/>
+              </w:rPr>
+            </w:r>
             <w:r>
               <w:rPr>
                 <w:rFonts w:ascii="Calibri" w:hAnsi="Calibri"/>
                 <w:b w:val="0"/>
                 <w:sz w:val="19"/>
+                <w:noProof/>
               </w:rPr>
               <w:t>Câu 'như cũ' có thể giữ ngân sách này.</w:t>
             </w:r>
@@ -4392,12 +5333,17 @@
             <w:pPr>
               <w:spacing w:after="0"/>
             </w:pPr>
-            <w:r/>
+            <w:r>
+              <w:rPr>
+                <w:noProof/>
+              </w:rPr>
+            </w:r>
             <w:r>
               <w:rPr>
                 <w:rFonts w:ascii="Calibri" w:hAnsi="Calibri"/>
                 <w:b w:val="0"/>
                 <w:sz w:val="19"/>
+                <w:noProof/>
               </w:rPr>
               <w:t>3</w:t>
             </w:r>
@@ -4411,12 +5357,17 @@
             <w:pPr>
               <w:spacing w:after="0"/>
             </w:pPr>
-            <w:r/>
+            <w:r>
+              <w:rPr>
+                <w:noProof/>
+              </w:rPr>
+            </w:r>
             <w:r>
               <w:rPr>
                 <w:rFonts w:ascii="Calibri" w:hAnsi="Calibri"/>
                 <w:b w:val="0"/>
                 <w:sz w:val="19"/>
+                <w:noProof/>
               </w:rPr>
               <w:t>Có loại nào giòn không?</w:t>
             </w:r>
@@ -4430,12 +5381,17 @@
             <w:pPr>
               <w:spacing w:after="0"/>
             </w:pPr>
-            <w:r/>
+            <w:r>
+              <w:rPr>
+                <w:noProof/>
+              </w:rPr>
+            </w:r>
             <w:r>
               <w:rPr>
                 <w:rFonts w:ascii="Calibri" w:hAnsi="Calibri"/>
                 <w:b w:val="0"/>
                 <w:sz w:val="19"/>
+                <w:noProof/>
               </w:rPr>
               <w:t>prefers_crunchy=true, preferred_texture=giòn</w:t>
             </w:r>
@@ -4449,12 +5405,17 @@
             <w:pPr>
               <w:spacing w:after="0"/>
             </w:pPr>
-            <w:r/>
+            <w:r>
+              <w:rPr>
+                <w:noProof/>
+              </w:rPr>
+            </w:r>
             <w:r>
               <w:rPr>
                 <w:rFonts w:ascii="Calibri" w:hAnsi="Calibri"/>
                 <w:b w:val="0"/>
                 <w:sz w:val="19"/>
+                <w:noProof/>
               </w:rPr>
               <w:t>Recommendation ưu tiên Táo/Nho nếu phù hợp.</w:t>
             </w:r>
@@ -4467,6 +5428,7 @@
       <w:r>
         <w:rPr>
           <w:rFonts w:ascii="Calibri" w:hAnsi="Calibri"/>
+          <w:noProof/>
         </w:rPr>
         <w:t>Ngoài MemoryAgent, dự án còn lưu conversation_messages trong database. Phần này giúp xử lý câu tham chiếu như 'quả đó bao nhiêu', 'loại này còn không'. Khi phát hiện từ tham chiếu, hệ thống lấy user message gần nhất trong lịch sử để ghép vào câu hỏi mới trước khi route intent.</w:t>
       </w:r>
@@ -4477,6 +5439,9 @@
         <w:keepNext/>
       </w:pPr>
       <w:r>
+        <w:rPr>
+          <w:noProof/>
+        </w:rPr>
         <w:t>8. ResponseRewriter và LLM</w:t>
       </w:r>
     </w:p>
@@ -4484,8 +5449,9 @@
       <w:r>
         <w:rPr>
           <w:rFonts w:ascii="Calibri" w:hAnsi="Calibri"/>
+          <w:noProof/>
         </w:rPr>
-        <w:t>ResponseRewriter nhận base_answer từ logic nghiệp vụ rồi gọi LM Studio để viết lại. Prompt mới yêu cầu câu trả lời tiếng Việt có dấu, tối đa 2 câu, khoảng 45 từ, trực tiếp câu đầu, vui tươi nhẹ và không bịa dữ kiện. Chat flow truyền allow_follow_up=False nên rewriter loại bỏ câu hỏi gợi mở ở cuối. LM Studio dùng API tương thích OpenAI /chat/completions; nếu không khai báo model name, code có thể tự gọi /models để chọn model chat/instruct không phải embedding.</w:t>
+        <w:t>ResponseRewriter nhận base_answer từ logic nghiệp vụ rồi bắt buộc gọi LM Studio để viết lại. Prompt yêu cầu tiếng Việt có dấu, tối đa 2 câu, khoảng 45 từ, trực tiếp và không bịa dữ kiện. Khi startup, code gọi /v1/models, xác nhận model cấu hình hoặc tự chọn model chat/instruct, rồi gửi một chat completion probe. Nếu LM Studio không sẵn sàng hoặc rewrite thất bại, API trả 503; không quay về câu nền.</w:t>
       </w:r>
     </w:p>
     <w:tbl>
@@ -4523,13 +5489,18 @@
             <w:pPr>
               <w:spacing w:after="0"/>
             </w:pPr>
-            <w:r/>
+            <w:r>
+              <w:rPr>
+                <w:noProof/>
+              </w:rPr>
+            </w:r>
             <w:r>
               <w:rPr>
                 <w:rFonts w:ascii="Calibri" w:hAnsi="Calibri"/>
                 <w:b/>
                 <w:color w:val="1F4D78"/>
                 <w:sz w:val="19"/>
+                <w:noProof/>
               </w:rPr>
               <w:t>Base answer</w:t>
             </w:r>
@@ -4551,13 +5522,18 @@
             <w:pPr>
               <w:spacing w:after="0"/>
             </w:pPr>
-            <w:r/>
+            <w:r>
+              <w:rPr>
+                <w:noProof/>
+              </w:rPr>
+            </w:r>
             <w:r>
               <w:rPr>
                 <w:rFonts w:ascii="Calibri" w:hAnsi="Calibri"/>
                 <w:b/>
                 <w:color w:val="1F4D78"/>
                 <w:sz w:val="19"/>
+                <w:noProof/>
               </w:rPr>
               <w:t>RAG context</w:t>
             </w:r>
@@ -4579,13 +5555,18 @@
             <w:pPr>
               <w:spacing w:after="0"/>
             </w:pPr>
-            <w:r/>
+            <w:r>
+              <w:rPr>
+                <w:noProof/>
+              </w:rPr>
+            </w:r>
             <w:r>
               <w:rPr>
                 <w:rFonts w:ascii="Calibri" w:hAnsi="Calibri"/>
                 <w:b/>
                 <w:color w:val="1F4D78"/>
                 <w:sz w:val="19"/>
+                <w:noProof/>
               </w:rPr>
               <w:t>Prompt yêu cầu</w:t>
             </w:r>
@@ -4607,13 +5588,18 @@
             <w:pPr>
               <w:spacing w:after="0"/>
             </w:pPr>
-            <w:r/>
+            <w:r>
+              <w:rPr>
+                <w:noProof/>
+              </w:rPr>
+            </w:r>
             <w:r>
               <w:rPr>
                 <w:rFonts w:ascii="Calibri" w:hAnsi="Calibri"/>
                 <w:b/>
                 <w:color w:val="1F4D78"/>
                 <w:sz w:val="19"/>
+                <w:noProof/>
               </w:rPr>
               <w:t>Output kỳ vọng</w:t>
             </w:r>
@@ -4629,12 +5615,17 @@
             <w:pPr>
               <w:spacing w:after="0"/>
             </w:pPr>
-            <w:r/>
+            <w:r>
+              <w:rPr>
+                <w:noProof/>
+              </w:rPr>
+            </w:r>
             <w:r>
               <w:rPr>
                 <w:rFonts w:ascii="Calibri" w:hAnsi="Calibri"/>
                 <w:b w:val="0"/>
                 <w:sz w:val="19"/>
+                <w:noProof/>
               </w:rPr>
               <w:t>Cam Úc hiện còn 25 sản phẩm, giá 65.000đ.</w:t>
             </w:r>
@@ -4648,12 +5639,17 @@
             <w:pPr>
               <w:spacing w:after="0"/>
             </w:pPr>
-            <w:r/>
+            <w:r>
+              <w:rPr>
+                <w:noProof/>
+              </w:rPr>
+            </w:r>
             <w:r>
               <w:rPr>
                 <w:rFonts w:ascii="Calibri" w:hAnsi="Calibri"/>
                 <w:b w:val="0"/>
                 <w:sz w:val="19"/>
+                <w:noProof/>
               </w:rPr>
               <w:t>Cam Úc: giá 65.000đ, còn 25, mọng nước 9/10</w:t>
             </w:r>
@@ -4667,12 +5663,17 @@
             <w:pPr>
               <w:spacing w:after="0"/>
             </w:pPr>
-            <w:r/>
+            <w:r>
+              <w:rPr>
+                <w:noProof/>
+              </w:rPr>
+            </w:r>
             <w:r>
               <w:rPr>
                 <w:rFonts w:ascii="Calibri" w:hAnsi="Calibri"/>
                 <w:b w:val="0"/>
                 <w:sz w:val="19"/>
+                <w:noProof/>
               </w:rPr>
               <w:t>Trả trực tiếp, tối đa 2 câu, vui nhẹ.</w:t>
             </w:r>
@@ -4686,12 +5687,17 @@
             <w:pPr>
               <w:spacing w:after="0"/>
             </w:pPr>
-            <w:r/>
+            <w:r>
+              <w:rPr>
+                <w:noProof/>
+              </w:rPr>
+            </w:r>
             <w:r>
               <w:rPr>
                 <w:rFonts w:ascii="Calibri" w:hAnsi="Calibri"/>
                 <w:b w:val="0"/>
                 <w:sz w:val="19"/>
+                <w:noProof/>
               </w:rPr>
               <w:t>Có nhé, Cam Úc còn 25 sản phẩm, giá 65.000đ.</w:t>
             </w:r>
@@ -4707,12 +5713,17 @@
             <w:pPr>
               <w:spacing w:after="0"/>
             </w:pPr>
-            <w:r/>
+            <w:r>
+              <w:rPr>
+                <w:noProof/>
+              </w:rPr>
+            </w:r>
             <w:r>
               <w:rPr>
                 <w:rFonts w:ascii="Calibri" w:hAnsi="Calibri"/>
                 <w:b w:val="0"/>
                 <w:sz w:val="19"/>
+                <w:noProof/>
               </w:rPr>
               <w:t>Mình chưa tìm thấy đúng sản phẩm bạn hỏi.</w:t>
             </w:r>
@@ -4726,12 +5737,17 @@
             <w:pPr>
               <w:spacing w:after="0"/>
             </w:pPr>
-            <w:r/>
+            <w:r>
+              <w:rPr>
+                <w:noProof/>
+              </w:rPr>
+            </w:r>
             <w:r>
               <w:rPr>
                 <w:rFonts w:ascii="Calibri" w:hAnsi="Calibri"/>
                 <w:b w:val="0"/>
                 <w:sz w:val="19"/>
+                <w:noProof/>
               </w:rPr>
               <w:t>Danh sách sản phẩm còn hàng</w:t>
             </w:r>
@@ -4745,12 +5761,17 @@
             <w:pPr>
               <w:spacing w:after="0"/>
             </w:pPr>
-            <w:r/>
+            <w:r>
+              <w:rPr>
+                <w:noProof/>
+              </w:rPr>
+            </w:r>
             <w:r>
               <w:rPr>
                 <w:rFonts w:ascii="Calibri" w:hAnsi="Calibri"/>
                 <w:b w:val="0"/>
                 <w:sz w:val="19"/>
+                <w:noProof/>
               </w:rPr>
               <w:t>Không đoán nếu thiếu dữ kiện.</w:t>
             </w:r>
@@ -4764,12 +5785,17 @@
             <w:pPr>
               <w:spacing w:after="0"/>
             </w:pPr>
-            <w:r/>
+            <w:r>
+              <w:rPr>
+                <w:noProof/>
+              </w:rPr>
+            </w:r>
             <w:r>
               <w:rPr>
                 <w:rFonts w:ascii="Calibri" w:hAnsi="Calibri"/>
                 <w:b w:val="0"/>
                 <w:sz w:val="19"/>
+                <w:noProof/>
               </w:rPr>
               <w:t>Mình chưa thấy đúng sản phẩm đó trong kho hiện tại; bạn có thể chọn Xoài, Cam hoặc Nho nhé.</w:t>
             </w:r>
@@ -4785,12 +5811,17 @@
             <w:pPr>
               <w:spacing w:after="0"/>
             </w:pPr>
-            <w:r/>
+            <w:r>
+              <w:rPr>
+                <w:noProof/>
+              </w:rPr>
+            </w:r>
             <w:r>
               <w:rPr>
                 <w:rFonts w:ascii="Calibri" w:hAnsi="Calibri"/>
                 <w:b w:val="0"/>
                 <w:sz w:val="19"/>
+                <w:noProof/>
               </w:rPr>
               <w:t>Bạn có thể đặt hàng bằng tên sản phẩm + số lượng + địa chỉ.</w:t>
             </w:r>
@@ -4804,12 +5835,17 @@
             <w:pPr>
               <w:spacing w:after="0"/>
             </w:pPr>
-            <w:r/>
+            <w:r>
+              <w:rPr>
+                <w:noProof/>
+              </w:rPr>
+            </w:r>
             <w:r>
               <w:rPr>
                 <w:rFonts w:ascii="Calibri" w:hAnsi="Calibri"/>
                 <w:b w:val="0"/>
                 <w:sz w:val="19"/>
+                <w:noProof/>
               </w:rPr>
               <w:t>Không có RAG</w:t>
             </w:r>
@@ -4823,12 +5859,17 @@
             <w:pPr>
               <w:spacing w:after="0"/>
             </w:pPr>
-            <w:r/>
+            <w:r>
+              <w:rPr>
+                <w:noProof/>
+              </w:rPr>
+            </w:r>
             <w:r>
               <w:rPr>
                 <w:rFonts w:ascii="Calibri" w:hAnsi="Calibri"/>
                 <w:b w:val="0"/>
                 <w:sz w:val="19"/>
+                <w:noProof/>
               </w:rPr>
               <w:t>Ngắn gọn, dễ làm theo.</w:t>
             </w:r>
@@ -4842,12 +5883,17 @@
             <w:pPr>
               <w:spacing w:after="0"/>
             </w:pPr>
-            <w:r/>
+            <w:r>
+              <w:rPr>
+                <w:noProof/>
+              </w:rPr>
+            </w:r>
             <w:r>
               <w:rPr>
                 <w:rFonts w:ascii="Calibri" w:hAnsi="Calibri"/>
                 <w:b w:val="0"/>
                 <w:sz w:val="19"/>
+                <w:noProof/>
               </w:rPr>
               <w:t>Bạn gửi tên sản phẩm, số lượng và địa chỉ nhận là mình kiểm tra tồn rồi chốt giúp nhé.</w:t>
             </w:r>
@@ -4888,13 +5934,18 @@
             <w:pPr>
               <w:spacing w:after="60"/>
             </w:pPr>
-            <w:r/>
+            <w:r>
+              <w:rPr>
+                <w:noProof/>
+              </w:rPr>
+            </w:r>
             <w:r>
               <w:rPr>
                 <w:rFonts w:ascii="Calibri" w:hAnsi="Calibri"/>
                 <w:b/>
                 <w:color w:val="1F4D78"/>
                 <w:sz w:val="21"/>
+                <w:noProof/>
               </w:rPr>
               <w:t xml:space="preserve">Guard sau LLM: </w:t>
             </w:r>
@@ -4902,6 +5953,7 @@
               <w:rPr>
                 <w:rFonts w:ascii="Calibri" w:hAnsi="Calibri"/>
                 <w:sz w:val="21"/>
+                <w:noProof/>
               </w:rPr>
               <w:t>Nếu LLM viết hay nhưng bỏ mất sản phẩm người dùng hỏi, hoặc nhắc giá ngoài ngân sách, _validate_and_repair_answer sẽ sửa lại bằng câu trả lời an toàn dựa trên products/constraints.</w:t>
             </w:r>
@@ -4916,6 +5968,9 @@
         <w:keepNext/>
       </w:pPr>
       <w:r>
+        <w:rPr>
+          <w:noProof/>
+        </w:rPr>
         <w:t>8.1 LLM resolver cho khu vực giao hàng</w:t>
       </w:r>
     </w:p>
@@ -4923,6 +5978,7 @@
       <w:r>
         <w:rPr>
           <w:rFonts w:ascii="Calibri" w:hAnsi="Calibri"/>
+          <w:noProof/>
         </w:rPr>
         <w:t>Ngoài rewrite, ResponseRewriter còn có resolve_delivery_area. Hàm này không viết câu trả lời cho khách mà chỉ phân loại địa chỉ/phố/đường/ngõ về một khu vực Hà Nội trong danh sách cho phép. LLM phải trả JSON thuần gồm area, confidence, matched_text và reason; code chỉ nhận kết quả khi area nằm trong danh sách và confidence &gt;= 0,65.</w:t>
       </w:r>
@@ -4962,13 +6018,18 @@
             <w:pPr>
               <w:spacing w:after="0"/>
             </w:pPr>
-            <w:r/>
+            <w:r>
+              <w:rPr>
+                <w:noProof/>
+              </w:rPr>
+            </w:r>
             <w:r>
               <w:rPr>
                 <w:rFonts w:ascii="Calibri" w:hAnsi="Calibri"/>
                 <w:b/>
                 <w:color w:val="1F4D78"/>
                 <w:sz w:val="19"/>
+                <w:noProof/>
               </w:rPr>
               <w:t>Input</w:t>
             </w:r>
@@ -4990,13 +6051,18 @@
             <w:pPr>
               <w:spacing w:after="0"/>
             </w:pPr>
-            <w:r/>
+            <w:r>
+              <w:rPr>
+                <w:noProof/>
+              </w:rPr>
+            </w:r>
             <w:r>
               <w:rPr>
                 <w:rFonts w:ascii="Calibri" w:hAnsi="Calibri"/>
                 <w:b/>
                 <w:color w:val="1F4D78"/>
                 <w:sz w:val="19"/>
+                <w:noProof/>
               </w:rPr>
               <w:t>LLM JSON kỳ vọng</w:t>
             </w:r>
@@ -5018,13 +6084,18 @@
             <w:pPr>
               <w:spacing w:after="0"/>
             </w:pPr>
-            <w:r/>
+            <w:r>
+              <w:rPr>
+                <w:noProof/>
+              </w:rPr>
+            </w:r>
             <w:r>
               <w:rPr>
                 <w:rFonts w:ascii="Calibri" w:hAnsi="Calibri"/>
                 <w:b/>
                 <w:color w:val="1F4D78"/>
                 <w:sz w:val="19"/>
+                <w:noProof/>
               </w:rPr>
               <w:t>Rule sau LLM</w:t>
             </w:r>
@@ -5046,13 +6117,18 @@
             <w:pPr>
               <w:spacing w:after="0"/>
             </w:pPr>
-            <w:r/>
+            <w:r>
+              <w:rPr>
+                <w:noProof/>
+              </w:rPr>
+            </w:r>
             <w:r>
               <w:rPr>
                 <w:rFonts w:ascii="Calibri" w:hAnsi="Calibri"/>
                 <w:b/>
                 <w:color w:val="1F4D78"/>
                 <w:sz w:val="19"/>
+                <w:noProof/>
               </w:rPr>
               <w:t>Ý nghĩa</w:t>
             </w:r>
@@ -5068,12 +6144,17 @@
             <w:pPr>
               <w:spacing w:after="0"/>
             </w:pPr>
-            <w:r/>
+            <w:r>
+              <w:rPr>
+                <w:noProof/>
+              </w:rPr>
+            </w:r>
             <w:r>
               <w:rPr>
                 <w:rFonts w:ascii="Calibri" w:hAnsi="Calibri"/>
                 <w:b w:val="0"/>
                 <w:sz w:val="19"/>
+                <w:noProof/>
               </w:rPr>
               <w:t>ship tới ngõ 15 Duy Tân</w:t>
             </w:r>
@@ -5087,12 +6168,17 @@
             <w:pPr>
               <w:spacing w:after="0"/>
             </w:pPr>
-            <w:r/>
+            <w:r>
+              <w:rPr>
+                <w:noProof/>
+              </w:rPr>
+            </w:r>
             <w:r>
               <w:rPr>
                 <w:rFonts w:ascii="Calibri" w:hAnsi="Calibri"/>
                 <w:b w:val="0"/>
                 <w:sz w:val="19"/>
+                <w:noProof/>
               </w:rPr>
               <w:t>{"area":"Cầu Giấy","confidence":0.86,...}</w:t>
             </w:r>
@@ -5106,12 +6192,17 @@
             <w:pPr>
               <w:spacing w:after="0"/>
             </w:pPr>
-            <w:r/>
+            <w:r>
+              <w:rPr>
+                <w:noProof/>
+              </w:rPr>
+            </w:r>
             <w:r>
               <w:rPr>
                 <w:rFonts w:ascii="Calibri" w:hAnsi="Calibri"/>
                 <w:b w:val="0"/>
                 <w:sz w:val="19"/>
+                <w:noProof/>
               </w:rPr>
               <w:t>Area hợp lệ + confidence đủ.</w:t>
             </w:r>
@@ -5125,12 +6216,17 @@
             <w:pPr>
               <w:spacing w:after="0"/>
             </w:pPr>
-            <w:r/>
+            <w:r>
+              <w:rPr>
+                <w:noProof/>
+              </w:rPr>
+            </w:r>
             <w:r>
               <w:rPr>
                 <w:rFonts w:ascii="Calibri" w:hAnsi="Calibri"/>
                 <w:b w:val="0"/>
                 <w:sz w:val="19"/>
+                <w:noProof/>
               </w:rPr>
               <w:t>Dùng Cầu Giấy để tính ETA.</w:t>
             </w:r>
@@ -5146,12 +6242,17 @@
             <w:pPr>
               <w:spacing w:after="0"/>
             </w:pPr>
-            <w:r/>
+            <w:r>
+              <w:rPr>
+                <w:noProof/>
+              </w:rPr>
+            </w:r>
             <w:r>
               <w:rPr>
                 <w:rFonts w:ascii="Calibri" w:hAnsi="Calibri"/>
                 <w:b w:val="0"/>
                 <w:sz w:val="19"/>
+                <w:noProof/>
               </w:rPr>
               <w:t>giao phố Quan Nhân</w:t>
             </w:r>
@@ -5165,12 +6266,17 @@
             <w:pPr>
               <w:spacing w:after="0"/>
             </w:pPr>
-            <w:r/>
+            <w:r>
+              <w:rPr>
+                <w:noProof/>
+              </w:rPr>
+            </w:r>
             <w:r>
               <w:rPr>
                 <w:rFonts w:ascii="Calibri" w:hAnsi="Calibri"/>
                 <w:b w:val="0"/>
                 <w:sz w:val="19"/>
+                <w:noProof/>
               </w:rPr>
               <w:t>{"area":"Thanh Xuân","confidence":0.82,...}</w:t>
             </w:r>
@@ -5184,12 +6290,17 @@
             <w:pPr>
               <w:spacing w:after="0"/>
             </w:pPr>
-            <w:r/>
+            <w:r>
+              <w:rPr>
+                <w:noProof/>
+              </w:rPr>
+            </w:r>
             <w:r>
               <w:rPr>
                 <w:rFonts w:ascii="Calibri" w:hAnsi="Calibri"/>
                 <w:b w:val="0"/>
                 <w:sz w:val="19"/>
+                <w:noProof/>
               </w:rPr>
               <w:t>Area hợp lệ + confidence đủ.</w:t>
             </w:r>
@@ -5203,12 +6314,17 @@
             <w:pPr>
               <w:spacing w:after="0"/>
             </w:pPr>
-            <w:r/>
+            <w:r>
+              <w:rPr>
+                <w:noProof/>
+              </w:rPr>
+            </w:r>
             <w:r>
               <w:rPr>
                 <w:rFonts w:ascii="Calibri" w:hAnsi="Calibri"/>
                 <w:b w:val="0"/>
                 <w:sz w:val="19"/>
+                <w:noProof/>
               </w:rPr>
               <w:t>Dùng Thanh Xuân để tính ETA.</w:t>
             </w:r>
@@ -5224,12 +6340,17 @@
             <w:pPr>
               <w:spacing w:after="0"/>
             </w:pPr>
-            <w:r/>
+            <w:r>
+              <w:rPr>
+                <w:noProof/>
+              </w:rPr>
+            </w:r>
             <w:r>
               <w:rPr>
                 <w:rFonts w:ascii="Calibri" w:hAnsi="Calibri"/>
                 <w:b w:val="0"/>
                 <w:sz w:val="19"/>
+                <w:noProof/>
               </w:rPr>
               <w:t>giao Nguyễn Trãi</w:t>
             </w:r>
@@ -5243,12 +6364,17 @@
             <w:pPr>
               <w:spacing w:after="0"/>
             </w:pPr>
-            <w:r/>
+            <w:r>
+              <w:rPr>
+                <w:noProof/>
+              </w:rPr>
+            </w:r>
             <w:r>
               <w:rPr>
                 <w:rFonts w:ascii="Calibri" w:hAnsi="Calibri"/>
                 <w:b w:val="0"/>
                 <w:sz w:val="19"/>
+                <w:noProof/>
               </w:rPr>
               <w:t>{"area":null,"confidence":0.4,...}</w:t>
             </w:r>
@@ -5262,12 +6388,17 @@
             <w:pPr>
               <w:spacing w:after="0"/>
             </w:pPr>
-            <w:r/>
+            <w:r>
+              <w:rPr>
+                <w:noProof/>
+              </w:rPr>
+            </w:r>
             <w:r>
               <w:rPr>
                 <w:rFonts w:ascii="Calibri" w:hAnsi="Calibri"/>
                 <w:b w:val="0"/>
                 <w:sz w:val="19"/>
+                <w:noProof/>
               </w:rPr>
               <w:t>Bị loại vì không chắc.</w:t>
             </w:r>
@@ -5281,14 +6412,189 @@
             <w:pPr>
               <w:spacing w:after="0"/>
             </w:pPr>
-            <w:r/>
+            <w:r>
+              <w:rPr>
+                <w:noProof/>
+              </w:rPr>
+            </w:r>
             <w:r>
               <w:rPr>
                 <w:rFonts w:ascii="Calibri" w:hAnsi="Calibri"/>
                 <w:b w:val="0"/>
                 <w:sz w:val="19"/>
+                <w:noProof/>
               </w:rPr>
               <w:t>Không đoán khu vực.</w:t>
+            </w:r>
+          </w:p>
+        </w:tc>
+      </w:tr>
+    </w:tbl>
+    <w:p/>
+    <w:p>
+      <w:pPr>
+        <w:pStyle w:val="Heading2"/>
+        <w:keepNext/>
+      </w:pPr>
+      <w:r>
+        <w:rPr>
+          <w:noProof/>
+        </w:rPr>
+        <w:t>8.2 Fail-fast và readiness từ backend tới frontend</w:t>
+      </w:r>
+    </w:p>
+    <w:p>
+      <w:r>
+        <w:rPr>
+          <w:rFonts w:ascii="Calibri" w:hAnsi="Calibri"/>
+          <w:noProof/>
+        </w:rPr>
+        <w:t>Chatbot-service chỉ nhận traffic sau khi toàn bộ AI runtime được khởi tạo thành công. Admin-service dùng build_services=False nên vẫn nhẹ và không cần tải model. Frontend gọi GET /ai/status ngay khi mở trang và lặp lại mỗi 30 giây; ô nhập cùng quick replies bị khóa nếu router, embedding, reranker hoặc LM Studio chưa ready.</w:t>
+      </w:r>
+    </w:p>
+    <w:tbl>
+      <w:tblPr>
+        <w:tblStyle w:val="TableGrid"/>
+        <w:tblW w:type="dxa" w:w="9360"/>
+        <w:jc w:val="center"/>
+        <w:tblLayout w:type="fixed"/>
+        <w:tblLook w:firstColumn="1" w:firstRow="1" w:lastColumn="0" w:lastRow="0" w:noHBand="0" w:noVBand="1" w:val="04A0"/>
+        <w:tblInd w:w="120" w:type="dxa"/>
+      </w:tblPr>
+      <w:tblGrid>
+        <w:gridCol w:w="9360"/>
+      </w:tblGrid>
+      <w:tr>
+        <w:trPr>
+          <w:tblHeader w:val="true"/>
+        </w:trPr>
+        <w:tc>
+          <w:tcPr>
+            <w:tcW w:type="dxa" w:w="9360"/>
+            <w:vAlign w:val="center"/>
+            <w:tcMar>
+              <w:top w:w="80" w:type="dxa"/>
+              <w:bottom w:w="80" w:type="dxa"/>
+              <w:start w:w="120" w:type="dxa"/>
+              <w:end w:w="120" w:type="dxa"/>
+            </w:tcMar>
+            <w:shd w:fill="F8FAFC"/>
+          </w:tcPr>
+          <w:p>
+            <w:pPr>
+              <w:spacing w:after="0"/>
+            </w:pPr>
+            <w:r>
+              <w:rPr>
+                <w:noProof/>
+              </w:rPr>
+            </w:r>
+            <w:r>
+              <w:rPr>
+                <w:rFonts w:ascii="Consolas" w:hAnsi="Consolas"/>
+                <w:color w:val="0F172A"/>
+                <w:sz w:val="18"/>
+                <w:noProof/>
+              </w:rPr>
+              <w:t>Chatbot startup</w:t>
+            </w:r>
+          </w:p>
+          <w:p>
+            <w:pPr>
+              <w:spacing w:after="0"/>
+            </w:pPr>
+            <w:r>
+              <w:rPr>
+                <w:rFonts w:ascii="Consolas" w:hAnsi="Consolas"/>
+                <w:color w:val="0F172A"/>
+                <w:sz w:val="18"/>
+                <w:noProof/>
+              </w:rPr>
+              <w:t xml:space="preserve">  -&gt; kiểm tra USE_PRETRAINED_INTENT_ROUTER / EMBEDDING_BACKEND / RERANKER</w:t>
+            </w:r>
+          </w:p>
+          <w:p>
+            <w:pPr>
+              <w:spacing w:after="0"/>
+            </w:pPr>
+            <w:r>
+              <w:rPr>
+                <w:rFonts w:ascii="Consolas" w:hAnsi="Consolas"/>
+                <w:color w:val="0F172A"/>
+                <w:sz w:val="18"/>
+                <w:noProof/>
+              </w:rPr>
+              <w:t xml:space="preserve">  -&gt; LM Studio: /v1/models + chat completion probe</w:t>
+            </w:r>
+          </w:p>
+          <w:p>
+            <w:pPr>
+              <w:spacing w:after="0"/>
+            </w:pPr>
+            <w:r>
+              <w:rPr>
+                <w:rFonts w:ascii="Consolas" w:hAnsi="Consolas"/>
+                <w:color w:val="0F172A"/>
+                <w:sz w:val="18"/>
+                <w:noProof/>
+              </w:rPr>
+              <w:t xml:space="preserve">  -&gt; tải BGE-M3 embedding + BGE reranker</w:t>
+            </w:r>
+          </w:p>
+          <w:p>
+            <w:pPr>
+              <w:spacing w:after="0"/>
+            </w:pPr>
+            <w:r>
+              <w:rPr>
+                <w:rFonts w:ascii="Consolas" w:hAnsi="Consolas"/>
+                <w:color w:val="0F172A"/>
+                <w:sz w:val="18"/>
+                <w:noProof/>
+              </w:rPr>
+              <w:t xml:space="preserve">  -&gt; dựng vector index sản phẩm/FAQ</w:t>
+            </w:r>
+          </w:p>
+          <w:p>
+            <w:pPr>
+              <w:spacing w:after="0"/>
+            </w:pPr>
+            <w:r>
+              <w:rPr>
+                <w:rFonts w:ascii="Consolas" w:hAnsi="Consolas"/>
+                <w:color w:val="0F172A"/>
+                <w:sz w:val="18"/>
+                <w:noProof/>
+              </w:rPr>
+              <w:t xml:space="preserve">  -&gt; tải pretrained intent router</w:t>
+            </w:r>
+          </w:p>
+          <w:p>
+            <w:pPr>
+              <w:spacing w:after="0"/>
+            </w:pPr>
+            <w:r>
+              <w:rPr>
+                <w:rFonts w:ascii="Consolas" w:hAnsi="Consolas"/>
+                <w:color w:val="0F172A"/>
+                <w:sz w:val="18"/>
+                <w:noProof/>
+              </w:rPr>
+              <w:t xml:space="preserve">  -&gt; /health và /ai/status báo ready</w:t>
+            </w:r>
+          </w:p>
+          <w:p>
+            <w:pPr>
+              <w:spacing w:after="0"/>
+            </w:pPr>
+            <w:r>
+              <w:rPr>
+                <w:rFonts w:ascii="Consolas" w:hAnsi="Consolas"/>
+                <w:color w:val="0F172A"/>
+                <w:sz w:val="18"/>
+                <w:noProof/>
+              </w:rPr>
+              <w:t xml:space="preserve">  -&gt; frontend mở quyền gửi tin</w:t>
             </w:r>
           </w:p>
         </w:tc>
@@ -5301,6 +6607,9 @@
         <w:keepNext/>
       </w:pPr>
       <w:r>
+        <w:rPr>
+          <w:noProof/>
+        </w:rPr>
         <w:t>9. Ví dụ chạy trọn pipeline</w:t>
       </w:r>
     </w:p>
@@ -5310,6 +6619,9 @@
         <w:keepNext/>
       </w:pPr>
       <w:r>
+        <w:rPr>
+          <w:noProof/>
+        </w:rPr>
         <w:t>9.1 Ví dụ hỏi tồn kho/giá</w:t>
       </w:r>
     </w:p>
@@ -5345,12 +6657,17 @@
             <w:pPr>
               <w:spacing w:after="0"/>
             </w:pPr>
-            <w:r/>
+            <w:r>
+              <w:rPr>
+                <w:noProof/>
+              </w:rPr>
+            </w:r>
             <w:r>
               <w:rPr>
                 <w:rFonts w:ascii="Consolas" w:hAnsi="Consolas"/>
                 <w:color w:val="0F172A"/>
                 <w:sz w:val="18"/>
+                <w:noProof/>
               </w:rPr>
               <w:t>Input Messenger: "Cam Úc còn không, giá nhiêu?"</w:t>
             </w:r>
@@ -5364,6 +6681,7 @@
                 <w:rFonts w:ascii="Consolas" w:hAnsi="Consolas"/>
                 <w:color w:val="0F172A"/>
                 <w:sz w:val="18"/>
+                <w:noProof/>
               </w:rPr>
               <w:t>Normalize: cam uc con khong gia nhieu</w:t>
             </w:r>
@@ -5377,6 +6695,7 @@
                 <w:rFonts w:ascii="Consolas" w:hAnsi="Consolas"/>
                 <w:color w:val="0F172A"/>
                 <w:sz w:val="18"/>
+                <w:noProof/>
               </w:rPr>
               <w:t>Router: inventory_check</w:t>
             </w:r>
@@ -5390,6 +6709,7 @@
                 <w:rFonts w:ascii="Consolas" w:hAnsi="Consolas"/>
                 <w:color w:val="0F172A"/>
                 <w:sz w:val="18"/>
+                <w:noProof/>
               </w:rPr>
               <w:t>InventoryAgent: tìm Cam Úc trong products</w:t>
             </w:r>
@@ -5403,6 +6723,7 @@
                 <w:rFonts w:ascii="Consolas" w:hAnsi="Consolas"/>
                 <w:color w:val="0F172A"/>
                 <w:sz w:val="18"/>
+                <w:noProof/>
               </w:rPr>
               <w:t>Base answer: Cam Úc hiện còn 25 sản phẩm, giá 65.000đ.</w:t>
             </w:r>
@@ -5416,6 +6737,7 @@
                 <w:rFonts w:ascii="Consolas" w:hAnsi="Consolas"/>
                 <w:color w:val="0F172A"/>
                 <w:sz w:val="18"/>
+                <w:noProof/>
               </w:rPr>
               <w:t>LLM rewrite: Có nhé, Cam Úc còn 25 sản phẩm, giá 65.000đ.</w:t>
             </w:r>
@@ -5429,6 +6751,7 @@
                 <w:rFonts w:ascii="Consolas" w:hAnsi="Consolas"/>
                 <w:color w:val="0F172A"/>
                 <w:sz w:val="18"/>
+                <w:noProof/>
               </w:rPr>
               <w:t>Messenger output: gửi text về PSID người dùng</w:t>
             </w:r>
@@ -5443,6 +6766,9 @@
         <w:keepNext/>
       </w:pPr>
       <w:r>
+        <w:rPr>
+          <w:noProof/>
+        </w:rPr>
         <w:t>9.2 Ví dụ hỏi tư vấn</w:t>
       </w:r>
     </w:p>
@@ -5478,12 +6804,17 @@
             <w:pPr>
               <w:spacing w:after="0"/>
             </w:pPr>
-            <w:r/>
+            <w:r>
+              <w:rPr>
+                <w:noProof/>
+              </w:rPr>
+            </w:r>
             <w:r>
               <w:rPr>
                 <w:rFonts w:ascii="Consolas" w:hAnsi="Consolas"/>
                 <w:color w:val="0F172A"/>
                 <w:sz w:val="18"/>
+                <w:noProof/>
               </w:rPr>
               <w:t>Input: "Mình muốn trái ngọt, ít chua, dưới 100k"</w:t>
             </w:r>
@@ -5497,6 +6828,7 @@
                 <w:rFonts w:ascii="Consolas" w:hAnsi="Consolas"/>
                 <w:color w:val="0F172A"/>
                 <w:sz w:val="18"/>
+                <w:noProof/>
               </w:rPr>
               <w:t>Router: recommendation</w:t>
             </w:r>
@@ -5510,6 +6842,7 @@
                 <w:rFonts w:ascii="Consolas" w:hAnsi="Consolas"/>
                 <w:color w:val="0F172A"/>
                 <w:sz w:val="18"/>
+                <w:noProof/>
               </w:rPr>
               <w:t>parse_preferences: min_sweetness=7, max_sourness=3, max_price=100000</w:t>
             </w:r>
@@ -5523,6 +6856,7 @@
                 <w:rFonts w:ascii="Consolas" w:hAnsi="Consolas"/>
                 <w:color w:val="0F172A"/>
                 <w:sz w:val="18"/>
+                <w:noProof/>
               </w:rPr>
               <w:t>RecommendationAgent: rank sản phẩm còn hàng theo vị + ngân sách</w:t>
             </w:r>
@@ -5536,6 +6870,7 @@
                 <w:rFonts w:ascii="Consolas" w:hAnsi="Consolas"/>
                 <w:color w:val="0F172A"/>
                 <w:sz w:val="18"/>
+                <w:noProof/>
               </w:rPr>
               <w:t>RAG: lấy context sản phẩm nổi bật</w:t>
             </w:r>
@@ -5549,6 +6884,7 @@
                 <w:rFonts w:ascii="Consolas" w:hAnsi="Consolas"/>
                 <w:color w:val="0F172A"/>
                 <w:sz w:val="18"/>
+                <w:noProof/>
               </w:rPr>
               <w:t>Output mẫu: Mình gợi ý Xoài Cát Hòa Lộc hoặc Bưởi Da Xanh; cả hai đều hợp tiêu chí ngọt, ít chua và dưới 100.000đ.</w:t>
             </w:r>
@@ -5563,6 +6899,9 @@
         <w:keepNext/>
       </w:pPr>
       <w:r>
+        <w:rPr>
+          <w:noProof/>
+        </w:rPr>
         <w:t>9.3 Ví dụ hỏi FAQ</w:t>
       </w:r>
     </w:p>
@@ -5598,12 +6937,17 @@
             <w:pPr>
               <w:spacing w:after="0"/>
             </w:pPr>
-            <w:r/>
+            <w:r>
+              <w:rPr>
+                <w:noProof/>
+              </w:rPr>
+            </w:r>
             <w:r>
               <w:rPr>
                 <w:rFonts w:ascii="Consolas" w:hAnsi="Consolas"/>
                 <w:color w:val="0F172A"/>
                 <w:sz w:val="18"/>
+                <w:noProof/>
               </w:rPr>
               <w:t>Input: "Shop giao nội thành mất bao lâu?"</w:t>
             </w:r>
@@ -5617,6 +6961,7 @@
                 <w:rFonts w:ascii="Consolas" w:hAnsi="Consolas"/>
                 <w:color w:val="0F172A"/>
                 <w:sz w:val="18"/>
+                <w:noProof/>
               </w:rPr>
               <w:t>Router: faq_shipping</w:t>
             </w:r>
@@ -5630,6 +6975,7 @@
                 <w:rFonts w:ascii="Consolas" w:hAnsi="Consolas"/>
                 <w:color w:val="0F172A"/>
                 <w:sz w:val="18"/>
+                <w:noProof/>
               </w:rPr>
               <w:t>FAQAgent: tìm FAQ topic shipping</w:t>
             </w:r>
@@ -5643,6 +6989,7 @@
                 <w:rFonts w:ascii="Consolas" w:hAnsi="Consolas"/>
                 <w:color w:val="0F172A"/>
                 <w:sz w:val="18"/>
+                <w:noProof/>
               </w:rPr>
               <w:t>semantic_cache: lưu câu trả lời 300 giây</w:t>
             </w:r>
@@ -5656,6 +7003,7 @@
                 <w:rFonts w:ascii="Consolas" w:hAnsi="Consolas"/>
                 <w:color w:val="0F172A"/>
                 <w:sz w:val="18"/>
+                <w:noProof/>
               </w:rPr>
               <w:t>Output mẫu: Nội thành thường giao trong ngày hoặc theo khung giờ shop xác nhận; bạn gửi địa chỉ để mình ước tính sát hơn nhé.</w:t>
             </w:r>
@@ -5670,6 +7018,9 @@
         <w:keepNext/>
       </w:pPr>
       <w:r>
+        <w:rPr>
+          <w:noProof/>
+        </w:rPr>
         <w:t>9.4 Ví dụ ETA giao hàng theo khu vực</w:t>
       </w:r>
     </w:p>
@@ -5705,12 +7056,17 @@
             <w:pPr>
               <w:spacing w:after="0"/>
             </w:pPr>
-            <w:r/>
+            <w:r>
+              <w:rPr>
+                <w:noProof/>
+              </w:rPr>
+            </w:r>
             <w:r>
               <w:rPr>
                 <w:rFonts w:ascii="Consolas" w:hAnsi="Consolas"/>
                 <w:color w:val="0F172A"/>
                 <w:sz w:val="18"/>
+                <w:noProof/>
               </w:rPr>
               <w:t>Input: "Shop ship qua Duy Tân Cầu Giấy mất bao lâu?"</w:t>
             </w:r>
@@ -5724,6 +7080,7 @@
                 <w:rFonts w:ascii="Consolas" w:hAnsi="Consolas"/>
                 <w:color w:val="0F172A"/>
                 <w:sz w:val="18"/>
+                <w:noProof/>
               </w:rPr>
               <w:t>Router: faq_shipping</w:t>
             </w:r>
@@ -5737,6 +7094,7 @@
                 <w:rFonts w:ascii="Consolas" w:hAnsi="Consolas"/>
                 <w:color w:val="0F172A"/>
                 <w:sz w:val="18"/>
+                <w:noProof/>
               </w:rPr>
               <w:t>FAQAgent: topic shipping -&gt; build_delivery_eta_answer</w:t>
             </w:r>
@@ -5750,6 +7108,7 @@
                 <w:rFonts w:ascii="Consolas" w:hAnsi="Consolas"/>
                 <w:color w:val="0F172A"/>
                 <w:sz w:val="18"/>
+                <w:noProof/>
               </w:rPr>
               <w:t>delivery_eta: bắt alias Duy Tân/Cầu Giấy</w:t>
             </w:r>
@@ -5763,6 +7122,7 @@
                 <w:rFonts w:ascii="Consolas" w:hAnsi="Consolas"/>
                 <w:color w:val="0F172A"/>
                 <w:sz w:val="18"/>
+                <w:noProof/>
               </w:rPr>
               <w:t>ETA: Cầu Giấy di chuyển 15-25 phút + 30 phút chuẩn bị = 45-55 phút</w:t>
             </w:r>
@@ -5776,6 +7136,7 @@
                 <w:rFonts w:ascii="Consolas" w:hAnsi="Consolas"/>
                 <w:color w:val="0F172A"/>
                 <w:sz w:val="18"/>
+                <w:noProof/>
               </w:rPr>
               <w:t>Output mẫu: Shop xuất phát từ Nam Từ Liêm. Cầu Giấy khoảng 45-55 phút, tuỳ thời tiết và giờ cao điểm.</w:t>
             </w:r>
@@ -5790,6 +7151,9 @@
         <w:keepNext/>
       </w:pPr>
       <w:r>
+        <w:rPr>
+          <w:noProof/>
+        </w:rPr>
         <w:t>9.5 Ví dụ tạm tính giỏ hàng</w:t>
       </w:r>
     </w:p>
@@ -5825,12 +7189,17 @@
             <w:pPr>
               <w:spacing w:after="0"/>
             </w:pPr>
-            <w:r/>
+            <w:r>
+              <w:rPr>
+                <w:noProof/>
+              </w:rPr>
+            </w:r>
             <w:r>
               <w:rPr>
                 <w:rFonts w:ascii="Consolas" w:hAnsi="Consolas"/>
                 <w:color w:val="0F172A"/>
                 <w:sz w:val="18"/>
+                <w:noProof/>
               </w:rPr>
               <w:t>Input: "Mình lấy 2 táo envy và 1 cam úc"</w:t>
             </w:r>
@@ -5844,6 +7213,7 @@
                 <w:rFonts w:ascii="Consolas" w:hAnsi="Consolas"/>
                 <w:color w:val="0F172A"/>
                 <w:sz w:val="18"/>
+                <w:noProof/>
               </w:rPr>
               <w:t>Router: cart_quantity_heuristic -&gt; inventory_check</w:t>
             </w:r>
@@ -5857,6 +7227,7 @@
                 <w:rFonts w:ascii="Consolas" w:hAnsi="Consolas"/>
                 <w:color w:val="0F172A"/>
                 <w:sz w:val="18"/>
+                <w:noProof/>
               </w:rPr>
               <w:t>_extract_quantity_items: táo=2, cam=1</w:t>
             </w:r>
@@ -5870,6 +7241,7 @@
                 <w:rFonts w:ascii="Consolas" w:hAnsi="Consolas"/>
                 <w:color w:val="0F172A"/>
                 <w:sz w:val="18"/>
+                <w:noProof/>
               </w:rPr>
               <w:t>InventoryAgent: lấy giá từng sản phẩm</w:t>
             </w:r>
@@ -5883,6 +7255,7 @@
                 <w:rFonts w:ascii="Consolas" w:hAnsi="Consolas"/>
                 <w:color w:val="0F172A"/>
                 <w:sz w:val="18"/>
+                <w:noProof/>
               </w:rPr>
               <w:t>Output mẫu: Tạm tính đơn của bạn: 2 Táo Envy x 120.000đ = 240.000đ; 1 Cam Úc x 65.000đ = 65.000đ. Tổng cộng 305.000đ.</w:t>
             </w:r>
@@ -5897,6 +7270,9 @@
         <w:keepNext/>
       </w:pPr>
       <w:r>
+        <w:rPr>
+          <w:noProof/>
+        </w:rPr>
         <w:t>9.6 Ví dụ alias ngắn mơ hồ</w:t>
       </w:r>
     </w:p>
@@ -5932,12 +7308,17 @@
             <w:pPr>
               <w:spacing w:after="0"/>
             </w:pPr>
-            <w:r/>
+            <w:r>
+              <w:rPr>
+                <w:noProof/>
+              </w:rPr>
+            </w:r>
             <w:r>
               <w:rPr>
                 <w:rFonts w:ascii="Consolas" w:hAnsi="Consolas"/>
                 <w:color w:val="0F172A"/>
                 <w:sz w:val="18"/>
+                <w:noProof/>
               </w:rPr>
               <w:t>Input: "oi còn không"</w:t>
             </w:r>
@@ -5951,6 +7332,7 @@
                 <w:rFonts w:ascii="Consolas" w:hAnsi="Consolas"/>
                 <w:color w:val="0F172A"/>
                 <w:sz w:val="18"/>
+                <w:noProof/>
               </w:rPr>
               <w:t>Router: price/inventory path</w:t>
             </w:r>
@@ -5964,6 +7346,7 @@
                 <w:rFonts w:ascii="Consolas" w:hAnsi="Consolas"/>
                 <w:color w:val="0F172A"/>
                 <w:sz w:val="18"/>
+                <w:noProof/>
               </w:rPr>
               <w:t>has_unqualified_short_alias: true vì 'oi' thiếu tiền tố quả/trái</w:t>
             </w:r>
@@ -5977,6 +7360,7 @@
                 <w:rFonts w:ascii="Consolas" w:hAnsi="Consolas"/>
                 <w:color w:val="0F172A"/>
                 <w:sz w:val="18"/>
+                <w:noProof/>
               </w:rPr>
               <w:t>Output mẫu: Mình chưa hiểu 'oi'/'le' là ổi/lê khi thiếu ngữ cảnh. Bạn gửi 'quả ổi' hoặc 'trái lê' nhé.</w:t>
             </w:r>
@@ -5991,6 +7375,9 @@
         <w:keepNext/>
       </w:pPr>
       <w:r>
+        <w:rPr>
+          <w:noProof/>
+        </w:rPr>
         <w:t>9.7 Ví dụ câu ngoài phạm vi</w:t>
       </w:r>
     </w:p>
@@ -6026,12 +7413,17 @@
             <w:pPr>
               <w:spacing w:after="0"/>
             </w:pPr>
-            <w:r/>
+            <w:r>
+              <w:rPr>
+                <w:noProof/>
+              </w:rPr>
+            </w:r>
             <w:r>
               <w:rPr>
                 <w:rFonts w:ascii="Consolas" w:hAnsi="Consolas"/>
                 <w:color w:val="0F172A"/>
                 <w:sz w:val="18"/>
+                <w:noProof/>
               </w:rPr>
               <w:t>Input: "Viết email xin nghỉ phép giúp tôi"</w:t>
             </w:r>
@@ -6045,6 +7437,7 @@
                 <w:rFonts w:ascii="Consolas" w:hAnsi="Consolas"/>
                 <w:color w:val="0F172A"/>
                 <w:sz w:val="18"/>
+                <w:noProof/>
               </w:rPr>
               <w:t>Router: out_of_domain</w:t>
             </w:r>
@@ -6058,6 +7451,7 @@
                 <w:rFonts w:ascii="Consolas" w:hAnsi="Consolas"/>
                 <w:color w:val="0F172A"/>
                 <w:sz w:val="18"/>
+                <w:noProof/>
               </w:rPr>
               <w:t>Base answer: Mình tập trung hỗ trợ mua trái cây và thông tin của shop...</w:t>
             </w:r>
@@ -6071,6 +7465,7 @@
                 <w:rFonts w:ascii="Consolas" w:hAnsi="Consolas"/>
                 <w:color w:val="0F172A"/>
                 <w:sz w:val="18"/>
+                <w:noProof/>
               </w:rPr>
               <w:t>Output mẫu: Mình hỗ trợ tốt nhất về trái cây, tồn kho, gợi ý theo vị, giao hàng và đổi trả; bạn hỏi theo nhu cầu mua trái cây nhé.</w:t>
             </w:r>
@@ -6080,16 +7475,14 @@
     </w:tbl>
     <w:p/>
     <w:p>
-      <w:r>
-        <w:br w:type="page"/>
-      </w:r>
-    </w:p>
-    <w:p>
       <w:pPr>
         <w:pStyle w:val="Heading1"/>
         <w:keepNext/>
       </w:pPr>
       <w:r>
+        <w:rPr>
+          <w:noProof/>
+        </w:rPr>
         <w:t>10. Admin cập nhật dữ liệu ảnh hưởng chatbot thế nào?</w:t>
       </w:r>
     </w:p>
@@ -6097,6 +7490,7 @@
       <w:r>
         <w:rPr>
           <w:rFonts w:ascii="Calibri" w:hAnsi="Calibri"/>
+          <w:noProof/>
         </w:rPr>
         <w:t>Admin-service và chatbot-service dùng chung database. Khi admin cập nhật tồn kho hoặc hồ sơ sản phẩm, hệ thống ghi một inventory_event mới. Chatbot-service lưu inventory_revision hiện tại; trước khi xử lý chat, nó so sánh revision trong database. Nếu database mới hơn state trong service, retriever rebuild index và semantic cache bị xoá các key chat/recommend.</w:t>
       </w:r>
@@ -6133,12 +7527,17 @@
             <w:pPr>
               <w:spacing w:after="0"/>
             </w:pPr>
-            <w:r/>
+            <w:r>
+              <w:rPr>
+                <w:noProof/>
+              </w:rPr>
+            </w:r>
             <w:r>
               <w:rPr>
                 <w:rFonts w:ascii="Consolas" w:hAnsi="Consolas"/>
                 <w:color w:val="0F172A"/>
                 <w:sz w:val="18"/>
+                <w:noProof/>
               </w:rPr>
               <w:t>Admin PATCH/POST</w:t>
             </w:r>
@@ -6152,6 +7551,7 @@
                 <w:rFonts w:ascii="Consolas" w:hAnsi="Consolas"/>
                 <w:color w:val="0F172A"/>
                 <w:sz w:val="18"/>
+                <w:noProof/>
               </w:rPr>
               <w:t xml:space="preserve">  -&gt; update_stock hoặc update_product_profile</w:t>
             </w:r>
@@ -6165,6 +7565,7 @@
                 <w:rFonts w:ascii="Consolas" w:hAnsi="Consolas"/>
                 <w:color w:val="0F172A"/>
                 <w:sz w:val="18"/>
+                <w:noProof/>
               </w:rPr>
               <w:t xml:space="preserve">  -&gt; ghi inventory_events</w:t>
             </w:r>
@@ -6178,6 +7579,7 @@
                 <w:rFonts w:ascii="Consolas" w:hAnsi="Consolas"/>
                 <w:color w:val="0F172A"/>
                 <w:sz w:val="18"/>
+                <w:noProof/>
               </w:rPr>
               <w:t xml:space="preserve">  -&gt; request chat tiếp theo</w:t>
             </w:r>
@@ -6191,6 +7593,7 @@
                 <w:rFonts w:ascii="Consolas" w:hAnsi="Consolas"/>
                 <w:color w:val="0F172A"/>
                 <w:sz w:val="18"/>
+                <w:noProof/>
               </w:rPr>
               <w:t xml:space="preserve">  -&gt; sync_services_with_inventory</w:t>
             </w:r>
@@ -6204,6 +7607,7 @@
                 <w:rFonts w:ascii="Consolas" w:hAnsi="Consolas"/>
                 <w:color w:val="0F172A"/>
                 <w:sz w:val="18"/>
+                <w:noProof/>
               </w:rPr>
               <w:t xml:space="preserve">  -&gt; rebuild retriever index</w:t>
             </w:r>
@@ -6217,6 +7621,7 @@
                 <w:rFonts w:ascii="Consolas" w:hAnsi="Consolas"/>
                 <w:color w:val="0F172A"/>
                 <w:sz w:val="18"/>
+                <w:noProof/>
               </w:rPr>
               <w:t xml:space="preserve">  -&gt; invalidate semantic_cache prefix chat:/recommend:</w:t>
             </w:r>
@@ -6229,6 +7634,7 @@
       <w:r>
         <w:rPr>
           <w:rFonts w:ascii="Calibri" w:hAnsi="Calibri"/>
+          <w:noProof/>
         </w:rPr>
         <w:t>Nhờ cơ chế này, khi admin đổi giá Cam Úc từ 65.000đ sang giá mới hoặc set stock về 0, bot không cần restart vẫn có thể phản ánh dữ liệu mới ở request tiếp theo. Đây là điểm quan trọng trong bài toán bán hàng, vì dữ liệu tồn kho thay đổi liên tục.</w:t>
       </w:r>
@@ -6239,6 +7645,9 @@
         <w:keepNext/>
       </w:pPr>
       <w:r>
+        <w:rPr>
+          <w:noProof/>
+        </w:rPr>
         <w:t>11. Messenger webhook xử lý input/output</w:t>
       </w:r>
     </w:p>
@@ -6246,6 +7655,7 @@
       <w:r>
         <w:rPr>
           <w:rFonts w:ascii="Calibri" w:hAnsi="Calibri"/>
+          <w:noProof/>
         </w:rPr>
         <w:t>Ở luồng Messenger, input không đến từ frontend mà đến từ Meta webhook. GET /webhooks/facebook dùng cho xác minh webhook. POST /webhooks/facebook nhận event thật. Service kiểm tra chữ ký nếu có app secret, bỏ qua message echo, lấy sender.id làm user_id/session_id và gọi chung handle_chat_request. Sau đó MessengerClient gửi câu trả lời qua Graph API endpoint /{page_id}/messages.</w:t>
       </w:r>
@@ -6285,13 +7695,18 @@
             <w:pPr>
               <w:spacing w:after="0"/>
             </w:pPr>
-            <w:r/>
+            <w:r>
+              <w:rPr>
+                <w:noProof/>
+              </w:rPr>
+            </w:r>
             <w:r>
               <w:rPr>
                 <w:rFonts w:ascii="Calibri" w:hAnsi="Calibri"/>
                 <w:b/>
                 <w:color w:val="1F4D78"/>
                 <w:sz w:val="19"/>
+                <w:noProof/>
               </w:rPr>
               <w:t>Bước</w:t>
             </w:r>
@@ -6313,13 +7728,18 @@
             <w:pPr>
               <w:spacing w:after="0"/>
             </w:pPr>
-            <w:r/>
+            <w:r>
+              <w:rPr>
+                <w:noProof/>
+              </w:rPr>
+            </w:r>
             <w:r>
               <w:rPr>
                 <w:rFonts w:ascii="Calibri" w:hAnsi="Calibri"/>
                 <w:b/>
                 <w:color w:val="1F4D78"/>
                 <w:sz w:val="19"/>
+                <w:noProof/>
               </w:rPr>
               <w:t>Dữ liệu vào</w:t>
             </w:r>
@@ -6341,13 +7761,18 @@
             <w:pPr>
               <w:spacing w:after="0"/>
             </w:pPr>
-            <w:r/>
+            <w:r>
+              <w:rPr>
+                <w:noProof/>
+              </w:rPr>
+            </w:r>
             <w:r>
               <w:rPr>
                 <w:rFonts w:ascii="Calibri" w:hAnsi="Calibri"/>
                 <w:b/>
                 <w:color w:val="1F4D78"/>
                 <w:sz w:val="19"/>
+                <w:noProof/>
               </w:rPr>
               <w:t>Xử lý</w:t>
             </w:r>
@@ -6369,13 +7794,18 @@
             <w:pPr>
               <w:spacing w:after="0"/>
             </w:pPr>
-            <w:r/>
+            <w:r>
+              <w:rPr>
+                <w:noProof/>
+              </w:rPr>
+            </w:r>
             <w:r>
               <w:rPr>
                 <w:rFonts w:ascii="Calibri" w:hAnsi="Calibri"/>
                 <w:b/>
                 <w:color w:val="1F4D78"/>
                 <w:sz w:val="19"/>
+                <w:noProof/>
               </w:rPr>
               <w:t>Dữ liệu ra</w:t>
             </w:r>
@@ -6391,12 +7821,17 @@
             <w:pPr>
               <w:spacing w:after="0"/>
             </w:pPr>
-            <w:r/>
+            <w:r>
+              <w:rPr>
+                <w:noProof/>
+              </w:rPr>
+            </w:r>
             <w:r>
               <w:rPr>
                 <w:rFonts w:ascii="Calibri" w:hAnsi="Calibri"/>
                 <w:b w:val="0"/>
                 <w:sz w:val="19"/>
+                <w:noProof/>
               </w:rPr>
               <w:t>Verify</w:t>
             </w:r>
@@ -6410,12 +7845,17 @@
             <w:pPr>
               <w:spacing w:after="0"/>
             </w:pPr>
-            <w:r/>
+            <w:r>
+              <w:rPr>
+                <w:noProof/>
+              </w:rPr>
+            </w:r>
             <w:r>
               <w:rPr>
                 <w:rFonts w:ascii="Calibri" w:hAnsi="Calibri"/>
                 <w:b w:val="0"/>
                 <w:sz w:val="19"/>
+                <w:noProof/>
               </w:rPr>
               <w:t>hub.mode, hub.verify_token, hub.challenge</w:t>
             </w:r>
@@ -6429,12 +7869,17 @@
             <w:pPr>
               <w:spacing w:after="0"/>
             </w:pPr>
-            <w:r/>
+            <w:r>
+              <w:rPr>
+                <w:noProof/>
+              </w:rPr>
+            </w:r>
             <w:r>
               <w:rPr>
                 <w:rFonts w:ascii="Calibri" w:hAnsi="Calibri"/>
                 <w:b w:val="0"/>
                 <w:sz w:val="19"/>
+                <w:noProof/>
               </w:rPr>
               <w:t>So token với FACEBOOK_VERIFY_TOKEN.</w:t>
             </w:r>
@@ -6448,12 +7893,17 @@
             <w:pPr>
               <w:spacing w:after="0"/>
             </w:pPr>
-            <w:r/>
+            <w:r>
+              <w:rPr>
+                <w:noProof/>
+              </w:rPr>
+            </w:r>
             <w:r>
               <w:rPr>
                 <w:rFonts w:ascii="Calibri" w:hAnsi="Calibri"/>
                 <w:b w:val="0"/>
                 <w:sz w:val="19"/>
+                <w:noProof/>
               </w:rPr>
               <w:t>Trả hub.challenge nếu đúng.</w:t>
             </w:r>
@@ -6469,12 +7919,17 @@
             <w:pPr>
               <w:spacing w:after="0"/>
             </w:pPr>
-            <w:r/>
+            <w:r>
+              <w:rPr>
+                <w:noProof/>
+              </w:rPr>
+            </w:r>
             <w:r>
               <w:rPr>
                 <w:rFonts w:ascii="Calibri" w:hAnsi="Calibri"/>
                 <w:b w:val="0"/>
                 <w:sz w:val="19"/>
+                <w:noProof/>
               </w:rPr>
               <w:t>Receive</w:t>
             </w:r>
@@ -6488,12 +7943,17 @@
             <w:pPr>
               <w:spacing w:after="0"/>
             </w:pPr>
-            <w:r/>
+            <w:r>
+              <w:rPr>
+                <w:noProof/>
+              </w:rPr>
+            </w:r>
             <w:r>
               <w:rPr>
                 <w:rFonts w:ascii="Calibri" w:hAnsi="Calibri"/>
                 <w:b w:val="0"/>
                 <w:sz w:val="19"/>
+                <w:noProof/>
               </w:rPr>
               <w:t>payload object=page, entry.messaging</w:t>
             </w:r>
@@ -6507,12 +7967,17 @@
             <w:pPr>
               <w:spacing w:after="0"/>
             </w:pPr>
-            <w:r/>
+            <w:r>
+              <w:rPr>
+                <w:noProof/>
+              </w:rPr>
+            </w:r>
             <w:r>
               <w:rPr>
                 <w:rFonts w:ascii="Calibri" w:hAnsi="Calibri"/>
                 <w:b w:val="0"/>
                 <w:sz w:val="19"/>
+                <w:noProof/>
               </w:rPr>
               <w:t>Lặp từng event, lấy sender_id và text.</w:t>
             </w:r>
@@ -6526,12 +7991,17 @@
             <w:pPr>
               <w:spacing w:after="0"/>
             </w:pPr>
-            <w:r/>
+            <w:r>
+              <w:rPr>
+                <w:noProof/>
+              </w:rPr>
+            </w:r>
             <w:r>
               <w:rPr>
                 <w:rFonts w:ascii="Calibri" w:hAnsi="Calibri"/>
                 <w:b w:val="0"/>
                 <w:sz w:val="19"/>
+                <w:noProof/>
               </w:rPr>
               <w:t>ChatRequest nội bộ.</w:t>
             </w:r>
@@ -6547,12 +8017,17 @@
             <w:pPr>
               <w:spacing w:after="0"/>
             </w:pPr>
-            <w:r/>
+            <w:r>
+              <w:rPr>
+                <w:noProof/>
+              </w:rPr>
+            </w:r>
             <w:r>
               <w:rPr>
                 <w:rFonts w:ascii="Calibri" w:hAnsi="Calibri"/>
                 <w:b w:val="0"/>
                 <w:sz w:val="19"/>
+                <w:noProof/>
               </w:rPr>
               <w:t>Reply</w:t>
             </w:r>
@@ -6566,12 +8041,17 @@
             <w:pPr>
               <w:spacing w:after="0"/>
             </w:pPr>
-            <w:r/>
+            <w:r>
+              <w:rPr>
+                <w:noProof/>
+              </w:rPr>
+            </w:r>
             <w:r>
               <w:rPr>
                 <w:rFonts w:ascii="Calibri" w:hAnsi="Calibri"/>
                 <w:b w:val="0"/>
                 <w:sz w:val="19"/>
+                <w:noProof/>
               </w:rPr>
               <w:t>ChatResponse.answer</w:t>
             </w:r>
@@ -6585,12 +8065,17 @@
             <w:pPr>
               <w:spacing w:after="0"/>
             </w:pPr>
-            <w:r/>
+            <w:r>
+              <w:rPr>
+                <w:noProof/>
+              </w:rPr>
+            </w:r>
             <w:r>
               <w:rPr>
                 <w:rFonts w:ascii="Calibri" w:hAnsi="Calibri"/>
                 <w:b w:val="0"/>
                 <w:sz w:val="19"/>
+                <w:noProof/>
               </w:rPr>
               <w:t>POST Graph API với Page Access Token.</w:t>
             </w:r>
@@ -6604,12 +8089,17 @@
             <w:pPr>
               <w:spacing w:after="0"/>
             </w:pPr>
-            <w:r/>
+            <w:r>
+              <w:rPr>
+                <w:noProof/>
+              </w:rPr>
+            </w:r>
             <w:r>
               <w:rPr>
                 <w:rFonts w:ascii="Calibri" w:hAnsi="Calibri"/>
                 <w:b w:val="0"/>
                 <w:sz w:val="19"/>
+                <w:noProof/>
               </w:rPr>
               <w:t>Tin nhắn xuất hiện trong Messenger.</w:t>
             </w:r>
@@ -6625,12 +8115,17 @@
             <w:pPr>
               <w:spacing w:after="0"/>
             </w:pPr>
-            <w:r/>
+            <w:r>
+              <w:rPr>
+                <w:noProof/>
+              </w:rPr>
+            </w:r>
             <w:r>
               <w:rPr>
                 <w:rFonts w:ascii="Calibri" w:hAnsi="Calibri"/>
                 <w:b w:val="0"/>
                 <w:sz w:val="19"/>
+                <w:noProof/>
               </w:rPr>
               <w:t>Error</w:t>
             </w:r>
@@ -6644,12 +8139,17 @@
             <w:pPr>
               <w:spacing w:after="0"/>
             </w:pPr>
-            <w:r/>
+            <w:r>
+              <w:rPr>
+                <w:noProof/>
+              </w:rPr>
+            </w:r>
             <w:r>
               <w:rPr>
                 <w:rFonts w:ascii="Calibri" w:hAnsi="Calibri"/>
                 <w:b w:val="0"/>
                 <w:sz w:val="19"/>
+                <w:noProof/>
               </w:rPr>
               <w:t>Send API lỗi hoặc token sai</w:t>
             </w:r>
@@ -6663,12 +8163,17 @@
             <w:pPr>
               <w:spacing w:after="0"/>
             </w:pPr>
-            <w:r/>
+            <w:r>
+              <w:rPr>
+                <w:noProof/>
+              </w:rPr>
+            </w:r>
             <w:r>
               <w:rPr>
                 <w:rFonts w:ascii="Calibri" w:hAnsi="Calibri"/>
                 <w:b w:val="0"/>
                 <w:sz w:val="19"/>
+                <w:noProof/>
               </w:rPr>
               <w:t>Ném HTTP 502 hiện tại.</w:t>
             </w:r>
@@ -6682,12 +8187,17 @@
             <w:pPr>
               <w:spacing w:after="0"/>
             </w:pPr>
-            <w:r/>
+            <w:r>
+              <w:rPr>
+                <w:noProof/>
+              </w:rPr>
+            </w:r>
             <w:r>
               <w:rPr>
                 <w:rFonts w:ascii="Calibri" w:hAnsi="Calibri"/>
                 <w:b w:val="0"/>
                 <w:sz w:val="19"/>
+                <w:noProof/>
               </w:rPr>
               <w:t>Cần xem ngrok inspector/log để debug.</w:t>
             </w:r>
@@ -6702,6 +8212,9 @@
         <w:keepNext/>
       </w:pPr>
       <w:r>
+        <w:rPr>
+          <w:noProof/>
+        </w:rPr>
         <w:t>12. Các công nghệ và lý do lựa chọn</w:t>
       </w:r>
     </w:p>
@@ -6739,13 +8252,18 @@
             <w:pPr>
               <w:spacing w:after="0"/>
             </w:pPr>
-            <w:r/>
+            <w:r>
+              <w:rPr>
+                <w:noProof/>
+              </w:rPr>
+            </w:r>
             <w:r>
               <w:rPr>
                 <w:rFonts w:ascii="Calibri" w:hAnsi="Calibri"/>
                 <w:b/>
                 <w:color w:val="1F4D78"/>
                 <w:sz w:val="19"/>
+                <w:noProof/>
               </w:rPr>
               <w:t>Công nghệ</w:t>
             </w:r>
@@ -6767,13 +8285,18 @@
             <w:pPr>
               <w:spacing w:after="0"/>
             </w:pPr>
-            <w:r/>
+            <w:r>
+              <w:rPr>
+                <w:noProof/>
+              </w:rPr>
+            </w:r>
             <w:r>
               <w:rPr>
                 <w:rFonts w:ascii="Calibri" w:hAnsi="Calibri"/>
                 <w:b/>
                 <w:color w:val="1F4D78"/>
                 <w:sz w:val="19"/>
+                <w:noProof/>
               </w:rPr>
               <w:t>Vai trò</w:t>
             </w:r>
@@ -6795,13 +8318,18 @@
             <w:pPr>
               <w:spacing w:after="0"/>
             </w:pPr>
-            <w:r/>
+            <w:r>
+              <w:rPr>
+                <w:noProof/>
+              </w:rPr>
+            </w:r>
             <w:r>
               <w:rPr>
                 <w:rFonts w:ascii="Calibri" w:hAnsi="Calibri"/>
                 <w:b/>
                 <w:color w:val="1F4D78"/>
                 <w:sz w:val="19"/>
+                <w:noProof/>
               </w:rPr>
               <w:t>Lý do phù hợp</w:t>
             </w:r>
@@ -6817,12 +8345,17 @@
             <w:pPr>
               <w:spacing w:after="0"/>
             </w:pPr>
-            <w:r/>
+            <w:r>
+              <w:rPr>
+                <w:noProof/>
+              </w:rPr>
+            </w:r>
             <w:r>
               <w:rPr>
                 <w:rFonts w:ascii="Calibri" w:hAnsi="Calibri"/>
                 <w:b w:val="0"/>
                 <w:sz w:val="19"/>
+                <w:noProof/>
               </w:rPr>
               <w:t>FastAPI</w:t>
             </w:r>
@@ -6836,12 +8369,17 @@
             <w:pPr>
               <w:spacing w:after="0"/>
             </w:pPr>
-            <w:r/>
+            <w:r>
+              <w:rPr>
+                <w:noProof/>
+              </w:rPr>
+            </w:r>
             <w:r>
               <w:rPr>
                 <w:rFonts w:ascii="Calibri" w:hAnsi="Calibri"/>
                 <w:b w:val="0"/>
                 <w:sz w:val="19"/>
+                <w:noProof/>
               </w:rPr>
               <w:t>API backend và webhook.</w:t>
             </w:r>
@@ -6855,12 +8393,17 @@
             <w:pPr>
               <w:spacing w:after="0"/>
             </w:pPr>
-            <w:r/>
+            <w:r>
+              <w:rPr>
+                <w:noProof/>
+              </w:rPr>
+            </w:r>
             <w:r>
               <w:rPr>
                 <w:rFonts w:ascii="Calibri" w:hAnsi="Calibri"/>
                 <w:b w:val="0"/>
                 <w:sz w:val="19"/>
+                <w:noProof/>
               </w:rPr>
               <w:t>Nhanh, rõ schema, dễ tách routers/service.</w:t>
             </w:r>
@@ -6876,12 +8419,17 @@
             <w:pPr>
               <w:spacing w:after="0"/>
             </w:pPr>
-            <w:r/>
+            <w:r>
+              <w:rPr>
+                <w:noProof/>
+              </w:rPr>
+            </w:r>
             <w:r>
               <w:rPr>
                 <w:rFonts w:ascii="Calibri" w:hAnsi="Calibri"/>
                 <w:b w:val="0"/>
                 <w:sz w:val="19"/>
+                <w:noProof/>
               </w:rPr>
               <w:t>SQLAlchemy</w:t>
             </w:r>
@@ -6895,12 +8443,17 @@
             <w:pPr>
               <w:spacing w:after="0"/>
             </w:pPr>
-            <w:r/>
+            <w:r>
+              <w:rPr>
+                <w:noProof/>
+              </w:rPr>
+            </w:r>
             <w:r>
               <w:rPr>
                 <w:rFonts w:ascii="Calibri" w:hAnsi="Calibri"/>
                 <w:b w:val="0"/>
                 <w:sz w:val="19"/>
+                <w:noProof/>
               </w:rPr>
               <w:t>ORM cho products, FAQ, conversation.</w:t>
             </w:r>
@@ -6914,12 +8467,17 @@
             <w:pPr>
               <w:spacing w:after="0"/>
             </w:pPr>
-            <w:r/>
+            <w:r>
+              <w:rPr>
+                <w:noProof/>
+              </w:rPr>
+            </w:r>
             <w:r>
               <w:rPr>
                 <w:rFonts w:ascii="Calibri" w:hAnsi="Calibri"/>
                 <w:b w:val="0"/>
                 <w:sz w:val="19"/>
+                <w:noProof/>
               </w:rPr>
               <w:t>Dễ đổi SQLite sang PostgreSQL về sau.</w:t>
             </w:r>
@@ -6935,12 +8493,17 @@
             <w:pPr>
               <w:spacing w:after="0"/>
             </w:pPr>
-            <w:r/>
+            <w:r>
+              <w:rPr>
+                <w:noProof/>
+              </w:rPr>
+            </w:r>
             <w:r>
               <w:rPr>
                 <w:rFonts w:ascii="Calibri" w:hAnsi="Calibri"/>
                 <w:b w:val="0"/>
                 <w:sz w:val="19"/>
+                <w:noProof/>
               </w:rPr>
               <w:t>Pydantic</w:t>
             </w:r>
@@ -6954,12 +8517,17 @@
             <w:pPr>
               <w:spacing w:after="0"/>
             </w:pPr>
-            <w:r/>
+            <w:r>
+              <w:rPr>
+                <w:noProof/>
+              </w:rPr>
+            </w:r>
             <w:r>
               <w:rPr>
                 <w:rFonts w:ascii="Calibri" w:hAnsi="Calibri"/>
                 <w:b w:val="0"/>
                 <w:sz w:val="19"/>
+                <w:noProof/>
               </w:rPr>
               <w:t>Validate request/response.</w:t>
             </w:r>
@@ -6973,12 +8541,17 @@
             <w:pPr>
               <w:spacing w:after="0"/>
             </w:pPr>
-            <w:r/>
+            <w:r>
+              <w:rPr>
+                <w:noProof/>
+              </w:rPr>
+            </w:r>
             <w:r>
               <w:rPr>
                 <w:rFonts w:ascii="Calibri" w:hAnsi="Calibri"/>
                 <w:b w:val="0"/>
                 <w:sz w:val="19"/>
+                <w:noProof/>
               </w:rPr>
               <w:t>Giảm lỗi input khi admin/chat gọi API.</w:t>
             </w:r>
@@ -6994,12 +8567,17 @@
             <w:pPr>
               <w:spacing w:after="0"/>
             </w:pPr>
-            <w:r/>
+            <w:r>
+              <w:rPr>
+                <w:noProof/>
+              </w:rPr>
+            </w:r>
             <w:r>
               <w:rPr>
                 <w:rFonts w:ascii="Calibri" w:hAnsi="Calibri"/>
                 <w:b w:val="0"/>
                 <w:sz w:val="19"/>
+                <w:noProof/>
               </w:rPr>
               <w:t>transformers</w:t>
             </w:r>
@@ -7013,14 +8591,19 @@
             <w:pPr>
               <w:spacing w:after="0"/>
             </w:pPr>
-            <w:r/>
+            <w:r>
+              <w:rPr>
+                <w:noProof/>
+              </w:rPr>
+            </w:r>
             <w:r>
               <w:rPr>
                 <w:rFonts w:ascii="Calibri" w:hAnsi="Calibri"/>
                 <w:b w:val="0"/>
                 <w:sz w:val="19"/>
-              </w:rPr>
-              <w:t>Zero-shot classification fallback.</w:t>
+                <w:noProof/>
+              </w:rPr>
+              <w:t>Zero-shot classification bắt buộc.</w:t>
             </w:r>
           </w:p>
         </w:tc>
@@ -7032,14 +8615,19 @@
             <w:pPr>
               <w:spacing w:after="0"/>
             </w:pPr>
-            <w:r/>
+            <w:r>
+              <w:rPr>
+                <w:noProof/>
+              </w:rPr>
+            </w:r>
             <w:r>
               <w:rPr>
                 <w:rFonts w:ascii="Calibri" w:hAnsi="Calibri"/>
                 <w:b w:val="0"/>
                 <w:sz w:val="19"/>
-              </w:rPr>
-              <w:t>Cho phép nhận intent khi heuristic/rule/labeled examples chưa đủ chắc.</w:t>
+                <w:noProof/>
+              </w:rPr>
+              <w:t>Đánh giá semantic intent cho mọi input trước khi rule chọn kết quả cuối.</w:t>
             </w:r>
           </w:p>
         </w:tc>
@@ -7053,12 +8641,17 @@
             <w:pPr>
               <w:spacing w:after="0"/>
             </w:pPr>
-            <w:r/>
+            <w:r>
+              <w:rPr>
+                <w:noProof/>
+              </w:rPr>
+            </w:r>
             <w:r>
               <w:rPr>
                 <w:rFonts w:ascii="Calibri" w:hAnsi="Calibri"/>
                 <w:b w:val="0"/>
                 <w:sz w:val="19"/>
+                <w:noProof/>
               </w:rPr>
               <w:t>sentence-transformers</w:t>
             </w:r>
@@ -7072,14 +8665,19 @@
             <w:pPr>
               <w:spacing w:after="0"/>
             </w:pPr>
-            <w:r/>
+            <w:r>
+              <w:rPr>
+                <w:noProof/>
+              </w:rPr>
+            </w:r>
             <w:r>
               <w:rPr>
                 <w:rFonts w:ascii="Calibri" w:hAnsi="Calibri"/>
                 <w:b w:val="0"/>
                 <w:sz w:val="19"/>
-              </w:rPr>
-              <w:t>Embedding/RAG/reranker.</w:t>
+                <w:noProof/>
+              </w:rPr>
+              <w:t>BGE-M3 embedding và BGE reranker bắt buộc.</w:t>
             </w:r>
           </w:p>
         </w:tc>
@@ -7091,14 +8689,19 @@
             <w:pPr>
               <w:spacing w:after="0"/>
             </w:pPr>
-            <w:r/>
+            <w:r>
+              <w:rPr>
+                <w:noProof/>
+              </w:rPr>
+            </w:r>
             <w:r>
               <w:rPr>
                 <w:rFonts w:ascii="Calibri" w:hAnsi="Calibri"/>
                 <w:b w:val="0"/>
                 <w:sz w:val="19"/>
-              </w:rPr>
-              <w:t>Tìm sản phẩm/FAQ theo nghĩa thay vì chỉ keyword.</w:t>
+                <w:noProof/>
+              </w:rPr>
+              <w:t>Tìm và xếp hạng sản phẩm/FAQ theo nghĩa thay vì chỉ keyword.</w:t>
             </w:r>
           </w:p>
         </w:tc>
@@ -7112,12 +8715,17 @@
             <w:pPr>
               <w:spacing w:after="0"/>
             </w:pPr>
-            <w:r/>
+            <w:r>
+              <w:rPr>
+                <w:noProof/>
+              </w:rPr>
+            </w:r>
             <w:r>
               <w:rPr>
                 <w:rFonts w:ascii="Calibri" w:hAnsi="Calibri"/>
                 <w:b w:val="0"/>
                 <w:sz w:val="19"/>
+                <w:noProof/>
               </w:rPr>
               <w:t>LM Studio</w:t>
             </w:r>
@@ -7131,14 +8739,19 @@
             <w:pPr>
               <w:spacing w:after="0"/>
             </w:pPr>
-            <w:r/>
+            <w:r>
+              <w:rPr>
+                <w:noProof/>
+              </w:rPr>
+            </w:r>
             <w:r>
               <w:rPr>
                 <w:rFonts w:ascii="Calibri" w:hAnsi="Calibri"/>
                 <w:b w:val="0"/>
                 <w:sz w:val="19"/>
-              </w:rPr>
-              <w:t>LLM local/remote OpenAI-compatible.</w:t>
+                <w:noProof/>
+              </w:rPr>
+              <w:t>LLM OpenAI-compatible bắt buộc.</w:t>
             </w:r>
           </w:p>
         </w:tc>
@@ -7150,14 +8763,19 @@
             <w:pPr>
               <w:spacing w:after="0"/>
             </w:pPr>
-            <w:r/>
+            <w:r>
+              <w:rPr>
+                <w:noProof/>
+              </w:rPr>
+            </w:r>
             <w:r>
               <w:rPr>
                 <w:rFonts w:ascii="Calibri" w:hAnsi="Calibri"/>
                 <w:b w:val="0"/>
                 <w:sz w:val="19"/>
-              </w:rPr>
-              <w:t>Dễ thử model mới mà không đổi code pipeline.</w:t>
+                <w:noProof/>
+              </w:rPr>
+              <w:t>Rewrite mọi output và được probe trước khi service nhận traffic.</w:t>
             </w:r>
           </w:p>
         </w:tc>
@@ -7171,12 +8789,17 @@
             <w:pPr>
               <w:spacing w:after="0"/>
             </w:pPr>
-            <w:r/>
+            <w:r>
+              <w:rPr>
+                <w:noProof/>
+              </w:rPr>
+            </w:r>
             <w:r>
               <w:rPr>
                 <w:rFonts w:ascii="Calibri" w:hAnsi="Calibri"/>
                 <w:b w:val="0"/>
                 <w:sz w:val="19"/>
+                <w:noProof/>
               </w:rPr>
               <w:t>Next.js</w:t>
             </w:r>
@@ -7190,12 +8813,17 @@
             <w:pPr>
               <w:spacing w:after="0"/>
             </w:pPr>
-            <w:r/>
+            <w:r>
+              <w:rPr>
+                <w:noProof/>
+              </w:rPr>
+            </w:r>
             <w:r>
               <w:rPr>
                 <w:rFonts w:ascii="Calibri" w:hAnsi="Calibri"/>
                 <w:b w:val="0"/>
                 <w:sz w:val="19"/>
+                <w:noProof/>
               </w:rPr>
               <w:t>Frontend demo.</w:t>
             </w:r>
@@ -7209,12 +8837,17 @@
             <w:pPr>
               <w:spacing w:after="0"/>
             </w:pPr>
-            <w:r/>
+            <w:r>
+              <w:rPr>
+                <w:noProof/>
+              </w:rPr>
+            </w:r>
             <w:r>
               <w:rPr>
                 <w:rFonts w:ascii="Calibri" w:hAnsi="Calibri"/>
                 <w:b w:val="0"/>
                 <w:sz w:val="19"/>
+                <w:noProof/>
               </w:rPr>
               <w:t>Phù hợp demo chat web và mở rộng UI.</w:t>
             </w:r>
@@ -7230,12 +8863,17 @@
             <w:pPr>
               <w:spacing w:after="0"/>
             </w:pPr>
-            <w:r/>
+            <w:r>
+              <w:rPr>
+                <w:noProof/>
+              </w:rPr>
+            </w:r>
             <w:r>
               <w:rPr>
                 <w:rFonts w:ascii="Calibri" w:hAnsi="Calibri"/>
                 <w:b w:val="0"/>
                 <w:sz w:val="19"/>
+                <w:noProof/>
               </w:rPr>
               <w:t>ngrok</w:t>
             </w:r>
@@ -7249,12 +8887,17 @@
             <w:pPr>
               <w:spacing w:after="0"/>
             </w:pPr>
-            <w:r/>
+            <w:r>
+              <w:rPr>
+                <w:noProof/>
+              </w:rPr>
+            </w:r>
             <w:r>
               <w:rPr>
                 <w:rFonts w:ascii="Calibri" w:hAnsi="Calibri"/>
                 <w:b w:val="0"/>
                 <w:sz w:val="19"/>
+                <w:noProof/>
               </w:rPr>
               <w:t>Public HTTPS local.</w:t>
             </w:r>
@@ -7268,12 +8911,17 @@
             <w:pPr>
               <w:spacing w:after="0"/>
             </w:pPr>
-            <w:r/>
+            <w:r>
+              <w:rPr>
+                <w:noProof/>
+              </w:rPr>
+            </w:r>
             <w:r>
               <w:rPr>
                 <w:rFonts w:ascii="Calibri" w:hAnsi="Calibri"/>
                 <w:b w:val="0"/>
                 <w:sz w:val="19"/>
+                <w:noProof/>
               </w:rPr>
               <w:t>Cần thiết để Meta gọi webhook khi dev local.</w:t>
             </w:r>
@@ -7288,6 +8936,9 @@
         <w:keepNext/>
       </w:pPr>
       <w:r>
+        <w:rPr>
+          <w:noProof/>
+        </w:rPr>
         <w:t>13. Hạn chế và cách cải tiến mô hình</w:t>
       </w:r>
     </w:p>
@@ -7295,8 +8946,9 @@
       <w:r>
         <w:rPr>
           <w:rFonts w:ascii="Calibri" w:hAnsi="Calibri"/>
+          <w:noProof/>
         </w:rPr>
-        <w:t>Các mô hình hiện tại có thể nhận sai khi câu quá ngắn, nhiều lỗi gõ, viết tắt hoặc phụ thuộc ngữ cảnh sâu. Cách cải tiến tốt nhất không phải chỉ đổi model, mà là xây bộ câu test thật từ log Messenger, gán nhãn đúng và đo tỉ lệ đúng sai theo từng intent. Sau đó mới quyết định tune labeled examples, label zero-shot, thêm rule guard, mở rộng alias hay đổi embedding model.</w:t>
+        <w:t>Các mô hình hiện tại có thể nhận sai khi câu quá ngắn, nhiều lỗi gõ, viết tắt hoặc phụ thuộc ngữ cảnh sâu. Ngoài chất lượng, kiến trúc bắt buộc model pretrained và LM Studio còn làm tăng thời gian startup, RAM/VRAM và yêu cầu giám sát runtime. Cách cải tiến đúng là xây bộ câu test thật, đo accuracy/factuality/latency, rồi tune label, rule, alias, model và tài nguyên dựa trên số liệu.</w:t>
       </w:r>
     </w:p>
     <w:p>
@@ -7306,6 +8958,7 @@
       <w:r>
         <w:rPr>
           <w:rFonts w:ascii="Calibri" w:hAnsi="Calibri"/>
+          <w:noProof/>
         </w:rPr>
         <w:t>Tạo file evaluation gồm câu hỏi, expected_intent, expected_entities, expected_products.</w:t>
       </w:r>
@@ -7317,6 +8970,7 @@
       <w:r>
         <w:rPr>
           <w:rFonts w:ascii="Calibri" w:hAnsi="Calibri"/>
+          <w:noProof/>
         </w:rPr>
         <w:t>Đo riêng intent accuracy, product match accuracy và answer factuality.</w:t>
       </w:r>
@@ -7328,6 +8982,7 @@
       <w:r>
         <w:rPr>
           <w:rFonts w:ascii="Calibri" w:hAnsi="Calibri"/>
+          <w:noProof/>
         </w:rPr>
         <w:t>Thêm rule cho slang: 'bn', 'nhiu', 'ko', 'k', 'hong', 'ship sao', 'chốt'.</w:t>
       </w:r>
@@ -7339,6 +8994,7 @@
       <w:r>
         <w:rPr>
           <w:rFonts w:ascii="Calibri" w:hAnsi="Calibri"/>
+          <w:noProof/>
         </w:rPr>
         <w:t>Bổ sung admin UI quản lý FAQ và alias trái cây để vận hành không cần sửa code.</w:t>
       </w:r>
@@ -7350,6 +9006,7 @@
       <w:r>
         <w:rPr>
           <w:rFonts w:ascii="Calibri" w:hAnsi="Calibri"/>
+          <w:noProof/>
         </w:rPr>
         <w:t>Thêm evaluation cho delivery ETA: câu địa chỉ rõ, địa chỉ mơ hồ, địa chỉ ngoài khu vực hỗ trợ.</w:t>
       </w:r>
@@ -7361,6 +9018,7 @@
       <w:r>
         <w:rPr>
           <w:rFonts w:ascii="Calibri" w:hAnsi="Calibri"/>
+          <w:noProof/>
         </w:rPr>
         <w:t>Chuyển gửi Messenger sang background queue để webhook trả 200 nhanh hơn.</w:t>
       </w:r>
@@ -7372,8 +9030,21 @@
       <w:r>
         <w:rPr>
           <w:rFonts w:ascii="Calibri" w:hAnsi="Calibri"/>
+          <w:noProof/>
         </w:rPr>
         <w:t>Dùng PostgreSQL và persistent vector store khi dữ liệu sản phẩm/FAQ lớn hơn.</w:t>
+      </w:r>
+    </w:p>
+    <w:p>
+      <w:pPr>
+        <w:pStyle w:val="ListBullet"/>
+      </w:pPr>
+      <w:r>
+        <w:rPr>
+          <w:rFonts w:ascii="Calibri" w:hAnsi="Calibri"/>
+          <w:noProof/>
+        </w:rPr>
+        <w:t>Theo dõi /health và /ai/status, thời gian tải model, RAM/VRAM và độ trễ từng lớp; chuẩn bị khoảng 16 GB RAM cho demo đầy đủ.</w:t>
       </w:r>
     </w:p>
     <w:p>
@@ -7382,6 +9053,9 @@
         <w:keepNext/>
       </w:pPr>
       <w:r>
+        <w:rPr>
+          <w:noProof/>
+        </w:rPr>
         <w:t>14. Kết luận</w:t>
       </w:r>
     </w:p>
@@ -7389,14 +9063,16 @@
       <w:r>
         <w:rPr>
           <w:rFonts w:ascii="Calibri" w:hAnsi="Calibri"/>
+          <w:noProof/>
         </w:rPr>
-        <w:t>Dự án đang dùng kiến trúc hybrid hợp lý cho chatbot bán hàng: heuristic/rule guard xử lý các câu ngắn, labeled examples bắt các mẫu phổ biến, zero-shot/embedding làm fallback semantic, RAG cung cấp ngữ cảnh dữ liệu, recommendation agent tính điểm theo thuộc tính sản phẩm, delivery ETA xử lý câu hỏi ship theo khu vực, memory giữ sở thích trong phiên, còn LM Studio rewrite làm câu trả lời tự nhiên hơn. Điểm cốt lõi là dữ liệu thật vẫn nằm trong database và agent nghiệp vụ, nhờ đó chatbot có thể vui tươi nhưng không mất kiểm soát.</w:t>
+        <w:t>Dự án dùng kiến trúc hybrid có kiểm soát: pretrained zero-shot đánh giá mọi input, rule/labeled guard bảo vệ intent nghiệp vụ, BGE-M3 và BGE reranker cung cấp RAG chất lượng cao, recommendation agent tính điểm sản phẩm, delivery ETA xử lý giao hàng, memory giữ sở thích và LM Studio rewrite mọi output. AI là bắt buộc về runtime, nhưng database và agent nghiệp vụ vẫn là nguồn chân lý.</w:t>
       </w:r>
     </w:p>
     <w:p>
       <w:r>
         <w:rPr>
           <w:rFonts w:ascii="Calibri" w:hAnsi="Calibri"/>
+          <w:noProof/>
         </w:rPr>
         <w:t>Khi trình bày dự án, có thể nhấn mạnh rằng hệ thống không chỉ 'gọi AI để trả lời', mà là một pipeline có kiểm soát: hiểu câu hỏi, quyết định intent, lấy dữ liệu, tính khuyến nghị, viết lại, kiểm tra lại và gửi qua Messenger. Đây là hướng làm phù hợp để đưa chatbot từ demo sang vận hành thực tế.</w:t>
       </w:r>
@@ -7426,6 +9102,7 @@
         <w:rFonts w:ascii="Calibri" w:hAnsi="Calibri"/>
         <w:color w:val="56606E"/>
         <w:sz w:val="18"/>
+        <w:noProof/>
       </w:rPr>
     </w:r>
     <w:r>
@@ -7433,6 +9110,7 @@
         <w:rFonts w:ascii="Calibri" w:hAnsi="Calibri"/>
         <w:color w:val="56606E"/>
         <w:sz w:val="18"/>
+        <w:noProof/>
       </w:rPr>
       <w:t xml:space="preserve">Trang </w:t>
       <w:fldChar w:fldCharType="begin"/>
@@ -7450,12 +9128,17 @@
       <w:pStyle w:val="Header"/>
       <w:spacing w:after="0"/>
     </w:pPr>
-    <w:r/>
+    <w:r>
+      <w:rPr>
+        <w:noProof/>
+      </w:rPr>
+    </w:r>
     <w:r>
       <w:rPr>
         <w:rFonts w:ascii="Calibri" w:hAnsi="Calibri"/>
         <w:color w:val="56606E"/>
         <w:sz w:val="18"/>
+        <w:noProof/>
       </w:rPr>
       <w:t>FruitStoreChatbotAI | Báo cáo kỹ thuật</w:t>
     </w:r>
@@ -7636,6 +9319,18 @@
       </w:rPr>
     </w:lvl>
   </w:abstractNum>
+  <w:abstractNum w:abstractNumId="9">
+    <w:multiLevelType w:val="singleLevel"/>
+    <w:lvl w:ilvl="0">
+      <w:start w:val="1"/>
+      <w:numFmt w:val="decimal"/>
+      <w:lvlText w:val="%1."/>
+      <w:lvlJc w:val="right"/>
+      <w:pPr>
+        <w:ind w:left="720" w:hanging="360"/>
+      </w:pPr>
+    </w:lvl>
+  </w:abstractNum>
   <w:num w:numId="1">
     <w:abstractNumId w:val="8"/>
   </w:num>
@@ -7662,6 +9357,9 @@
   </w:num>
   <w:num w:numId="9">
     <w:abstractNumId w:val="0"/>
+  </w:num>
+  <w:num w:numId="10">
+    <w:abstractNumId w:val="9"/>
   </w:num>
 </w:numbering>
 </file>
@@ -7833,6 +9531,7 @@
       <w:rFonts w:ascii="Calibri" w:hAnsi="Calibri"/>
       <w:color w:val="1C2024"/>
       <w:sz w:val="22"/>
+      <w:noProof/>
     </w:rPr>
   </w:style>
   <w:style w:type="paragraph" w:styleId="Header">
@@ -7849,6 +9548,9 @@
       </w:tabs>
       <w:spacing w:after="0" w:line="240" w:lineRule="auto"/>
     </w:pPr>
+    <w:rPr>
+      <w:noProof/>
+    </w:rPr>
   </w:style>
   <w:style w:type="character" w:customStyle="1" w:styleId="HeaderChar">
     <w:name w:val="Header Char"/>
@@ -7871,6 +9573,9 @@
       </w:tabs>
       <w:spacing w:after="0" w:line="240" w:lineRule="auto"/>
     </w:pPr>
+    <w:rPr>
+      <w:noProof/>
+    </w:rPr>
   </w:style>
   <w:style w:type="character" w:customStyle="1" w:styleId="FooterChar">
     <w:name w:val="Footer Char"/>
@@ -7900,6 +9605,7 @@
       <w:color w:val="2E74B5"/>
       <w:sz w:val="32"/>
       <w:szCs w:val="28"/>
+      <w:noProof/>
     </w:rPr>
   </w:style>
   <w:style w:type="paragraph" w:styleId="Heading2">
@@ -7924,6 +9630,7 @@
       <w:color w:val="2E74B5"/>
       <w:sz w:val="26"/>
       <w:szCs w:val="26"/>
+      <w:noProof/>
     </w:rPr>
   </w:style>
   <w:style w:type="paragraph" w:styleId="Heading3">
@@ -7947,6 +9654,7 @@
       <w:bCs/>
       <w:color w:val="1F4D78"/>
       <w:sz w:val="24"/>
+      <w:noProof/>
     </w:rPr>
   </w:style>
   <w:style w:type="paragraph" w:styleId="Heading4">
@@ -7972,6 +9680,7 @@
       <w:i/>
       <w:iCs/>
       <w:color w:val="4F81BD" w:themeColor="accent1"/>
+      <w:noProof/>
     </w:rPr>
   </w:style>
   <w:style w:type="paragraph" w:styleId="Heading5">
@@ -7993,6 +9702,7 @@
     <w:rPr>
       <w:rFonts w:asciiTheme="majorHAnsi" w:eastAsiaTheme="majorEastAsia" w:hAnsiTheme="majorHAnsi" w:cstheme="majorBidi"/>
       <w:color w:val="243F60" w:themeColor="accent1" w:themeShade="7F"/>
+      <w:noProof/>
     </w:rPr>
   </w:style>
   <w:style w:type="paragraph" w:styleId="Heading6">
@@ -8016,6 +9726,7 @@
       <w:i/>
       <w:iCs/>
       <w:color w:val="243F60" w:themeColor="accent1" w:themeShade="7F"/>
+      <w:noProof/>
     </w:rPr>
   </w:style>
   <w:style w:type="paragraph" w:styleId="Heading7">
@@ -8039,6 +9750,7 @@
       <w:i/>
       <w:iCs/>
       <w:color w:val="404040" w:themeColor="text1" w:themeTint="BF"/>
+      <w:noProof/>
     </w:rPr>
   </w:style>
   <w:style w:type="paragraph" w:styleId="Heading8">
@@ -8062,6 +9774,7 @@
       <w:color w:val="4F81BD" w:themeColor="accent1"/>
       <w:sz w:val="20"/>
       <w:szCs w:val="20"/>
+      <w:noProof/>
     </w:rPr>
   </w:style>
   <w:style w:type="paragraph" w:styleId="Heading9">
@@ -8087,6 +9800,7 @@
       <w:color w:val="404040" w:themeColor="text1" w:themeTint="BF"/>
       <w:sz w:val="20"/>
       <w:szCs w:val="20"/>
+      <w:noProof/>
     </w:rPr>
   </w:style>
   <w:style w:type="character" w:default="1" w:styleId="DefaultParagraphFont">
@@ -8124,6 +9838,9 @@
     <w:pPr>
       <w:spacing w:after="0" w:line="240" w:lineRule="auto"/>
     </w:pPr>
+    <w:rPr>
+      <w:noProof/>
+    </w:rPr>
   </w:style>
   <w:style w:type="character" w:customStyle="1" w:styleId="Heading1Char">
     <w:name w:val="Heading 1 Char"/>
@@ -8190,6 +9907,7 @@
       <w:kern w:val="28"/>
       <w:sz w:val="48"/>
       <w:szCs w:val="52"/>
+      <w:noProof/>
     </w:rPr>
   </w:style>
   <w:style w:type="character" w:customStyle="1" w:styleId="TitleChar">
@@ -8229,6 +9947,7 @@
       <w:spacing w:val="15"/>
       <w:sz w:val="26"/>
       <w:szCs w:val="24"/>
+      <w:noProof/>
     </w:rPr>
   </w:style>
   <w:style w:type="character" w:customStyle="1" w:styleId="SubtitleChar">
@@ -8257,6 +9976,9 @@
       <w:ind w:left="720"/>
       <w:contextualSpacing/>
     </w:pPr>
+    <w:rPr>
+      <w:noProof/>
+    </w:rPr>
   </w:style>
   <w:style w:type="paragraph" w:styleId="BodyText">
     <w:name w:val="Body Text"/>
@@ -8268,6 +9990,9 @@
     <w:pPr>
       <w:spacing w:after="120"/>
     </w:pPr>
+    <w:rPr>
+      <w:noProof/>
+    </w:rPr>
   </w:style>
   <w:style w:type="character" w:customStyle="1" w:styleId="BodyTextChar">
     <w:name w:val="Body Text Char"/>
@@ -8286,6 +10011,9 @@
     <w:pPr>
       <w:spacing w:after="120" w:line="480" w:lineRule="auto"/>
     </w:pPr>
+    <w:rPr>
+      <w:noProof/>
+    </w:rPr>
   </w:style>
   <w:style w:type="character" w:customStyle="1" w:styleId="BodyText2Char">
     <w:name w:val="Body Text 2 Char"/>
@@ -8307,6 +10035,7 @@
     <w:rPr>
       <w:sz w:val="16"/>
       <w:szCs w:val="16"/>
+      <w:noProof/>
     </w:rPr>
   </w:style>
   <w:style w:type="character" w:customStyle="1" w:styleId="BodyText3Char">
@@ -8330,6 +10059,9 @@
       <w:ind w:left="360" w:hanging="360"/>
       <w:contextualSpacing/>
     </w:pPr>
+    <w:rPr>
+      <w:noProof/>
+    </w:rPr>
   </w:style>
   <w:style w:type="paragraph" w:styleId="List2">
     <w:name w:val="List 2"/>
@@ -8341,6 +10073,9 @@
       <w:ind w:left="720" w:hanging="360"/>
       <w:contextualSpacing/>
     </w:pPr>
+    <w:rPr>
+      <w:noProof/>
+    </w:rPr>
   </w:style>
   <w:style w:type="paragraph" w:styleId="List3">
     <w:name w:val="List 3"/>
@@ -8352,6 +10087,9 @@
       <w:ind w:left="1080" w:hanging="360"/>
       <w:contextualSpacing/>
     </w:pPr>
+    <w:rPr>
+      <w:noProof/>
+    </w:rPr>
   </w:style>
   <w:style w:type="paragraph" w:styleId="ListBullet">
     <w:name w:val="List Bullet"/>
@@ -8370,6 +10108,7 @@
     <w:rPr>
       <w:rFonts w:ascii="Calibri" w:hAnsi="Calibri"/>
       <w:sz w:val="22"/>
+      <w:noProof/>
     </w:rPr>
   </w:style>
   <w:style w:type="paragraph" w:styleId="ListBullet2">
@@ -8384,6 +10123,9 @@
       </w:numPr>
       <w:contextualSpacing/>
     </w:pPr>
+    <w:rPr>
+      <w:noProof/>
+    </w:rPr>
   </w:style>
   <w:style w:type="paragraph" w:styleId="ListBullet3">
     <w:name w:val="List Bullet 3"/>
@@ -8397,6 +10139,9 @@
       </w:numPr>
       <w:contextualSpacing/>
     </w:pPr>
+    <w:rPr>
+      <w:noProof/>
+    </w:rPr>
   </w:style>
   <w:style w:type="paragraph" w:styleId="ListNumber">
     <w:name w:val="List Number"/>
@@ -8415,6 +10160,7 @@
     <w:rPr>
       <w:rFonts w:ascii="Calibri" w:hAnsi="Calibri"/>
       <w:sz w:val="22"/>
+      <w:noProof/>
     </w:rPr>
   </w:style>
   <w:style w:type="paragraph" w:styleId="ListNumber2">
@@ -8429,6 +10175,9 @@
       </w:numPr>
       <w:contextualSpacing/>
     </w:pPr>
+    <w:rPr>
+      <w:noProof/>
+    </w:rPr>
   </w:style>
   <w:style w:type="paragraph" w:styleId="ListNumber3">
     <w:name w:val="List Number 3"/>
@@ -8442,6 +10191,9 @@
       </w:numPr>
       <w:contextualSpacing/>
     </w:pPr>
+    <w:rPr>
+      <w:noProof/>
+    </w:rPr>
   </w:style>
   <w:style w:type="paragraph" w:styleId="ListContinue">
     <w:name w:val="List Continue"/>
@@ -8454,6 +10206,9 @@
       <w:ind w:left="360"/>
       <w:contextualSpacing/>
     </w:pPr>
+    <w:rPr>
+      <w:noProof/>
+    </w:rPr>
   </w:style>
   <w:style w:type="paragraph" w:styleId="ListContinue2">
     <w:name w:val="List Continue 2"/>
@@ -8466,6 +10221,9 @@
       <w:ind w:left="720"/>
       <w:contextualSpacing/>
     </w:pPr>
+    <w:rPr>
+      <w:noProof/>
+    </w:rPr>
   </w:style>
   <w:style w:type="paragraph" w:styleId="ListContinue3">
     <w:name w:val="List Continue 3"/>
@@ -8478,6 +10236,9 @@
       <w:ind w:left="1080"/>
       <w:contextualSpacing/>
     </w:pPr>
+    <w:rPr>
+      <w:noProof/>
+    </w:rPr>
   </w:style>
   <w:style w:type="paragraph" w:styleId="MacroText">
     <w:name w:val="macro"/>
@@ -8500,6 +10261,7 @@
       <w:rFonts w:ascii="Courier" w:hAnsi="Courier"/>
       <w:sz w:val="20"/>
       <w:szCs w:val="20"/>
+      <w:noProof/>
     </w:rPr>
   </w:style>
   <w:style w:type="character" w:customStyle="1" w:styleId="MacroTextChar">
@@ -8526,6 +10288,7 @@
       <w:i/>
       <w:iCs/>
       <w:color w:val="000000" w:themeColor="text1"/>
+      <w:noProof/>
     </w:rPr>
   </w:style>
   <w:style w:type="character" w:customStyle="1" w:styleId="QuoteChar">
@@ -8644,6 +10407,7 @@
       <w:color w:val="4F81BD" w:themeColor="accent1"/>
       <w:sz w:val="18"/>
       <w:szCs w:val="18"/>
+      <w:noProof/>
     </w:rPr>
   </w:style>
   <w:style w:type="character" w:styleId="Strong">
@@ -8689,6 +10453,7 @@
       <w:i/>
       <w:iCs/>
       <w:color w:val="4F81BD" w:themeColor="accent1"/>
+      <w:noProof/>
     </w:rPr>
   </w:style>
   <w:style w:type="character" w:customStyle="1" w:styleId="IntenseQuoteChar">
@@ -8783,6 +10548,9 @@
     <w:pPr>
       <w:outlineLvl w:val="9"/>
     </w:pPr>
+    <w:rPr>
+      <w:noProof/>
+    </w:rPr>
   </w:style>
   <w:style w:type="table" w:styleId="TableGrid">
     <w:name w:val="Table Grid"/>
